--- a/2026506 Capstone Project Strategic Thinking.docx
+++ b/2026506 Capstone Project Strategic Thinking.docx
@@ -937,25 +937,7 @@
                                 <w:sz w:val="24"/>
                                 <w:szCs w:val="20"/>
                               </w:rPr>
-                              <w:t xml:space="preserve">By submitting this assessment, I confirm that I have read the CCT policy on academic misconduct and understand the implications of submitting work that is not my own or does not appropriately reference material </w:t>
-                            </w:r>
-                            <w:proofErr w:type="gramStart"/>
-                            <w:r>
-                              <w:rPr>
-                                <w:color w:val="000000"/>
-                                <w:sz w:val="24"/>
-                                <w:szCs w:val="20"/>
-                              </w:rPr>
-                              <w:t>taken</w:t>
-                            </w:r>
-                            <w:proofErr w:type="gramEnd"/>
-                            <w:r>
-                              <w:rPr>
-                                <w:color w:val="000000"/>
-                                <w:sz w:val="24"/>
-                                <w:szCs w:val="20"/>
-                              </w:rPr>
-                              <w:t xml:space="preserve"> from a third party or other source. </w:t>
+                              <w:t xml:space="preserve">By submitting this assessment, I confirm that I have read the CCT policy on academic misconduct and understand the implications of submitting work that is not my own or does not appropriately reference material taken from a third party or other source. </w:t>
                             </w:r>
                           </w:p>
                           <w:p>
@@ -1048,25 +1030,7 @@
                           <w:sz w:val="24"/>
                           <w:szCs w:val="20"/>
                         </w:rPr>
-                        <w:t xml:space="preserve">By submitting this assessment, I confirm that I have read the CCT policy on academic misconduct and understand the implications of submitting work that is not my own or does not appropriately reference material </w:t>
-                      </w:r>
-                      <w:proofErr w:type="gramStart"/>
-                      <w:r>
-                        <w:rPr>
-                          <w:color w:val="000000"/>
-                          <w:sz w:val="24"/>
-                          <w:szCs w:val="20"/>
-                        </w:rPr>
-                        <w:t>taken</w:t>
-                      </w:r>
-                      <w:proofErr w:type="gramEnd"/>
-                      <w:r>
-                        <w:rPr>
-                          <w:color w:val="000000"/>
-                          <w:sz w:val="24"/>
-                          <w:szCs w:val="20"/>
-                        </w:rPr>
-                        <w:t xml:space="preserve"> from a third party or other source. </w:t>
+                        <w:t xml:space="preserve">By submitting this assessment, I confirm that I have read the CCT policy on academic misconduct and understand the implications of submitting work that is not my own or does not appropriately reference material taken from a third party or other source. </w:t>
                       </w:r>
                     </w:p>
                     <w:p>
@@ -1355,7 +1319,12 @@
     </w:p>
     <w:p>
       <w:r>
-        <w:t>Describe how you plan to carry out the project. Explain the proposed data analytics methods, predictive modelling techniques, technologies and tools, and briefly justify your choices.</w:t>
+        <w:t>Describe how you plan to carry out</w:t>
+      </w:r>
+    </w:p>
+    <w:p>
+      <w:r>
+        <w:t xml:space="preserve"> the project. Explain the proposed data analytics methods, predictive modelling techniques, technologies and tools, and briefly justify your choices.</w:t>
       </w:r>
     </w:p>
     <w:p>
@@ -1493,6 +1462,11 @@
     <w:sdt>
       <w:sdtPr>
         <w:rPr>
+          <w:rFonts w:ascii="Calibri" w:eastAsia="Calibri" w:hAnsi="Calibri" w:cs="Calibri"/>
+          <w:color w:val="auto"/>
+          <w:spacing w:val="0"/>
+          <w:sz w:val="22"/>
+          <w:szCs w:val="22"/>
           <w:lang w:val="es-ES"/>
         </w:rPr>
         <w:id w:val="-1449083010"/>
@@ -1503,13 +1477,8 @@
       </w:sdtPr>
       <w:sdtEndPr>
         <w:rPr>
-          <w:rFonts w:ascii="Calibri" w:eastAsia="Calibri" w:hAnsi="Calibri" w:cs="Calibri"/>
           <w:b/>
           <w:bCs/>
-          <w:color w:val="auto"/>
-          <w:spacing w:val="0"/>
-          <w:sz w:val="22"/>
-          <w:szCs w:val="22"/>
         </w:rPr>
       </w:sdtEndPr>
       <w:sdtContent>
@@ -1999,46 +1968,112 @@
     </w:p>
     <w:p>
       <w:r>
-        <w:t xml:space="preserve">Overall large retail companies often face common business challenges, including overstocking, slow </w:t>
-      </w:r>
-      <w:r>
-        <w:t>moving items</w:t>
-      </w:r>
-      <w:r>
-        <w:t xml:space="preserve"> and </w:t>
-      </w:r>
-      <w:r>
-        <w:t>stockouts</w:t>
-      </w:r>
-      <w:r>
-        <w:t xml:space="preserve">. These issues require different departments to coordinate corrective actions, such as transferring stock between warehouses or locations, placing urgent replenishment orders and managing credit notes associated with excess inventory. Furthermore, these situations may affect revenue and sales performance when products are </w:t>
-      </w:r>
-      <w:r>
-        <w:t>unavailable,</w:t>
-      </w:r>
-      <w:r>
-        <w:t xml:space="preserve"> or replenishment arrives too late to meet customer demand. Managing these </w:t>
-      </w:r>
-      <w:r>
-        <w:t>challenges</w:t>
-      </w:r>
-      <w:r>
-        <w:t xml:space="preserve"> can create significant operational complexity. </w:t>
-      </w:r>
-      <w:r>
-        <w:t>Therefore,</w:t>
-      </w:r>
-      <w:r>
-        <w:t xml:space="preserve"> this project aims to investigate how retail demand </w:t>
-      </w:r>
-      <w:r>
-        <w:t>forecasting</w:t>
-      </w:r>
-      <w:r>
-        <w:t xml:space="preserve"> can be improved through data analytics and predictive modelling to support inventory planning and replenishment decisions.</w:t>
+        <w:t>O</w:t>
+      </w:r>
+      <w:r>
+        <w:t>verall,</w:t>
+      </w:r>
+      <w:r>
+        <w:t xml:space="preserve"> the big retail companies tend to have a crucial similar issue, might be overstock, slow moving items, stockouts, etc. </w:t>
+      </w:r>
+      <w:r>
+        <w:t>Firstly,</w:t>
+      </w:r>
+      <w:r>
+        <w:t xml:space="preserve"> the </w:t>
+      </w:r>
+      <w:r>
+        <w:t>different</w:t>
+      </w:r>
+      <w:r>
+        <w:t xml:space="preserve"> </w:t>
+      </w:r>
+      <w:r>
+        <w:t>departments</w:t>
+      </w:r>
+      <w:r>
+        <w:t xml:space="preserve"> involved needs to implement some actions to solve </w:t>
+      </w:r>
+      <w:r>
+        <w:t>this</w:t>
+      </w:r>
+      <w:r>
+        <w:t xml:space="preserve"> </w:t>
+      </w:r>
+      <w:r>
+        <w:t>issue</w:t>
+      </w:r>
+      <w:r>
+        <w:t xml:space="preserve"> </w:t>
+      </w:r>
+      <w:r>
+        <w:t>because of</w:t>
+      </w:r>
+      <w:r>
+        <w:t xml:space="preserve"> </w:t>
+      </w:r>
+      <w:proofErr w:type="spellStart"/>
+      <w:r>
+        <w:t>out</w:t>
+      </w:r>
+      <w:proofErr w:type="spellEnd"/>
+      <w:r>
+        <w:t xml:space="preserve"> stock</w:t>
+      </w:r>
+      <w:r>
+        <w:t xml:space="preserve"> or overstock</w:t>
+      </w:r>
+      <w:r>
+        <w:t xml:space="preserve"> (planning and replenishment)</w:t>
+      </w:r>
+      <w:r>
+        <w:t xml:space="preserve">. Furthermore the actions to do might be to move items between </w:t>
+      </w:r>
+      <w:r>
+        <w:t>different</w:t>
+      </w:r>
+      <w:r>
+        <w:t xml:space="preserve"> </w:t>
+      </w:r>
+      <w:r>
+        <w:t>back offices</w:t>
+      </w:r>
+      <w:r>
+        <w:t xml:space="preserve"> or warehouses, deal with urgent </w:t>
+      </w:r>
+      <w:r>
+        <w:t>push orders</w:t>
+      </w:r>
+      <w:r>
+        <w:t xml:space="preserve">, deal with credit notes because the overstock of some </w:t>
+      </w:r>
+      <w:proofErr w:type="spellStart"/>
+      <w:r>
+        <w:t>sku</w:t>
+      </w:r>
+      <w:r>
+        <w:t>´</w:t>
+      </w:r>
+      <w:r>
+        <w:t>s</w:t>
+      </w:r>
+      <w:proofErr w:type="spellEnd"/>
+      <w:r>
+        <w:t xml:space="preserve"> and you need to </w:t>
+      </w:r>
+      <w:r>
+        <w:t>return the supplier to get</w:t>
+      </w:r>
+      <w:r>
+        <w:t xml:space="preserve"> new merchandise </w:t>
+      </w:r>
+      <w:r>
+        <w:t xml:space="preserve">but it takes time </w:t>
+      </w:r>
+      <w:r>
+        <w:t>and finally one of the most important thing your income and your forecast sale will be affected, it seems a really complex operation that needs to be improved with urgency, so this project aims to investigate how companies could take better replenishment decisions.</w:t>
       </w:r>
     </w:p>
-    <w:p/>
     <w:p>
       <w:pPr>
         <w:pStyle w:val="Ttulo1"/>
@@ -2078,6 +2113,7 @@
         </w:rPr>
       </w:pPr>
     </w:p>
+    <w:p/>
     <w:p/>
     <w:p/>
     <w:p/>
@@ -4543,6 +4579,27 @@
 </file>
 
 <file path=customXml/item1.xml><?xml version="1.0" encoding="utf-8"?>
+<p:properties xmlns:p="http://schemas.microsoft.com/office/2006/metadata/properties" xmlns:xsi="http://www.w3.org/2001/XMLSchema-instance" xmlns:pc="http://schemas.microsoft.com/office/infopath/2007/PartnerControls">
+  <documentManagement>
+    <_activity xmlns="b16a9495-4dfd-42d3-807b-98cb11f03b43" xsi:nil="true"/>
+  </documentManagement>
+</p:properties>
+</file>
+
+<file path=customXml/item2.xml><?xml version="1.0" encoding="utf-8"?>
+<?mso-contentType ?>
+<FormTemplates xmlns="http://schemas.microsoft.com/sharepoint/v3/contenttype/forms">
+  <Display>DocumentLibraryForm</Display>
+  <Edit>DocumentLibraryForm</Edit>
+  <New>DocumentLibraryForm</New>
+</FormTemplates>
+</file>
+
+<file path=customXml/item3.xml><?xml version="1.0" encoding="utf-8"?>
+<b:Sources xmlns:b="http://schemas.openxmlformats.org/officeDocument/2006/bibliography" xmlns="http://schemas.openxmlformats.org/officeDocument/2006/bibliography" SelectedStyle="\APASixthEditionOfficeOnline.xsl" StyleName="APA" Version="6"/>
+</file>
+
+<file path=customXml/item4.xml><?xml version="1.0" encoding="utf-8"?>
 <ct:contentTypeSchema xmlns:ct="http://schemas.microsoft.com/office/2006/metadata/contentType" xmlns:ma="http://schemas.microsoft.com/office/2006/metadata/properties/metaAttributes" ct:_="" ma:_="" ma:contentTypeName="Document" ma:contentTypeID="0x01010091CA7052A48FB44E8BAE44044031FC77" ma:contentTypeVersion="5" ma:contentTypeDescription="Create a new document." ma:contentTypeScope="" ma:versionID="72110da391d7bf7bbbd9879cda66318c">
   <xsd:schema xmlns:xsd="http://www.w3.org/2001/XMLSchema" xmlns:xs="http://www.w3.org/2001/XMLSchema" xmlns:p="http://schemas.microsoft.com/office/2006/metadata/properties" xmlns:ns3="b16a9495-4dfd-42d3-807b-98cb11f03b43" targetNamespace="http://schemas.microsoft.com/office/2006/metadata/properties" ma:root="true" ma:fieldsID="65d4c4ab10123b5e2192ffab3149626d" ns3:_="">
     <xsd:import namespace="b16a9495-4dfd-42d3-807b-98cb11f03b43"/>
@@ -4692,27 +4749,6 @@
 </ct:contentTypeSchema>
 </file>
 
-<file path=customXml/item2.xml><?xml version="1.0" encoding="utf-8"?>
-<b:Sources xmlns:b="http://schemas.openxmlformats.org/officeDocument/2006/bibliography" xmlns="http://schemas.openxmlformats.org/officeDocument/2006/bibliography" SelectedStyle="\APASixthEditionOfficeOnline.xsl" StyleName="APA" Version="6"/>
-</file>
-
-<file path=customXml/item3.xml><?xml version="1.0" encoding="utf-8"?>
-<?mso-contentType ?>
-<FormTemplates xmlns="http://schemas.microsoft.com/sharepoint/v3/contenttype/forms">
-  <Display>DocumentLibraryForm</Display>
-  <Edit>DocumentLibraryForm</Edit>
-  <New>DocumentLibraryForm</New>
-</FormTemplates>
-</file>
-
-<file path=customXml/item4.xml><?xml version="1.0" encoding="utf-8"?>
-<p:properties xmlns:p="http://schemas.microsoft.com/office/2006/metadata/properties" xmlns:xsi="http://www.w3.org/2001/XMLSchema-instance" xmlns:pc="http://schemas.microsoft.com/office/infopath/2007/PartnerControls">
-  <documentManagement>
-    <_activity xmlns="b16a9495-4dfd-42d3-807b-98cb11f03b43" xsi:nil="true"/>
-  </documentManagement>
-</p:properties>
-</file>
-
 <file path=customXml/item5.xml><?xml version="1.0" encoding="utf-8"?>
 <go:gDocsCustomXmlDataStorage xmlns:go="http://customooxmlschemas.google.com/" xmlns:r="http://schemas.openxmlformats.org/officeDocument/2006/relationships" uri="GoogleDocsCustomDataVersion2">
   <go:docsCustomData xmlns:go="http://customooxmlschemas.google.com/" roundtripDataSignature="AMtx7miehlgh2pzFvkmpnhkVaeODs3Wnuw==">CgMxLjAyCGguZ2pkZ3hzMgloLjMwajB6bGwyCWguMWZvYjl0ZTIJaC4zem55c2g3MgloLjJldDkycDAyDmgua2ZranMzcndsMmMxOAByITF6bEVRVXYyWkdtTjZWemdfYk5uaGpmb0x1c2hhYUo3dw==</go:docsCustomData>
@@ -4720,6 +4756,32 @@
 </file>
 
 <file path=customXml/itemProps1.xml><?xml version="1.0" encoding="utf-8"?>
+<ds:datastoreItem xmlns:ds="http://schemas.openxmlformats.org/officeDocument/2006/customXml" ds:itemID="{D51EB97A-8C7A-4EE1-A3AD-E57FDBFA6BEE}">
+  <ds:schemaRefs>
+    <ds:schemaRef ds:uri="http://schemas.microsoft.com/office/2006/metadata/properties"/>
+    <ds:schemaRef ds:uri="http://schemas.microsoft.com/office/infopath/2007/PartnerControls"/>
+    <ds:schemaRef ds:uri="b16a9495-4dfd-42d3-807b-98cb11f03b43"/>
+  </ds:schemaRefs>
+</ds:datastoreItem>
+</file>
+
+<file path=customXml/itemProps2.xml><?xml version="1.0" encoding="utf-8"?>
+<ds:datastoreItem xmlns:ds="http://schemas.openxmlformats.org/officeDocument/2006/customXml" ds:itemID="{AD64260C-1345-4C21-A804-B9FBE7B91489}">
+  <ds:schemaRefs>
+    <ds:schemaRef ds:uri="http://schemas.microsoft.com/sharepoint/v3/contenttype/forms"/>
+  </ds:schemaRefs>
+</ds:datastoreItem>
+</file>
+
+<file path=customXml/itemProps3.xml><?xml version="1.0" encoding="utf-8"?>
+<ds:datastoreItem xmlns:ds="http://schemas.openxmlformats.org/officeDocument/2006/customXml" ds:itemID="{A5C61161-19E4-4D42-A5DA-EC591AFE0A7D}">
+  <ds:schemaRefs>
+    <ds:schemaRef ds:uri="http://schemas.openxmlformats.org/officeDocument/2006/bibliography"/>
+  </ds:schemaRefs>
+</ds:datastoreItem>
+</file>
+
+<file path=customXml/itemProps4.xml><?xml version="1.0" encoding="utf-8"?>
 <ds:datastoreItem xmlns:ds="http://schemas.openxmlformats.org/officeDocument/2006/customXml" ds:itemID="{1CD39011-2B34-4226-8638-59B13D86301D}">
   <ds:schemaRefs>
     <ds:schemaRef ds:uri="http://schemas.microsoft.com/office/2006/metadata/contentType"/>
@@ -4737,32 +4799,6 @@
 </ds:datastoreItem>
 </file>
 
-<file path=customXml/itemProps2.xml><?xml version="1.0" encoding="utf-8"?>
-<ds:datastoreItem xmlns:ds="http://schemas.openxmlformats.org/officeDocument/2006/customXml" ds:itemID="{A5C61161-19E4-4D42-A5DA-EC591AFE0A7D}">
-  <ds:schemaRefs>
-    <ds:schemaRef ds:uri="http://schemas.openxmlformats.org/officeDocument/2006/bibliography"/>
-  </ds:schemaRefs>
-</ds:datastoreItem>
-</file>
-
-<file path=customXml/itemProps3.xml><?xml version="1.0" encoding="utf-8"?>
-<ds:datastoreItem xmlns:ds="http://schemas.openxmlformats.org/officeDocument/2006/customXml" ds:itemID="{AD64260C-1345-4C21-A804-B9FBE7B91489}">
-  <ds:schemaRefs>
-    <ds:schemaRef ds:uri="http://schemas.microsoft.com/sharepoint/v3/contenttype/forms"/>
-  </ds:schemaRefs>
-</ds:datastoreItem>
-</file>
-
-<file path=customXml/itemProps4.xml><?xml version="1.0" encoding="utf-8"?>
-<ds:datastoreItem xmlns:ds="http://schemas.openxmlformats.org/officeDocument/2006/customXml" ds:itemID="{D51EB97A-8C7A-4EE1-A3AD-E57FDBFA6BEE}">
-  <ds:schemaRefs>
-    <ds:schemaRef ds:uri="http://schemas.microsoft.com/office/2006/metadata/properties"/>
-    <ds:schemaRef ds:uri="http://schemas.microsoft.com/office/infopath/2007/PartnerControls"/>
-    <ds:schemaRef ds:uri="b16a9495-4dfd-42d3-807b-98cb11f03b43"/>
-  </ds:schemaRefs>
-</ds:datastoreItem>
-</file>
-
 <file path=customXml/itemProps5.xml><?xml version="1.0" encoding="utf-8"?>
 <ds:datastoreItem xmlns:ds="http://schemas.openxmlformats.org/officeDocument/2006/customXml" ds:itemID="{11111111-1234-1234-1234-123412341234}">
   <ds:schemaRefs>

--- a/2026506 Capstone Project Strategic Thinking.docx
+++ b/2026506 Capstone Project Strategic Thinking.docx
@@ -607,7 +607,6 @@
                 <w:szCs w:val="28"/>
               </w:rPr>
             </w:pPr>
-            <w:proofErr w:type="spellStart"/>
             <w:r>
               <w:rPr>
                 <w:i/>
@@ -615,17 +614,7 @@
                 <w:sz w:val="28"/>
                 <w:szCs w:val="28"/>
               </w:rPr>
-              <w:t>Taufique</w:t>
-            </w:r>
-            <w:proofErr w:type="spellEnd"/>
-            <w:r>
-              <w:rPr>
-                <w:i/>
-                <w:color w:val="156082"/>
-                <w:sz w:val="28"/>
-                <w:szCs w:val="28"/>
-              </w:rPr>
-              <w:t xml:space="preserve"> Ahmed</w:t>
+              <w:t>Taufique Ahmed</w:t>
             </w:r>
           </w:p>
         </w:tc>
@@ -937,7 +926,23 @@
                                 <w:sz w:val="24"/>
                                 <w:szCs w:val="20"/>
                               </w:rPr>
-                              <w:t xml:space="preserve">By submitting this assessment, I confirm that I have read the CCT policy on academic misconduct and understand the implications of submitting work that is not my own or does not appropriately reference material taken from a third party or other source. </w:t>
+                              <w:t xml:space="preserve">By submitting this assessment, I confirm that I have read the CCT policy on academic misconduct and understand the implications of submitting work that is not my own or does not appropriately reference material </w:t>
+                            </w:r>
+                            <w:r>
+                              <w:rPr>
+                                <w:color w:val="000000"/>
+                                <w:sz w:val="24"/>
+                                <w:szCs w:val="20"/>
+                              </w:rPr>
+                              <w:t>take</w:t>
+                            </w:r>
+                            <w:r>
+                              <w:rPr>
+                                <w:color w:val="000000"/>
+                                <w:sz w:val="24"/>
+                                <w:szCs w:val="20"/>
+                              </w:rPr>
+                              <w:t xml:space="preserve"> from a third party or other source. </w:t>
                             </w:r>
                           </w:p>
                           <w:p>
@@ -1030,7 +1035,23 @@
                           <w:sz w:val="24"/>
                           <w:szCs w:val="20"/>
                         </w:rPr>
-                        <w:t xml:space="preserve">By submitting this assessment, I confirm that I have read the CCT policy on academic misconduct and understand the implications of submitting work that is not my own or does not appropriately reference material taken from a third party or other source. </w:t>
+                        <w:t xml:space="preserve">By submitting this assessment, I confirm that I have read the CCT policy on academic misconduct and understand the implications of submitting work that is not my own or does not appropriately reference material </w:t>
+                      </w:r>
+                      <w:r>
+                        <w:rPr>
+                          <w:color w:val="000000"/>
+                          <w:sz w:val="24"/>
+                          <w:szCs w:val="20"/>
+                        </w:rPr>
+                        <w:t>take</w:t>
+                      </w:r>
+                      <w:r>
+                        <w:rPr>
+                          <w:color w:val="000000"/>
+                          <w:sz w:val="24"/>
+                          <w:szCs w:val="20"/>
+                        </w:rPr>
+                        <w:t xml:space="preserve"> from a third party or other source. </w:t>
                       </w:r>
                     </w:p>
                     <w:p>
@@ -1094,6 +1115,12 @@
           <w:szCs w:val="20"/>
           <w:lang w:val="en-GB"/>
         </w:rPr>
+        <w:sectPr>
+          <w:pgSz w:w="11906" w:h="16838"/>
+          <w:pgMar w:top="1440" w:right="1440" w:bottom="1440" w:left="1440" w:header="708" w:footer="708" w:gutter="0"/>
+          <w:pgNumType w:start="1"/>
+          <w:cols w:space="720"/>
+        </w:sectPr>
       </w:pPr>
       <w:r>
         <w:rPr>
@@ -1132,7 +1159,6 @@
         <w:tab/>
       </w:r>
       <w:hyperlink r:id="rId13" w:history="1">
-        <w:proofErr w:type="spellStart"/>
         <w:r>
           <w:rPr>
             <w:rStyle w:val="Hipervnculo"/>
@@ -1141,290 +1167,10 @@
             <w:szCs w:val="20"/>
             <w:lang w:val="en-GB"/>
           </w:rPr>
-          <w:t>licalexxibarrola</w:t>
-        </w:r>
-        <w:proofErr w:type="spellEnd"/>
-        <w:r>
-          <w:rPr>
-            <w:rStyle w:val="Hipervnculo"/>
-            <w:i/>
-            <w:sz w:val="20"/>
-            <w:szCs w:val="20"/>
-            <w:lang w:val="en-GB"/>
-          </w:rPr>
-          <w:t>-sketch/CA1-Strategic-Thinking</w:t>
+          <w:t>licalexxibarrola-sketch/CA1-Strategic-Thinking</w:t>
         </w:r>
       </w:hyperlink>
     </w:p>
-    <w:p>
-      <w:pPr>
-        <w:rPr>
-          <w:i/>
-          <w:sz w:val="20"/>
-          <w:szCs w:val="20"/>
-          <w:lang w:val="en-GB"/>
-        </w:rPr>
-      </w:pPr>
-    </w:p>
-    <w:p>
-      <w:pPr>
-        <w:tabs>
-          <w:tab w:val="left" w:pos="7272"/>
-        </w:tabs>
-        <w:sectPr>
-          <w:pgSz w:w="11906" w:h="16838"/>
-          <w:pgMar w:top="1440" w:right="1440" w:bottom="1440" w:left="1440" w:header="708" w:footer="708" w:gutter="0"/>
-          <w:pgNumType w:start="1"/>
-          <w:cols w:space="720"/>
-        </w:sectPr>
-      </w:pPr>
-    </w:p>
-    <w:p>
-      <w:pPr>
-        <w:rPr>
-          <w:b/>
-        </w:rPr>
-      </w:pPr>
-      <w:r>
-        <w:rPr>
-          <w:b/>
-        </w:rPr>
-        <w:lastRenderedPageBreak/>
-        <w:t>1. Project Title</w:t>
-      </w:r>
-    </w:p>
-    <w:p>
-      <w:pPr>
-        <w:rPr>
-          <w:lang w:val="en-GB"/>
-        </w:rPr>
-      </w:pPr>
-      <w:r>
-        <w:rPr>
-          <w:lang w:val="en-GB"/>
-        </w:rPr>
-        <w:t>Retail Demand Forecasting f</w:t>
-      </w:r>
-      <w:r>
-        <w:rPr>
-          <w:lang w:val="en-GB"/>
-        </w:rPr>
-        <w:t xml:space="preserve">or Improved Inventory Planning and Replenishment </w:t>
-      </w:r>
-    </w:p>
-    <w:p>
-      <w:pPr>
-        <w:rPr>
-          <w:b/>
-        </w:rPr>
-      </w:pPr>
-      <w:r>
-        <w:rPr>
-          <w:b/>
-        </w:rPr>
-        <w:t>2. Introduction</w:t>
-      </w:r>
-    </w:p>
-    <w:p>
-      <w:r>
-        <w:t>Provide a brief overview of the proposed project. Explain the business context, relevance and significance of the project and why the selected problem is worth investigating.</w:t>
-      </w:r>
-    </w:p>
-    <w:p>
-      <w:pPr>
-        <w:rPr>
-          <w:b/>
-        </w:rPr>
-      </w:pPr>
-      <w:r>
-        <w:rPr>
-          <w:b/>
-        </w:rPr>
-        <w:t>3. Problem Definition</w:t>
-      </w:r>
-    </w:p>
-    <w:p>
-      <w:r>
-        <w:t>Clearly define the business problem or challenge you intend to address. Explain its impact and how data analytics and predictive modelling can contribute towards addressing the problem.</w:t>
-      </w:r>
-    </w:p>
-    <w:p>
-      <w:pPr>
-        <w:rPr>
-          <w:b/>
-        </w:rPr>
-      </w:pPr>
-      <w:r>
-        <w:rPr>
-          <w:b/>
-        </w:rPr>
-        <w:t>4. Aim and Objectives</w:t>
-      </w:r>
-    </w:p>
-    <w:p>
-      <w:r>
-        <w:t xml:space="preserve">State the overall aim of the project and provide </w:t>
-      </w:r>
-      <w:r>
-        <w:rPr>
-          <w:b/>
-          <w:bCs/>
-        </w:rPr>
-        <w:t>3–5 clear and achievable objectives</w:t>
-      </w:r>
-      <w:r>
-        <w:t>. Include an appropriate business objective or hypothesis that will be explored through the project.</w:t>
-      </w:r>
-    </w:p>
-    <w:p>
-      <w:pPr>
-        <w:rPr>
-          <w:b/>
-        </w:rPr>
-      </w:pPr>
-      <w:r>
-        <w:rPr>
-          <w:b/>
-        </w:rPr>
-        <w:t>5. Scope</w:t>
-      </w:r>
-    </w:p>
-    <w:p>
-      <w:r>
-        <w:t xml:space="preserve">Clearly define what will be </w:t>
-      </w:r>
-      <w:r>
-        <w:rPr>
-          <w:b/>
-          <w:bCs/>
-        </w:rPr>
-        <w:t>included and excluded</w:t>
-      </w:r>
-      <w:r>
-        <w:t xml:space="preserve"> from the project. The proposed work should have sufficient scope for investigation and development across two semesters.</w:t>
-      </w:r>
-    </w:p>
-    <w:p>
-      <w:pPr>
-        <w:rPr>
-          <w:b/>
-        </w:rPr>
-      </w:pPr>
-      <w:r>
-        <w:rPr>
-          <w:b/>
-        </w:rPr>
-        <w:t>6. Methodology</w:t>
-      </w:r>
-    </w:p>
-    <w:p>
-      <w:r>
-        <w:t>Describe how you plan to carry out</w:t>
-      </w:r>
-    </w:p>
-    <w:p>
-      <w:r>
-        <w:t xml:space="preserve"> the project. Explain the proposed data analytics methods, predictive modelling techniques, technologies and tools, and briefly justify your choices.</w:t>
-      </w:r>
-    </w:p>
-    <w:p>
-      <w:r>
-        <w:t xml:space="preserve">Include a </w:t>
-      </w:r>
-      <w:r>
-        <w:rPr>
-          <w:b/>
-          <w:bCs/>
-        </w:rPr>
-        <w:t>high-level architectural diagram</w:t>
-      </w:r>
-      <w:r>
-        <w:t xml:space="preserve"> showing the proposed workflow or system architecture and how the main components are connected. Briefly explain the main components and overall workflow.</w:t>
-      </w:r>
-    </w:p>
-    <w:p>
-      <w:pPr>
-        <w:rPr>
-          <w:b/>
-        </w:rPr>
-      </w:pPr>
-      <w:r>
-        <w:rPr>
-          <w:b/>
-        </w:rPr>
-        <w:t>7. Data Sources</w:t>
-      </w:r>
-    </w:p>
-    <w:p>
-      <w:r>
-        <w:t>Identify the dataset(s) or data sources you intend to use. Describe the type and approximate amount of data required, its relevance to the business problem, and evidence of appropriate permission or rights to access and use the data.</w:t>
-      </w:r>
-    </w:p>
-    <w:p>
-      <w:pPr>
-        <w:rPr>
-          <w:b/>
-        </w:rPr>
-      </w:pPr>
-      <w:r>
-        <w:rPr>
-          <w:b/>
-        </w:rPr>
-        <w:t>8. Expected Deliverables</w:t>
-      </w:r>
-    </w:p>
-    <w:p>
-      <w:r>
-        <w:t>Clearly state what you expect to produce by the end of Semester 2, including the expected analytical and predictive modelling outputs and any relevant dashboard, application, system or other project deliverables.</w:t>
-      </w:r>
-    </w:p>
-    <w:p>
-      <w:pPr>
-        <w:rPr>
-          <w:b/>
-        </w:rPr>
-      </w:pPr>
-      <w:r>
-        <w:rPr>
-          <w:b/>
-        </w:rPr>
-        <w:t>9. Project Timeline</w:t>
-      </w:r>
-    </w:p>
-    <w:p>
-      <w:r>
-        <w:t xml:space="preserve">Provide a </w:t>
-      </w:r>
-      <w:r>
-        <w:rPr>
-          <w:b/>
-          <w:bCs/>
-        </w:rPr>
-        <w:t>high-level project timeline diagram (e.g., a Gantt chart)</w:t>
-      </w:r>
-      <w:r>
-        <w:t xml:space="preserve"> covering both semesters. Clearly show the main project phases, key activities, milestones and expected completion periods.</w:t>
-      </w:r>
-    </w:p>
-    <w:p>
-      <w:pPr>
-        <w:rPr>
-          <w:b/>
-        </w:rPr>
-      </w:pPr>
-      <w:r>
-        <w:rPr>
-          <w:b/>
-        </w:rPr>
-        <w:t>10. Ethical and Legal Considerations</w:t>
-      </w:r>
-    </w:p>
-    <w:p>
-      <w:r>
-        <w:t>Identify relevant ethical, privacy, data protection, security and data-use considerations associated with the project. Explain how these will be appropriately addressed, including permissions for accessing and using the selected data.</w:t>
-      </w:r>
-    </w:p>
-    <w:p/>
     <w:p/>
     <w:p>
       <w:pPr>
@@ -1446,7 +1192,6 @@
           <w:lang w:val="es-MX"/>
         </w:rPr>
       </w:pPr>
-      <w:proofErr w:type="spellStart"/>
       <w:r>
         <w:rPr>
           <w:rFonts w:ascii="Play" w:eastAsia="Play" w:hAnsi="Play" w:cs="Play"/>
@@ -1457,7 +1202,6 @@
         </w:rPr>
         <w:t>Contents</w:t>
       </w:r>
-      <w:proofErr w:type="spellEnd"/>
     </w:p>
     <w:sdt>
       <w:sdtPr>
@@ -1493,30 +1237,8 @@
             <w:rPr>
               <w:lang w:val="es-ES"/>
             </w:rPr>
-            <w:t xml:space="preserve">Table </w:t>
+            <w:t>Table of contents</w:t>
           </w:r>
-          <w:proofErr w:type="spellStart"/>
-          <w:r>
-            <w:rPr>
-              <w:lang w:val="es-ES"/>
-            </w:rPr>
-            <w:t>of</w:t>
-          </w:r>
-          <w:proofErr w:type="spellEnd"/>
-          <w:r>
-            <w:rPr>
-              <w:lang w:val="es-ES"/>
-            </w:rPr>
-            <w:t xml:space="preserve"> </w:t>
-          </w:r>
-          <w:proofErr w:type="spellStart"/>
-          <w:r>
-            <w:rPr>
-              <w:lang w:val="es-ES"/>
-            </w:rPr>
-            <w:t>contents</w:t>
-          </w:r>
-          <w:proofErr w:type="spellEnd"/>
         </w:p>
         <w:p>
           <w:pPr>
@@ -1550,13 +1272,13 @@
           <w:r>
             <w:fldChar w:fldCharType="separate"/>
           </w:r>
-          <w:hyperlink w:anchor="_Toc242737998" w:history="1">
+          <w:hyperlink w:anchor="_Toc242912633" w:history="1">
             <w:r>
               <w:rPr>
                 <w:rStyle w:val="Hipervnculo"/>
                 <w:noProof/>
               </w:rPr>
-              <w:t>Introduction</w:t>
+              <w:t>1. Project Title</w:t>
             </w:r>
             <w:r>
               <w:rPr>
@@ -1577,7 +1299,7 @@
                 <w:noProof/>
                 <w:webHidden/>
               </w:rPr>
-              <w:instrText xml:space="preserve"> PAGEREF _Toc242737998 \h </w:instrText>
+              <w:instrText xml:space="preserve"> PAGEREF _Toc242912633 \h </w:instrText>
             </w:r>
             <w:r>
               <w:rPr>
@@ -1624,13 +1346,13 @@
               <w14:ligatures w14:val="standardContextual"/>
             </w:rPr>
           </w:pPr>
-          <w:hyperlink w:anchor="_Toc242737999" w:history="1">
+          <w:hyperlink w:anchor="_Toc242912634" w:history="1">
             <w:r>
               <w:rPr>
                 <w:rStyle w:val="Hipervnculo"/>
                 <w:noProof/>
               </w:rPr>
-              <w:t>Chapter 1</w:t>
+              <w:t>2.Introduction</w:t>
             </w:r>
             <w:r>
               <w:rPr>
@@ -1651,155 +1373,7 @@
                 <w:noProof/>
                 <w:webHidden/>
               </w:rPr>
-              <w:instrText xml:space="preserve"> PAGEREF _Toc242737999 \h </w:instrText>
-            </w:r>
-            <w:r>
-              <w:rPr>
-                <w:noProof/>
-                <w:webHidden/>
-              </w:rPr>
-            </w:r>
-            <w:r>
-              <w:rPr>
-                <w:noProof/>
-                <w:webHidden/>
-              </w:rPr>
-              <w:fldChar w:fldCharType="separate"/>
-            </w:r>
-            <w:r>
-              <w:rPr>
-                <w:noProof/>
-                <w:webHidden/>
-              </w:rPr>
-              <w:t>1</w:t>
-            </w:r>
-            <w:r>
-              <w:rPr>
-                <w:noProof/>
-                <w:webHidden/>
-              </w:rPr>
-              <w:fldChar w:fldCharType="end"/>
-            </w:r>
-          </w:hyperlink>
-        </w:p>
-        <w:p>
-          <w:pPr>
-            <w:pStyle w:val="TDC2"/>
-            <w:tabs>
-              <w:tab w:val="right" w:leader="dot" w:pos="9016"/>
-            </w:tabs>
-            <w:rPr>
-              <w:rFonts w:asciiTheme="minorHAnsi" w:eastAsiaTheme="minorEastAsia" w:hAnsiTheme="minorHAnsi" w:cstheme="minorBidi"/>
-              <w:noProof/>
-              <w:kern w:val="2"/>
-              <w:sz w:val="24"/>
-              <w:szCs w:val="24"/>
-              <w:lang w:val="es-MX" w:eastAsia="es-MX"/>
-              <w14:ligatures w14:val="standardContextual"/>
-            </w:rPr>
-          </w:pPr>
-          <w:hyperlink w:anchor="_Toc242738000" w:history="1">
-            <w:r>
-              <w:rPr>
-                <w:rStyle w:val="Hipervnculo"/>
-                <w:noProof/>
-              </w:rPr>
-              <w:t>Chapter 1.1</w:t>
-            </w:r>
-            <w:r>
-              <w:rPr>
-                <w:noProof/>
-                <w:webHidden/>
-              </w:rPr>
-              <w:tab/>
-            </w:r>
-            <w:r>
-              <w:rPr>
-                <w:noProof/>
-                <w:webHidden/>
-              </w:rPr>
-              <w:fldChar w:fldCharType="begin"/>
-            </w:r>
-            <w:r>
-              <w:rPr>
-                <w:noProof/>
-                <w:webHidden/>
-              </w:rPr>
-              <w:instrText xml:space="preserve"> PAGEREF _Toc242738000 \h </w:instrText>
-            </w:r>
-            <w:r>
-              <w:rPr>
-                <w:noProof/>
-                <w:webHidden/>
-              </w:rPr>
-            </w:r>
-            <w:r>
-              <w:rPr>
-                <w:noProof/>
-                <w:webHidden/>
-              </w:rPr>
-              <w:fldChar w:fldCharType="separate"/>
-            </w:r>
-            <w:r>
-              <w:rPr>
-                <w:noProof/>
-                <w:webHidden/>
-              </w:rPr>
-              <w:t>1</w:t>
-            </w:r>
-            <w:r>
-              <w:rPr>
-                <w:noProof/>
-                <w:webHidden/>
-              </w:rPr>
-              <w:fldChar w:fldCharType="end"/>
-            </w:r>
-          </w:hyperlink>
-        </w:p>
-        <w:p>
-          <w:pPr>
-            <w:pStyle w:val="TDC3"/>
-            <w:tabs>
-              <w:tab w:val="right" w:leader="dot" w:pos="9016"/>
-            </w:tabs>
-            <w:rPr>
-              <w:rFonts w:asciiTheme="minorHAnsi" w:eastAsiaTheme="minorEastAsia" w:hAnsiTheme="minorHAnsi" w:cstheme="minorBidi"/>
-              <w:noProof/>
-              <w:kern w:val="2"/>
-              <w:sz w:val="24"/>
-              <w:szCs w:val="24"/>
-              <w:lang w:val="es-MX" w:eastAsia="es-MX"/>
-              <w14:ligatures w14:val="standardContextual"/>
-            </w:rPr>
-          </w:pPr>
-          <w:hyperlink w:anchor="_Toc242738001" w:history="1">
-            <w:r>
-              <w:rPr>
-                <w:rStyle w:val="Hipervnculo"/>
-                <w:noProof/>
-              </w:rPr>
-              <w:t>Chapter 1.1.1.</w:t>
-            </w:r>
-            <w:r>
-              <w:rPr>
-                <w:noProof/>
-                <w:webHidden/>
-              </w:rPr>
-              <w:tab/>
-            </w:r>
-            <w:r>
-              <w:rPr>
-                <w:noProof/>
-                <w:webHidden/>
-              </w:rPr>
-              <w:fldChar w:fldCharType="begin"/>
-            </w:r>
-            <w:r>
-              <w:rPr>
-                <w:noProof/>
-                <w:webHidden/>
-              </w:rPr>
-              <w:instrText xml:space="preserve"> PAGEREF _Toc242738001 \h </w:instrText>
+              <w:instrText xml:space="preserve"> PAGEREF _Toc242912634 \h </w:instrText>
             </w:r>
             <w:r>
               <w:rPr>
@@ -1846,12 +1420,604 @@
               <w14:ligatures w14:val="standardContextual"/>
             </w:rPr>
           </w:pPr>
-          <w:hyperlink w:anchor="_Toc242738002" w:history="1">
+          <w:hyperlink w:anchor="_Toc242912635" w:history="1">
             <w:r>
               <w:rPr>
                 <w:rStyle w:val="Hipervnculo"/>
                 <w:noProof/>
               </w:rPr>
+              <w:t>3. Problem Definition</w:t>
+            </w:r>
+            <w:r>
+              <w:rPr>
+                <w:noProof/>
+                <w:webHidden/>
+              </w:rPr>
+              <w:tab/>
+            </w:r>
+            <w:r>
+              <w:rPr>
+                <w:noProof/>
+                <w:webHidden/>
+              </w:rPr>
+              <w:fldChar w:fldCharType="begin"/>
+            </w:r>
+            <w:r>
+              <w:rPr>
+                <w:noProof/>
+                <w:webHidden/>
+              </w:rPr>
+              <w:instrText xml:space="preserve"> PAGEREF _Toc242912635 \h </w:instrText>
+            </w:r>
+            <w:r>
+              <w:rPr>
+                <w:noProof/>
+                <w:webHidden/>
+              </w:rPr>
+            </w:r>
+            <w:r>
+              <w:rPr>
+                <w:noProof/>
+                <w:webHidden/>
+              </w:rPr>
+              <w:fldChar w:fldCharType="separate"/>
+            </w:r>
+            <w:r>
+              <w:rPr>
+                <w:noProof/>
+                <w:webHidden/>
+              </w:rPr>
+              <w:t>1</w:t>
+            </w:r>
+            <w:r>
+              <w:rPr>
+                <w:noProof/>
+                <w:webHidden/>
+              </w:rPr>
+              <w:fldChar w:fldCharType="end"/>
+            </w:r>
+          </w:hyperlink>
+        </w:p>
+        <w:p>
+          <w:pPr>
+            <w:pStyle w:val="TDC1"/>
+            <w:tabs>
+              <w:tab w:val="right" w:leader="dot" w:pos="9016"/>
+            </w:tabs>
+            <w:rPr>
+              <w:rFonts w:asciiTheme="minorHAnsi" w:eastAsiaTheme="minorEastAsia" w:hAnsiTheme="minorHAnsi" w:cstheme="minorBidi"/>
+              <w:noProof/>
+              <w:kern w:val="2"/>
+              <w:sz w:val="24"/>
+              <w:szCs w:val="24"/>
+              <w:lang w:val="es-MX" w:eastAsia="es-MX"/>
+              <w14:ligatures w14:val="standardContextual"/>
+            </w:rPr>
+          </w:pPr>
+          <w:hyperlink w:anchor="_Toc242912636" w:history="1">
+            <w:r>
+              <w:rPr>
+                <w:rStyle w:val="Hipervnculo"/>
+                <w:noProof/>
+              </w:rPr>
+              <w:t>4. Aim and Objectives</w:t>
+            </w:r>
+            <w:r>
+              <w:rPr>
+                <w:noProof/>
+                <w:webHidden/>
+              </w:rPr>
+              <w:tab/>
+            </w:r>
+            <w:r>
+              <w:rPr>
+                <w:noProof/>
+                <w:webHidden/>
+              </w:rPr>
+              <w:fldChar w:fldCharType="begin"/>
+            </w:r>
+            <w:r>
+              <w:rPr>
+                <w:noProof/>
+                <w:webHidden/>
+              </w:rPr>
+              <w:instrText xml:space="preserve"> PAGEREF _Toc242912636 \h </w:instrText>
+            </w:r>
+            <w:r>
+              <w:rPr>
+                <w:noProof/>
+                <w:webHidden/>
+              </w:rPr>
+            </w:r>
+            <w:r>
+              <w:rPr>
+                <w:noProof/>
+                <w:webHidden/>
+              </w:rPr>
+              <w:fldChar w:fldCharType="separate"/>
+            </w:r>
+            <w:r>
+              <w:rPr>
+                <w:noProof/>
+                <w:webHidden/>
+              </w:rPr>
+              <w:t>1</w:t>
+            </w:r>
+            <w:r>
+              <w:rPr>
+                <w:noProof/>
+                <w:webHidden/>
+              </w:rPr>
+              <w:fldChar w:fldCharType="end"/>
+            </w:r>
+          </w:hyperlink>
+        </w:p>
+        <w:p>
+          <w:pPr>
+            <w:pStyle w:val="TDC1"/>
+            <w:tabs>
+              <w:tab w:val="right" w:leader="dot" w:pos="9016"/>
+            </w:tabs>
+            <w:rPr>
+              <w:rFonts w:asciiTheme="minorHAnsi" w:eastAsiaTheme="minorEastAsia" w:hAnsiTheme="minorHAnsi" w:cstheme="minorBidi"/>
+              <w:noProof/>
+              <w:kern w:val="2"/>
+              <w:sz w:val="24"/>
+              <w:szCs w:val="24"/>
+              <w:lang w:val="es-MX" w:eastAsia="es-MX"/>
+              <w14:ligatures w14:val="standardContextual"/>
+            </w:rPr>
+          </w:pPr>
+          <w:hyperlink w:anchor="_Toc242912637" w:history="1">
+            <w:r>
+              <w:rPr>
+                <w:rStyle w:val="Hipervnculo"/>
+                <w:noProof/>
+              </w:rPr>
+              <w:t>5. Scope</w:t>
+            </w:r>
+            <w:r>
+              <w:rPr>
+                <w:noProof/>
+                <w:webHidden/>
+              </w:rPr>
+              <w:tab/>
+            </w:r>
+            <w:r>
+              <w:rPr>
+                <w:noProof/>
+                <w:webHidden/>
+              </w:rPr>
+              <w:fldChar w:fldCharType="begin"/>
+            </w:r>
+            <w:r>
+              <w:rPr>
+                <w:noProof/>
+                <w:webHidden/>
+              </w:rPr>
+              <w:instrText xml:space="preserve"> PAGEREF _Toc242912637 \h </w:instrText>
+            </w:r>
+            <w:r>
+              <w:rPr>
+                <w:noProof/>
+                <w:webHidden/>
+              </w:rPr>
+            </w:r>
+            <w:r>
+              <w:rPr>
+                <w:noProof/>
+                <w:webHidden/>
+              </w:rPr>
+              <w:fldChar w:fldCharType="separate"/>
+            </w:r>
+            <w:r>
+              <w:rPr>
+                <w:noProof/>
+                <w:webHidden/>
+              </w:rPr>
+              <w:t>1</w:t>
+            </w:r>
+            <w:r>
+              <w:rPr>
+                <w:noProof/>
+                <w:webHidden/>
+              </w:rPr>
+              <w:fldChar w:fldCharType="end"/>
+            </w:r>
+          </w:hyperlink>
+        </w:p>
+        <w:p>
+          <w:pPr>
+            <w:pStyle w:val="TDC1"/>
+            <w:tabs>
+              <w:tab w:val="right" w:leader="dot" w:pos="9016"/>
+            </w:tabs>
+            <w:rPr>
+              <w:rFonts w:asciiTheme="minorHAnsi" w:eastAsiaTheme="minorEastAsia" w:hAnsiTheme="minorHAnsi" w:cstheme="minorBidi"/>
+              <w:noProof/>
+              <w:kern w:val="2"/>
+              <w:sz w:val="24"/>
+              <w:szCs w:val="24"/>
+              <w:lang w:val="es-MX" w:eastAsia="es-MX"/>
+              <w14:ligatures w14:val="standardContextual"/>
+            </w:rPr>
+          </w:pPr>
+          <w:hyperlink w:anchor="_Toc242912638" w:history="1">
+            <w:r>
+              <w:rPr>
+                <w:rStyle w:val="Hipervnculo"/>
+                <w:noProof/>
+              </w:rPr>
+              <w:t>6. Methodology</w:t>
+            </w:r>
+            <w:r>
+              <w:rPr>
+                <w:noProof/>
+                <w:webHidden/>
+              </w:rPr>
+              <w:tab/>
+            </w:r>
+            <w:r>
+              <w:rPr>
+                <w:noProof/>
+                <w:webHidden/>
+              </w:rPr>
+              <w:fldChar w:fldCharType="begin"/>
+            </w:r>
+            <w:r>
+              <w:rPr>
+                <w:noProof/>
+                <w:webHidden/>
+              </w:rPr>
+              <w:instrText xml:space="preserve"> PAGEREF _Toc242912638 \h </w:instrText>
+            </w:r>
+            <w:r>
+              <w:rPr>
+                <w:noProof/>
+                <w:webHidden/>
+              </w:rPr>
+            </w:r>
+            <w:r>
+              <w:rPr>
+                <w:noProof/>
+                <w:webHidden/>
+              </w:rPr>
+              <w:fldChar w:fldCharType="separate"/>
+            </w:r>
+            <w:r>
+              <w:rPr>
+                <w:noProof/>
+                <w:webHidden/>
+              </w:rPr>
+              <w:t>1</w:t>
+            </w:r>
+            <w:r>
+              <w:rPr>
+                <w:noProof/>
+                <w:webHidden/>
+              </w:rPr>
+              <w:fldChar w:fldCharType="end"/>
+            </w:r>
+          </w:hyperlink>
+        </w:p>
+        <w:p>
+          <w:pPr>
+            <w:pStyle w:val="TDC1"/>
+            <w:tabs>
+              <w:tab w:val="right" w:leader="dot" w:pos="9016"/>
+            </w:tabs>
+            <w:rPr>
+              <w:rFonts w:asciiTheme="minorHAnsi" w:eastAsiaTheme="minorEastAsia" w:hAnsiTheme="minorHAnsi" w:cstheme="minorBidi"/>
+              <w:noProof/>
+              <w:kern w:val="2"/>
+              <w:sz w:val="24"/>
+              <w:szCs w:val="24"/>
+              <w:lang w:val="es-MX" w:eastAsia="es-MX"/>
+              <w14:ligatures w14:val="standardContextual"/>
+            </w:rPr>
+          </w:pPr>
+          <w:hyperlink w:anchor="_Toc242912639" w:history="1">
+            <w:r>
+              <w:rPr>
+                <w:rStyle w:val="Hipervnculo"/>
+                <w:noProof/>
+              </w:rPr>
+              <w:t>7. Data Sources</w:t>
+            </w:r>
+            <w:r>
+              <w:rPr>
+                <w:noProof/>
+                <w:webHidden/>
+              </w:rPr>
+              <w:tab/>
+            </w:r>
+            <w:r>
+              <w:rPr>
+                <w:noProof/>
+                <w:webHidden/>
+              </w:rPr>
+              <w:fldChar w:fldCharType="begin"/>
+            </w:r>
+            <w:r>
+              <w:rPr>
+                <w:noProof/>
+                <w:webHidden/>
+              </w:rPr>
+              <w:instrText xml:space="preserve"> PAGEREF _Toc242912639 \h </w:instrText>
+            </w:r>
+            <w:r>
+              <w:rPr>
+                <w:noProof/>
+                <w:webHidden/>
+              </w:rPr>
+            </w:r>
+            <w:r>
+              <w:rPr>
+                <w:noProof/>
+                <w:webHidden/>
+              </w:rPr>
+              <w:fldChar w:fldCharType="separate"/>
+            </w:r>
+            <w:r>
+              <w:rPr>
+                <w:noProof/>
+                <w:webHidden/>
+              </w:rPr>
+              <w:t>2</w:t>
+            </w:r>
+            <w:r>
+              <w:rPr>
+                <w:noProof/>
+                <w:webHidden/>
+              </w:rPr>
+              <w:fldChar w:fldCharType="end"/>
+            </w:r>
+          </w:hyperlink>
+        </w:p>
+        <w:p>
+          <w:pPr>
+            <w:pStyle w:val="TDC1"/>
+            <w:tabs>
+              <w:tab w:val="right" w:leader="dot" w:pos="9016"/>
+            </w:tabs>
+            <w:rPr>
+              <w:rFonts w:asciiTheme="minorHAnsi" w:eastAsiaTheme="minorEastAsia" w:hAnsiTheme="minorHAnsi" w:cstheme="minorBidi"/>
+              <w:noProof/>
+              <w:kern w:val="2"/>
+              <w:sz w:val="24"/>
+              <w:szCs w:val="24"/>
+              <w:lang w:val="es-MX" w:eastAsia="es-MX"/>
+              <w14:ligatures w14:val="standardContextual"/>
+            </w:rPr>
+          </w:pPr>
+          <w:hyperlink w:anchor="_Toc242912640" w:history="1">
+            <w:r>
+              <w:rPr>
+                <w:rStyle w:val="Hipervnculo"/>
+                <w:noProof/>
+              </w:rPr>
+              <w:t>8. Expected Deliverables</w:t>
+            </w:r>
+            <w:r>
+              <w:rPr>
+                <w:noProof/>
+                <w:webHidden/>
+              </w:rPr>
+              <w:tab/>
+            </w:r>
+            <w:r>
+              <w:rPr>
+                <w:noProof/>
+                <w:webHidden/>
+              </w:rPr>
+              <w:fldChar w:fldCharType="begin"/>
+            </w:r>
+            <w:r>
+              <w:rPr>
+                <w:noProof/>
+                <w:webHidden/>
+              </w:rPr>
+              <w:instrText xml:space="preserve"> PAGEREF _Toc242912640 \h </w:instrText>
+            </w:r>
+            <w:r>
+              <w:rPr>
+                <w:noProof/>
+                <w:webHidden/>
+              </w:rPr>
+            </w:r>
+            <w:r>
+              <w:rPr>
+                <w:noProof/>
+                <w:webHidden/>
+              </w:rPr>
+              <w:fldChar w:fldCharType="separate"/>
+            </w:r>
+            <w:r>
+              <w:rPr>
+                <w:noProof/>
+                <w:webHidden/>
+              </w:rPr>
+              <w:t>2</w:t>
+            </w:r>
+            <w:r>
+              <w:rPr>
+                <w:noProof/>
+                <w:webHidden/>
+              </w:rPr>
+              <w:fldChar w:fldCharType="end"/>
+            </w:r>
+          </w:hyperlink>
+        </w:p>
+        <w:p>
+          <w:pPr>
+            <w:pStyle w:val="TDC1"/>
+            <w:tabs>
+              <w:tab w:val="right" w:leader="dot" w:pos="9016"/>
+            </w:tabs>
+            <w:rPr>
+              <w:rFonts w:asciiTheme="minorHAnsi" w:eastAsiaTheme="minorEastAsia" w:hAnsiTheme="minorHAnsi" w:cstheme="minorBidi"/>
+              <w:noProof/>
+              <w:kern w:val="2"/>
+              <w:sz w:val="24"/>
+              <w:szCs w:val="24"/>
+              <w:lang w:val="es-MX" w:eastAsia="es-MX"/>
+              <w14:ligatures w14:val="standardContextual"/>
+            </w:rPr>
+          </w:pPr>
+          <w:hyperlink w:anchor="_Toc242912641" w:history="1">
+            <w:r>
+              <w:rPr>
+                <w:rStyle w:val="Hipervnculo"/>
+                <w:noProof/>
+              </w:rPr>
+              <w:t>9. Project Timeline</w:t>
+            </w:r>
+            <w:r>
+              <w:rPr>
+                <w:noProof/>
+                <w:webHidden/>
+              </w:rPr>
+              <w:tab/>
+            </w:r>
+            <w:r>
+              <w:rPr>
+                <w:noProof/>
+                <w:webHidden/>
+              </w:rPr>
+              <w:fldChar w:fldCharType="begin"/>
+            </w:r>
+            <w:r>
+              <w:rPr>
+                <w:noProof/>
+                <w:webHidden/>
+              </w:rPr>
+              <w:instrText xml:space="preserve"> PAGEREF _Toc242912641 \h </w:instrText>
+            </w:r>
+            <w:r>
+              <w:rPr>
+                <w:noProof/>
+                <w:webHidden/>
+              </w:rPr>
+            </w:r>
+            <w:r>
+              <w:rPr>
+                <w:noProof/>
+                <w:webHidden/>
+              </w:rPr>
+              <w:fldChar w:fldCharType="separate"/>
+            </w:r>
+            <w:r>
+              <w:rPr>
+                <w:noProof/>
+                <w:webHidden/>
+              </w:rPr>
+              <w:t>2</w:t>
+            </w:r>
+            <w:r>
+              <w:rPr>
+                <w:noProof/>
+                <w:webHidden/>
+              </w:rPr>
+              <w:fldChar w:fldCharType="end"/>
+            </w:r>
+          </w:hyperlink>
+        </w:p>
+        <w:p>
+          <w:pPr>
+            <w:pStyle w:val="TDC1"/>
+            <w:tabs>
+              <w:tab w:val="right" w:leader="dot" w:pos="9016"/>
+            </w:tabs>
+            <w:rPr>
+              <w:rFonts w:asciiTheme="minorHAnsi" w:eastAsiaTheme="minorEastAsia" w:hAnsiTheme="minorHAnsi" w:cstheme="minorBidi"/>
+              <w:noProof/>
+              <w:kern w:val="2"/>
+              <w:sz w:val="24"/>
+              <w:szCs w:val="24"/>
+              <w:lang w:val="es-MX" w:eastAsia="es-MX"/>
+              <w14:ligatures w14:val="standardContextual"/>
+            </w:rPr>
+          </w:pPr>
+          <w:hyperlink w:anchor="_Toc242912642" w:history="1">
+            <w:r>
+              <w:rPr>
+                <w:rStyle w:val="Hipervnculo"/>
+                <w:noProof/>
+              </w:rPr>
+              <w:t>10. Ethical and Legal Considerations</w:t>
+            </w:r>
+            <w:r>
+              <w:rPr>
+                <w:noProof/>
+                <w:webHidden/>
+              </w:rPr>
+              <w:tab/>
+            </w:r>
+            <w:r>
+              <w:rPr>
+                <w:noProof/>
+                <w:webHidden/>
+              </w:rPr>
+              <w:fldChar w:fldCharType="begin"/>
+            </w:r>
+            <w:r>
+              <w:rPr>
+                <w:noProof/>
+                <w:webHidden/>
+              </w:rPr>
+              <w:instrText xml:space="preserve"> PAGEREF _Toc242912642 \h </w:instrText>
+            </w:r>
+            <w:r>
+              <w:rPr>
+                <w:noProof/>
+                <w:webHidden/>
+              </w:rPr>
+            </w:r>
+            <w:r>
+              <w:rPr>
+                <w:noProof/>
+                <w:webHidden/>
+              </w:rPr>
+              <w:fldChar w:fldCharType="separate"/>
+            </w:r>
+            <w:r>
+              <w:rPr>
+                <w:noProof/>
+                <w:webHidden/>
+              </w:rPr>
+              <w:t>2</w:t>
+            </w:r>
+            <w:r>
+              <w:rPr>
+                <w:noProof/>
+                <w:webHidden/>
+              </w:rPr>
+              <w:fldChar w:fldCharType="end"/>
+            </w:r>
+          </w:hyperlink>
+        </w:p>
+        <w:p>
+          <w:pPr>
+            <w:pStyle w:val="TDC1"/>
+            <w:tabs>
+              <w:tab w:val="right" w:leader="dot" w:pos="9016"/>
+            </w:tabs>
+            <w:rPr>
+              <w:rFonts w:asciiTheme="minorHAnsi" w:eastAsiaTheme="minorEastAsia" w:hAnsiTheme="minorHAnsi" w:cstheme="minorBidi"/>
+              <w:noProof/>
+              <w:kern w:val="2"/>
+              <w:sz w:val="24"/>
+              <w:szCs w:val="24"/>
+              <w:lang w:val="es-MX" w:eastAsia="es-MX"/>
+              <w14:ligatures w14:val="standardContextual"/>
+            </w:rPr>
+          </w:pPr>
+          <w:hyperlink w:anchor="_Toc242912643" w:history="1">
+            <w:r>
+              <w:rPr>
+                <w:rStyle w:val="Hipervnculo"/>
+                <w:noProof/>
+              </w:rPr>
               <w:t>References</w:t>
             </w:r>
             <w:r>
@@ -1873,7 +2039,7 @@
                 <w:noProof/>
                 <w:webHidden/>
               </w:rPr>
-              <w:instrText xml:space="preserve"> PAGEREF _Toc242738002 \h </w:instrText>
+              <w:instrText xml:space="preserve"> PAGEREF _Toc242912643 \h </w:instrText>
             </w:r>
             <w:r>
               <w:rPr>
@@ -1893,7 +2059,7 @@
                 <w:noProof/>
                 <w:webHidden/>
               </w:rPr>
-              <w:t>2</w:t>
+              <w:t>3</w:t>
             </w:r>
             <w:r>
               <w:rPr>
@@ -1939,171 +2105,613 @@
       <w:pPr>
         <w:pStyle w:val="Ttulo1"/>
       </w:pPr>
-      <w:bookmarkStart w:id="0" w:name="_Toc242737998"/>
+      <w:bookmarkStart w:id="0" w:name="_Toc242912633"/>
       <w:r>
         <w:lastRenderedPageBreak/>
+        <w:t>1. Project Title</w:t>
+      </w:r>
+      <w:bookmarkEnd w:id="0"/>
+    </w:p>
+    <w:p>
+      <w:pPr>
+        <w:rPr>
+          <w:lang w:val="en-GB"/>
+        </w:rPr>
+      </w:pPr>
+      <w:r>
+        <w:rPr>
+          <w:lang w:val="en-GB"/>
+        </w:rPr>
+        <w:t>Retail Demand Forecasting f</w:t>
+      </w:r>
+      <w:r>
+        <w:rPr>
+          <w:lang w:val="en-GB"/>
+        </w:rPr>
+        <w:t xml:space="preserve">or Improved Inventory Planning and Replenishment </w:t>
+      </w:r>
+    </w:p>
+    <w:p>
+      <w:pPr>
+        <w:pStyle w:val="Ttulo1"/>
+      </w:pPr>
+      <w:bookmarkStart w:id="1" w:name="_Toc242912634"/>
+      <w:r>
+        <w:t>2.</w:t>
+      </w:r>
+      <w:r>
         <w:t>Introduction</w:t>
       </w:r>
-      <w:bookmarkEnd w:id="0"/>
+      <w:bookmarkEnd w:id="1"/>
     </w:p>
     <w:p/>
     <w:p>
-      <w:pPr>
-        <w:rPr>
-          <w:lang w:val="en-GB"/>
-        </w:rPr>
-      </w:pPr>
-      <w:r>
-        <w:rPr>
-          <w:lang w:val="en-GB"/>
-        </w:rPr>
-        <w:t>Retail Demand Forecasting f</w:t>
-      </w:r>
-      <w:r>
-        <w:rPr>
-          <w:lang w:val="en-GB"/>
-        </w:rPr>
-        <w:t xml:space="preserve">or Improved Inventory Planning and Replenishment </w:t>
+      <w:r>
+        <w:t>O</w:t>
+      </w:r>
+      <w:r>
+        <w:t>verall,</w:t>
+      </w:r>
+      <w:r>
+        <w:t xml:space="preserve"> the big retail companies tend to have a crucial similar issue, might be overstock, slow moving items, stockouts, etc. </w:t>
+      </w:r>
+      <w:r>
+        <w:t>Firstly,</w:t>
+      </w:r>
+      <w:r>
+        <w:t xml:space="preserve"> the </w:t>
+      </w:r>
+      <w:r>
+        <w:t>different</w:t>
+      </w:r>
+      <w:r>
+        <w:t xml:space="preserve"> </w:t>
+      </w:r>
+      <w:r>
+        <w:t>departments</w:t>
+      </w:r>
+      <w:r>
+        <w:t xml:space="preserve"> involved needs to implement some actions to solve </w:t>
+      </w:r>
+      <w:r>
+        <w:t>this</w:t>
+      </w:r>
+      <w:r>
+        <w:t xml:space="preserve"> </w:t>
+      </w:r>
+      <w:r>
+        <w:t>issue</w:t>
+      </w:r>
+      <w:r>
+        <w:t xml:space="preserve"> </w:t>
+      </w:r>
+      <w:r>
+        <w:t>because of</w:t>
+      </w:r>
+      <w:r>
+        <w:t xml:space="preserve"> </w:t>
+      </w:r>
+      <w:r>
+        <w:t>out stock</w:t>
+      </w:r>
+      <w:r>
+        <w:t xml:space="preserve"> or overstock</w:t>
+      </w:r>
+      <w:r>
+        <w:t xml:space="preserve"> </w:t>
+      </w:r>
+      <w:r>
+        <w:t xml:space="preserve">in other words </w:t>
+      </w:r>
+      <w:r>
+        <w:t>planning and replenishment</w:t>
+      </w:r>
+      <w:r>
+        <w:t xml:space="preserve">. Furthermore the actions to do might be to move items between </w:t>
+      </w:r>
+      <w:r>
+        <w:t>different</w:t>
+      </w:r>
+      <w:r>
+        <w:t xml:space="preserve"> </w:t>
+      </w:r>
+      <w:r>
+        <w:t>back offices</w:t>
+      </w:r>
+      <w:r>
+        <w:t xml:space="preserve"> or warehouses, deal with urgent </w:t>
+      </w:r>
+      <w:r>
+        <w:t>push orders</w:t>
+      </w:r>
+      <w:r>
+        <w:t xml:space="preserve">, deal with </w:t>
+      </w:r>
+      <w:r>
+        <w:t xml:space="preserve">suppliers to request for </w:t>
+      </w:r>
+      <w:r>
+        <w:t xml:space="preserve">credit notes </w:t>
+      </w:r>
+      <w:r>
+        <w:t>and</w:t>
+      </w:r>
+      <w:r>
+        <w:t xml:space="preserve"> get</w:t>
+      </w:r>
+      <w:r>
+        <w:t xml:space="preserve"> new merchandise </w:t>
+      </w:r>
+      <w:r>
+        <w:t xml:space="preserve">but it takes time </w:t>
+      </w:r>
+      <w:r>
+        <w:t>and finally one of the most important thing your income and your forecast sale will be affected, it seems a really complex operation that needs to be improved with urgency, so this project aims to investigate how companies could take better replenishment decisions.</w:t>
       </w:r>
     </w:p>
     <w:p>
-      <w:r>
-        <w:t>O</w:t>
-      </w:r>
-      <w:r>
-        <w:t>verall,</w:t>
-      </w:r>
-      <w:r>
-        <w:t xml:space="preserve"> the big retail companies tend to have a crucial similar issue, might be overstock, slow moving items, stockouts, etc. </w:t>
-      </w:r>
-      <w:r>
-        <w:t>Firstly,</w:t>
-      </w:r>
-      <w:r>
-        <w:t xml:space="preserve"> the </w:t>
-      </w:r>
-      <w:r>
-        <w:t>different</w:t>
-      </w:r>
-      <w:r>
+      <w:pPr>
+        <w:pStyle w:val="Ttulo1"/>
+      </w:pPr>
+      <w:bookmarkStart w:id="2" w:name="_Toc242912635"/>
+      <w:r>
+        <w:t>3. Problem Definition</w:t>
+      </w:r>
+      <w:bookmarkEnd w:id="2"/>
+    </w:p>
+    <w:p/>
+    <w:p>
+      <w:pPr>
+        <w:pStyle w:val="Ttulo1"/>
+        <w:rPr>
+          <w:rFonts w:eastAsia="Calibri" w:cs="Calibri"/>
+          <w:color w:val="auto"/>
+          <w:spacing w:val="0"/>
+          <w:kern w:val="0"/>
+          <w:sz w:val="22"/>
+          <w:szCs w:val="22"/>
+        </w:rPr>
+      </w:pPr>
+      <w:bookmarkStart w:id="3" w:name="_Toc242912636"/>
+      <w:r>
+        <w:rPr>
+          <w:rFonts w:eastAsia="Calibri" w:cs="Calibri"/>
+          <w:color w:val="auto"/>
+          <w:spacing w:val="0"/>
+          <w:kern w:val="0"/>
+          <w:sz w:val="22"/>
+          <w:szCs w:val="22"/>
+        </w:rPr>
+        <w:t>The business problem is that</w:t>
+      </w:r>
+      <w:r>
+        <w:rPr>
+          <w:rFonts w:eastAsia="Calibri" w:cs="Calibri"/>
+          <w:color w:val="auto"/>
+          <w:spacing w:val="0"/>
+          <w:kern w:val="0"/>
+          <w:sz w:val="22"/>
+          <w:szCs w:val="22"/>
+        </w:rPr>
+        <w:t xml:space="preserve"> exists uncertainty regarding future product demand. </w:t>
+      </w:r>
+      <w:r>
+        <w:rPr>
+          <w:rFonts w:eastAsia="Calibri" w:cs="Calibri"/>
+          <w:color w:val="auto"/>
+          <w:spacing w:val="0"/>
+          <w:kern w:val="0"/>
+          <w:sz w:val="22"/>
+          <w:szCs w:val="22"/>
+        </w:rPr>
+        <w:t>Therefore u</w:t>
+      </w:r>
+      <w:r>
+        <w:rPr>
+          <w:rFonts w:eastAsia="Calibri" w:cs="Calibri"/>
+          <w:color w:val="auto"/>
+          <w:spacing w:val="0"/>
+          <w:kern w:val="0"/>
+          <w:sz w:val="22"/>
+          <w:szCs w:val="22"/>
+        </w:rPr>
+        <w:t xml:space="preserve">nderestimation may result in </w:t>
+      </w:r>
+      <w:r>
+        <w:rPr>
+          <w:rFonts w:eastAsia="Calibri" w:cs="Calibri"/>
+          <w:color w:val="auto"/>
+          <w:spacing w:val="0"/>
+          <w:kern w:val="0"/>
+          <w:sz w:val="22"/>
+          <w:szCs w:val="22"/>
+        </w:rPr>
+        <w:t>out stock</w:t>
+      </w:r>
+      <w:r>
+        <w:rPr>
+          <w:rFonts w:eastAsia="Calibri" w:cs="Calibri"/>
+          <w:color w:val="auto"/>
+          <w:spacing w:val="0"/>
+          <w:kern w:val="0"/>
+          <w:sz w:val="22"/>
+          <w:szCs w:val="22"/>
+        </w:rPr>
+        <w:t xml:space="preserve">, while overestimation </w:t>
+      </w:r>
+      <w:r>
+        <w:rPr>
+          <w:rFonts w:eastAsia="Calibri" w:cs="Calibri"/>
+          <w:color w:val="auto"/>
+          <w:spacing w:val="0"/>
+          <w:kern w:val="0"/>
+          <w:sz w:val="22"/>
+          <w:szCs w:val="22"/>
+        </w:rPr>
+        <w:t>may result in overstock</w:t>
+      </w:r>
+      <w:r>
+        <w:rPr>
+          <w:rFonts w:eastAsia="Calibri" w:cs="Calibri"/>
+          <w:color w:val="auto"/>
+          <w:spacing w:val="0"/>
+          <w:kern w:val="0"/>
+          <w:sz w:val="22"/>
+          <w:szCs w:val="22"/>
+        </w:rPr>
+        <w:t>.</w:t>
+      </w:r>
+      <w:r>
+        <w:rPr>
+          <w:rFonts w:eastAsia="Calibri" w:cs="Calibri"/>
+          <w:color w:val="auto"/>
+          <w:spacing w:val="0"/>
+          <w:kern w:val="0"/>
+          <w:sz w:val="22"/>
+          <w:szCs w:val="22"/>
+        </w:rPr>
+        <w:t xml:space="preserve"> So the b</w:t>
+      </w:r>
+      <w:r>
+        <w:rPr>
+          <w:rFonts w:eastAsia="Calibri" w:cs="Calibri"/>
+          <w:color w:val="auto"/>
+          <w:spacing w:val="0"/>
+          <w:kern w:val="0"/>
+          <w:sz w:val="22"/>
+          <w:szCs w:val="22"/>
+        </w:rPr>
+        <w:t xml:space="preserve">usiness question: How well can past transactions predict weekly </w:t>
+      </w:r>
+      <w:r>
+        <w:rPr>
+          <w:rFonts w:eastAsia="Calibri" w:cs="Calibri"/>
+          <w:color w:val="auto"/>
+          <w:spacing w:val="0"/>
+          <w:kern w:val="0"/>
+          <w:sz w:val="22"/>
+          <w:szCs w:val="22"/>
+        </w:rPr>
+        <w:t xml:space="preserve">or monthly </w:t>
+      </w:r>
+      <w:r>
+        <w:rPr>
+          <w:rFonts w:eastAsia="Calibri" w:cs="Calibri"/>
+          <w:color w:val="auto"/>
+          <w:spacing w:val="0"/>
+          <w:kern w:val="0"/>
+          <w:sz w:val="22"/>
+          <w:szCs w:val="22"/>
+        </w:rPr>
+        <w:t>product</w:t>
+      </w:r>
+      <w:r>
+        <w:rPr>
+          <w:rFonts w:eastAsia="Calibri" w:cs="Calibri"/>
+          <w:color w:val="auto"/>
+          <w:spacing w:val="0"/>
+          <w:kern w:val="0"/>
+          <w:sz w:val="22"/>
+          <w:szCs w:val="22"/>
+        </w:rPr>
         <w:t xml:space="preserve"> </w:t>
       </w:r>
       <w:r>
-        <w:t>departments</w:t>
-      </w:r>
-      <w:r>
-        <w:t xml:space="preserve"> involved needs to implement some actions to solve </w:t>
-      </w:r>
-      <w:r>
-        <w:t>this</w:t>
-      </w:r>
-      <w:r>
-        <w:t xml:space="preserve"> </w:t>
-      </w:r>
-      <w:r>
-        <w:t>issue</w:t>
-      </w:r>
-      <w:r>
-        <w:t xml:space="preserve"> </w:t>
-      </w:r>
-      <w:r>
-        <w:t>because of</w:t>
-      </w:r>
-      <w:r>
-        <w:t xml:space="preserve"> </w:t>
-      </w:r>
-      <w:proofErr w:type="spellStart"/>
-      <w:r>
-        <w:t>out</w:t>
-      </w:r>
-      <w:proofErr w:type="spellEnd"/>
-      <w:r>
-        <w:t xml:space="preserve"> stock</w:t>
-      </w:r>
-      <w:r>
-        <w:t xml:space="preserve"> or overstock</w:t>
-      </w:r>
-      <w:r>
-        <w:t xml:space="preserve"> (planning and replenishment)</w:t>
-      </w:r>
-      <w:r>
-        <w:t xml:space="preserve">. Furthermore the actions to do might be to move items between </w:t>
-      </w:r>
-      <w:r>
-        <w:t>different</w:t>
-      </w:r>
-      <w:r>
-        <w:t xml:space="preserve"> </w:t>
-      </w:r>
-      <w:r>
-        <w:t>back offices</w:t>
-      </w:r>
-      <w:r>
-        <w:t xml:space="preserve"> or warehouses, deal with urgent </w:t>
-      </w:r>
-      <w:r>
-        <w:t>push orders</w:t>
-      </w:r>
-      <w:r>
-        <w:t xml:space="preserve">, deal with credit notes because the overstock of some </w:t>
-      </w:r>
-      <w:proofErr w:type="spellStart"/>
-      <w:r>
-        <w:t>sku</w:t>
-      </w:r>
-      <w:r>
-        <w:t>´</w:t>
-      </w:r>
-      <w:r>
-        <w:t>s</w:t>
-      </w:r>
-      <w:proofErr w:type="spellEnd"/>
-      <w:r>
-        <w:t xml:space="preserve"> and you need to </w:t>
-      </w:r>
-      <w:r>
-        <w:t>return the supplier to get</w:t>
-      </w:r>
-      <w:r>
-        <w:t xml:space="preserve"> new merchandise </w:t>
-      </w:r>
-      <w:r>
-        <w:t xml:space="preserve">but it takes time </w:t>
-      </w:r>
-      <w:r>
-        <w:t>and finally one of the most important thing your income and your forecast sale will be affected, it seems a really complex operation that needs to be improved with urgency, so this project aims to investigate how companies could take better replenishment decisions.</w:t>
+        <w:rPr>
+          <w:rFonts w:eastAsia="Calibri" w:cs="Calibri"/>
+          <w:color w:val="auto"/>
+          <w:spacing w:val="0"/>
+          <w:kern w:val="0"/>
+          <w:sz w:val="22"/>
+          <w:szCs w:val="22"/>
+        </w:rPr>
+        <w:t>level sales quantity, and how can those be used to plan inventories?</w:t>
       </w:r>
     </w:p>
     <w:p>
       <w:pPr>
         <w:pStyle w:val="Ttulo1"/>
-        <w:spacing w:before="0"/>
-      </w:pPr>
-      <w:bookmarkStart w:id="1" w:name="_Toc242737999"/>
-      <w:r>
-        <w:t>Chapter 1</w:t>
-      </w:r>
-      <w:bookmarkEnd w:id="1"/>
+        <w:rPr>
+          <w:rFonts w:eastAsia="Calibri" w:cs="Calibri"/>
+          <w:color w:val="auto"/>
+          <w:spacing w:val="0"/>
+          <w:kern w:val="0"/>
+          <w:sz w:val="22"/>
+          <w:szCs w:val="22"/>
+        </w:rPr>
+      </w:pPr>
+      <w:r>
+        <w:rPr>
+          <w:rFonts w:eastAsia="Calibri" w:cs="Calibri"/>
+          <w:color w:val="auto"/>
+          <w:spacing w:val="0"/>
+          <w:kern w:val="0"/>
+          <w:sz w:val="22"/>
+          <w:szCs w:val="22"/>
+        </w:rPr>
+        <w:t xml:space="preserve">The </w:t>
+      </w:r>
+      <w:r>
+        <w:rPr>
+          <w:rFonts w:eastAsia="Calibri" w:cs="Calibri"/>
+          <w:color w:val="auto"/>
+          <w:spacing w:val="0"/>
+          <w:kern w:val="0"/>
+          <w:sz w:val="22"/>
+          <w:szCs w:val="22"/>
+        </w:rPr>
+        <w:t>dataset</w:t>
+      </w:r>
+      <w:r>
+        <w:rPr>
+          <w:rFonts w:eastAsia="Calibri" w:cs="Calibri"/>
+          <w:color w:val="auto"/>
+          <w:spacing w:val="0"/>
+          <w:kern w:val="0"/>
+          <w:sz w:val="22"/>
+          <w:szCs w:val="22"/>
+        </w:rPr>
+        <w:t xml:space="preserve"> has products code, quantity sold, date and price data, but does not include stock on hand, lead time from suppliers, purchase orders, stock-out duration or re-ordering cost data. The</w:t>
+      </w:r>
+      <w:r>
+        <w:rPr>
+          <w:rFonts w:eastAsia="Calibri" w:cs="Calibri"/>
+          <w:color w:val="auto"/>
+          <w:spacing w:val="0"/>
+          <w:kern w:val="0"/>
+          <w:sz w:val="22"/>
+          <w:szCs w:val="22"/>
+        </w:rPr>
+        <w:t>refore the</w:t>
+      </w:r>
+      <w:r>
+        <w:rPr>
+          <w:rFonts w:eastAsia="Calibri" w:cs="Calibri"/>
+          <w:color w:val="auto"/>
+          <w:spacing w:val="0"/>
+          <w:kern w:val="0"/>
+          <w:sz w:val="22"/>
+          <w:szCs w:val="22"/>
+        </w:rPr>
+        <w:t xml:space="preserve"> project will attempt to forecast sales quantity as a </w:t>
+      </w:r>
+      <w:r>
+        <w:rPr>
+          <w:rFonts w:eastAsia="Calibri" w:cs="Calibri"/>
+          <w:color w:val="auto"/>
+          <w:spacing w:val="0"/>
+          <w:kern w:val="0"/>
+          <w:sz w:val="22"/>
+          <w:szCs w:val="22"/>
+        </w:rPr>
+        <w:t>indicator</w:t>
+      </w:r>
+      <w:r>
+        <w:rPr>
+          <w:rFonts w:eastAsia="Calibri" w:cs="Calibri"/>
+          <w:color w:val="auto"/>
+          <w:spacing w:val="0"/>
+          <w:kern w:val="0"/>
+          <w:sz w:val="22"/>
+          <w:szCs w:val="22"/>
+        </w:rPr>
+        <w:t xml:space="preserve"> for demand.</w:t>
+      </w:r>
     </w:p>
     <w:p>
       <w:pPr>
-        <w:pStyle w:val="Ttulo2"/>
-      </w:pPr>
-      <w:bookmarkStart w:id="2" w:name="_Toc242738000"/>
-      <w:r>
-        <w:t>Chapter 1.1</w:t>
-      </w:r>
-      <w:bookmarkEnd w:id="2"/>
+        <w:pStyle w:val="Ttulo1"/>
+        <w:rPr>
+          <w:rFonts w:eastAsia="Calibri" w:cs="Calibri"/>
+          <w:color w:val="auto"/>
+          <w:spacing w:val="0"/>
+          <w:kern w:val="0"/>
+          <w:sz w:val="22"/>
+          <w:szCs w:val="22"/>
+        </w:rPr>
+      </w:pPr>
     </w:p>
     <w:p>
       <w:pPr>
-        <w:pStyle w:val="Ttulo3"/>
-      </w:pPr>
-      <w:bookmarkStart w:id="3" w:name="_Toc242738001"/>
-      <w:r>
-        <w:t>Chapter 1.1.1.</w:t>
+        <w:pStyle w:val="Ttulo1"/>
+      </w:pPr>
+      <w:r>
+        <w:t>4. Aim and Objectives</w:t>
       </w:r>
       <w:bookmarkEnd w:id="3"/>
+    </w:p>
+    <w:p>
+      <w:r>
+        <w:t xml:space="preserve">State the overall aim of the project and provide </w:t>
+      </w:r>
+      <w:r>
+        <w:rPr>
+          <w:b/>
+          <w:bCs/>
+        </w:rPr>
+        <w:t>3–5 clear and achievable objectives</w:t>
+      </w:r>
+      <w:r>
+        <w:t>. Include an appropriate business objective or hypothesis that will be explored through the project.</w:t>
+      </w:r>
+    </w:p>
+    <w:p>
+      <w:pPr>
+        <w:pStyle w:val="Ttulo1"/>
+      </w:pPr>
+      <w:bookmarkStart w:id="4" w:name="_Toc242912637"/>
+      <w:r>
+        <w:t>5. Scope</w:t>
+      </w:r>
+      <w:bookmarkEnd w:id="4"/>
+    </w:p>
+    <w:p>
+      <w:r>
+        <w:t xml:space="preserve">Clearly define what will be </w:t>
+      </w:r>
+      <w:r>
+        <w:rPr>
+          <w:b/>
+          <w:bCs/>
+        </w:rPr>
+        <w:t>included and excluded</w:t>
+      </w:r>
+      <w:r>
+        <w:t xml:space="preserve"> from the project. The proposed work should have sufficient scope for investigation and development across two semesters.</w:t>
+      </w:r>
+    </w:p>
+    <w:p>
+      <w:pPr>
+        <w:pStyle w:val="Ttulo1"/>
+      </w:pPr>
+      <w:bookmarkStart w:id="5" w:name="_Toc242912638"/>
+      <w:r>
+        <w:t>6. Methodology</w:t>
+      </w:r>
+      <w:bookmarkEnd w:id="5"/>
+    </w:p>
+    <w:p>
+      <w:r>
+        <w:t>Describe how you plan to carry out</w:t>
+      </w:r>
+    </w:p>
+    <w:p>
+      <w:r>
+        <w:t xml:space="preserve"> the project. Explain the proposed data analytics methods, predictive modelling techniques, technologies and tools, and briefly justify your choices.</w:t>
+      </w:r>
+    </w:p>
+    <w:p>
+      <w:r>
+        <w:lastRenderedPageBreak/>
+        <w:t xml:space="preserve">Include a </w:t>
+      </w:r>
+      <w:r>
+        <w:rPr>
+          <w:b/>
+          <w:bCs/>
+        </w:rPr>
+        <w:t>high-level architectural diagram</w:t>
+      </w:r>
+      <w:r>
+        <w:t xml:space="preserve"> showing the proposed workflow or system architecture and how the main components are connected. Briefly explain the main components and overall workflow.</w:t>
+      </w:r>
+    </w:p>
+    <w:p>
+      <w:pPr>
+        <w:rPr>
+          <w:b/>
+        </w:rPr>
+      </w:pPr>
+    </w:p>
+    <w:p>
+      <w:pPr>
+        <w:rPr>
+          <w:b/>
+        </w:rPr>
+      </w:pPr>
+    </w:p>
+    <w:p>
+      <w:pPr>
+        <w:rPr>
+          <w:b/>
+        </w:rPr>
+      </w:pPr>
+    </w:p>
+    <w:p>
+      <w:pPr>
+        <w:pStyle w:val="Ttulo1"/>
+      </w:pPr>
+      <w:bookmarkStart w:id="6" w:name="_Toc242912639"/>
+      <w:r>
+        <w:t>7. Data Sources</w:t>
+      </w:r>
+      <w:bookmarkEnd w:id="6"/>
+    </w:p>
+    <w:p>
+      <w:r>
+        <w:t>Identify the dataset(s) or data sources you intend to use. Describe the type and approximate amount of data required, its relevance to the business problem, and evidence of appropriate permission or rights to access and use the data.</w:t>
+      </w:r>
+    </w:p>
+    <w:p>
+      <w:pPr>
+        <w:pStyle w:val="Ttulo1"/>
+      </w:pPr>
+      <w:bookmarkStart w:id="7" w:name="_Toc242912640"/>
+      <w:r>
+        <w:t>8. Expected Deliverables</w:t>
+      </w:r>
+      <w:bookmarkEnd w:id="7"/>
+    </w:p>
+    <w:p>
+      <w:r>
+        <w:t>Clearly state what you expect to produce by the end of Semester 2, including the expected analytical and predictive modelling outputs and any relevant dashboard, application, system or other project deliverables.</w:t>
+      </w:r>
+    </w:p>
+    <w:p>
+      <w:pPr>
+        <w:pStyle w:val="Ttulo1"/>
+      </w:pPr>
+      <w:bookmarkStart w:id="8" w:name="_Toc242912641"/>
+      <w:r>
+        <w:t>9. Project Timeline</w:t>
+      </w:r>
+      <w:bookmarkEnd w:id="8"/>
+    </w:p>
+    <w:p>
+      <w:r>
+        <w:t xml:space="preserve">Provide a </w:t>
+      </w:r>
+      <w:r>
+        <w:rPr>
+          <w:b/>
+          <w:bCs/>
+        </w:rPr>
+        <w:t>high-level project timeline diagram (e.g., a Gantt chart)</w:t>
+      </w:r>
+      <w:r>
+        <w:t xml:space="preserve"> covering both semesters. Clearly show the main project phases, key activities, milestones and expected completion periods.</w:t>
+      </w:r>
+    </w:p>
+    <w:p>
+      <w:pPr>
+        <w:pStyle w:val="Ttulo1"/>
+      </w:pPr>
+      <w:bookmarkStart w:id="9" w:name="_Toc242912642"/>
+      <w:r>
+        <w:t>10. Ethical and Legal Considerations</w:t>
+      </w:r>
+      <w:bookmarkEnd w:id="9"/>
+    </w:p>
+    <w:p>
+      <w:r>
+        <w:t>Identify relevant ethical, privacy, data protection, security and data-use considerations associated with the project. Explain how these will be appropriately addressed, including permissions for accessing and using the selected data.</w:t>
+      </w:r>
+    </w:p>
+    <w:p>
+      <w:pPr>
+        <w:pStyle w:val="Ttulo1"/>
+        <w:spacing w:before="0"/>
+      </w:pPr>
     </w:p>
     <w:p/>
     <w:p>
@@ -2131,12 +2739,11 @@
       <w:pPr>
         <w:pStyle w:val="Ttulo1"/>
       </w:pPr>
-      <w:bookmarkStart w:id="4" w:name="_Toc242738002"/>
-      <w:r>
-        <w:lastRenderedPageBreak/>
+      <w:bookmarkStart w:id="10" w:name="_Toc242912643"/>
+      <w:r>
         <w:t>References</w:t>
       </w:r>
-      <w:bookmarkEnd w:id="4"/>
+      <w:bookmarkEnd w:id="10"/>
     </w:p>
     <w:p/>
     <w:p>
@@ -2169,8 +2776,8 @@
     <w:p/>
     <w:p/>
     <w:p>
-      <w:bookmarkStart w:id="5" w:name="_heading=h.kfkjs3rwl2c1" w:colFirst="0" w:colLast="0"/>
-      <w:bookmarkEnd w:id="5"/>
+      <w:bookmarkStart w:id="11" w:name="_heading=h.kfkjs3rwl2c1" w:colFirst="0" w:colLast="0"/>
+      <w:bookmarkEnd w:id="11"/>
     </w:p>
     <w:sectPr>
       <w:footerReference w:type="default" r:id="rId15"/>
@@ -4579,27 +5186,6 @@
 </file>
 
 <file path=customXml/item1.xml><?xml version="1.0" encoding="utf-8"?>
-<p:properties xmlns:p="http://schemas.microsoft.com/office/2006/metadata/properties" xmlns:xsi="http://www.w3.org/2001/XMLSchema-instance" xmlns:pc="http://schemas.microsoft.com/office/infopath/2007/PartnerControls">
-  <documentManagement>
-    <_activity xmlns="b16a9495-4dfd-42d3-807b-98cb11f03b43" xsi:nil="true"/>
-  </documentManagement>
-</p:properties>
-</file>
-
-<file path=customXml/item2.xml><?xml version="1.0" encoding="utf-8"?>
-<?mso-contentType ?>
-<FormTemplates xmlns="http://schemas.microsoft.com/sharepoint/v3/contenttype/forms">
-  <Display>DocumentLibraryForm</Display>
-  <Edit>DocumentLibraryForm</Edit>
-  <New>DocumentLibraryForm</New>
-</FormTemplates>
-</file>
-
-<file path=customXml/item3.xml><?xml version="1.0" encoding="utf-8"?>
-<b:Sources xmlns:b="http://schemas.openxmlformats.org/officeDocument/2006/bibliography" xmlns="http://schemas.openxmlformats.org/officeDocument/2006/bibliography" SelectedStyle="\APASixthEditionOfficeOnline.xsl" StyleName="APA" Version="6"/>
-</file>
-
-<file path=customXml/item4.xml><?xml version="1.0" encoding="utf-8"?>
 <ct:contentTypeSchema xmlns:ct="http://schemas.microsoft.com/office/2006/metadata/contentType" xmlns:ma="http://schemas.microsoft.com/office/2006/metadata/properties/metaAttributes" ct:_="" ma:_="" ma:contentTypeName="Document" ma:contentTypeID="0x01010091CA7052A48FB44E8BAE44044031FC77" ma:contentTypeVersion="5" ma:contentTypeDescription="Create a new document." ma:contentTypeScope="" ma:versionID="72110da391d7bf7bbbd9879cda66318c">
   <xsd:schema xmlns:xsd="http://www.w3.org/2001/XMLSchema" xmlns:xs="http://www.w3.org/2001/XMLSchema" xmlns:p="http://schemas.microsoft.com/office/2006/metadata/properties" xmlns:ns3="b16a9495-4dfd-42d3-807b-98cb11f03b43" targetNamespace="http://schemas.microsoft.com/office/2006/metadata/properties" ma:root="true" ma:fieldsID="65d4c4ab10123b5e2192ffab3149626d" ns3:_="">
     <xsd:import namespace="b16a9495-4dfd-42d3-807b-98cb11f03b43"/>
@@ -4749,6 +5335,27 @@
 </ct:contentTypeSchema>
 </file>
 
+<file path=customXml/item2.xml><?xml version="1.0" encoding="utf-8"?>
+<b:Sources xmlns:b="http://schemas.openxmlformats.org/officeDocument/2006/bibliography" xmlns="http://schemas.openxmlformats.org/officeDocument/2006/bibliography" SelectedStyle="\APASixthEditionOfficeOnline.xsl" StyleName="APA" Version="6"/>
+</file>
+
+<file path=customXml/item3.xml><?xml version="1.0" encoding="utf-8"?>
+<?mso-contentType ?>
+<FormTemplates xmlns="http://schemas.microsoft.com/sharepoint/v3/contenttype/forms">
+  <Display>DocumentLibraryForm</Display>
+  <Edit>DocumentLibraryForm</Edit>
+  <New>DocumentLibraryForm</New>
+</FormTemplates>
+</file>
+
+<file path=customXml/item4.xml><?xml version="1.0" encoding="utf-8"?>
+<p:properties xmlns:p="http://schemas.microsoft.com/office/2006/metadata/properties" xmlns:xsi="http://www.w3.org/2001/XMLSchema-instance" xmlns:pc="http://schemas.microsoft.com/office/infopath/2007/PartnerControls">
+  <documentManagement>
+    <_activity xmlns="b16a9495-4dfd-42d3-807b-98cb11f03b43" xsi:nil="true"/>
+  </documentManagement>
+</p:properties>
+</file>
+
 <file path=customXml/item5.xml><?xml version="1.0" encoding="utf-8"?>
 <go:gDocsCustomXmlDataStorage xmlns:go="http://customooxmlschemas.google.com/" xmlns:r="http://schemas.openxmlformats.org/officeDocument/2006/relationships" uri="GoogleDocsCustomDataVersion2">
   <go:docsCustomData xmlns:go="http://customooxmlschemas.google.com/" roundtripDataSignature="AMtx7miehlgh2pzFvkmpnhkVaeODs3Wnuw==">CgMxLjAyCGguZ2pkZ3hzMgloLjMwajB6bGwyCWguMWZvYjl0ZTIJaC4zem55c2g3MgloLjJldDkycDAyDmgua2ZranMzcndsMmMxOAByITF6bEVRVXYyWkdtTjZWemdfYk5uaGpmb0x1c2hhYUo3dw==</go:docsCustomData>
@@ -4756,32 +5363,6 @@
 </file>
 
 <file path=customXml/itemProps1.xml><?xml version="1.0" encoding="utf-8"?>
-<ds:datastoreItem xmlns:ds="http://schemas.openxmlformats.org/officeDocument/2006/customXml" ds:itemID="{D51EB97A-8C7A-4EE1-A3AD-E57FDBFA6BEE}">
-  <ds:schemaRefs>
-    <ds:schemaRef ds:uri="http://schemas.microsoft.com/office/2006/metadata/properties"/>
-    <ds:schemaRef ds:uri="http://schemas.microsoft.com/office/infopath/2007/PartnerControls"/>
-    <ds:schemaRef ds:uri="b16a9495-4dfd-42d3-807b-98cb11f03b43"/>
-  </ds:schemaRefs>
-</ds:datastoreItem>
-</file>
-
-<file path=customXml/itemProps2.xml><?xml version="1.0" encoding="utf-8"?>
-<ds:datastoreItem xmlns:ds="http://schemas.openxmlformats.org/officeDocument/2006/customXml" ds:itemID="{AD64260C-1345-4C21-A804-B9FBE7B91489}">
-  <ds:schemaRefs>
-    <ds:schemaRef ds:uri="http://schemas.microsoft.com/sharepoint/v3/contenttype/forms"/>
-  </ds:schemaRefs>
-</ds:datastoreItem>
-</file>
-
-<file path=customXml/itemProps3.xml><?xml version="1.0" encoding="utf-8"?>
-<ds:datastoreItem xmlns:ds="http://schemas.openxmlformats.org/officeDocument/2006/customXml" ds:itemID="{A5C61161-19E4-4D42-A5DA-EC591AFE0A7D}">
-  <ds:schemaRefs>
-    <ds:schemaRef ds:uri="http://schemas.openxmlformats.org/officeDocument/2006/bibliography"/>
-  </ds:schemaRefs>
-</ds:datastoreItem>
-</file>
-
-<file path=customXml/itemProps4.xml><?xml version="1.0" encoding="utf-8"?>
 <ds:datastoreItem xmlns:ds="http://schemas.openxmlformats.org/officeDocument/2006/customXml" ds:itemID="{1CD39011-2B34-4226-8638-59B13D86301D}">
   <ds:schemaRefs>
     <ds:schemaRef ds:uri="http://schemas.microsoft.com/office/2006/metadata/contentType"/>
@@ -4799,6 +5380,32 @@
 </ds:datastoreItem>
 </file>
 
+<file path=customXml/itemProps2.xml><?xml version="1.0" encoding="utf-8"?>
+<ds:datastoreItem xmlns:ds="http://schemas.openxmlformats.org/officeDocument/2006/customXml" ds:itemID="{A5C61161-19E4-4D42-A5DA-EC591AFE0A7D}">
+  <ds:schemaRefs>
+    <ds:schemaRef ds:uri="http://schemas.openxmlformats.org/officeDocument/2006/bibliography"/>
+  </ds:schemaRefs>
+</ds:datastoreItem>
+</file>
+
+<file path=customXml/itemProps3.xml><?xml version="1.0" encoding="utf-8"?>
+<ds:datastoreItem xmlns:ds="http://schemas.openxmlformats.org/officeDocument/2006/customXml" ds:itemID="{AD64260C-1345-4C21-A804-B9FBE7B91489}">
+  <ds:schemaRefs>
+    <ds:schemaRef ds:uri="http://schemas.microsoft.com/sharepoint/v3/contenttype/forms"/>
+  </ds:schemaRefs>
+</ds:datastoreItem>
+</file>
+
+<file path=customXml/itemProps4.xml><?xml version="1.0" encoding="utf-8"?>
+<ds:datastoreItem xmlns:ds="http://schemas.openxmlformats.org/officeDocument/2006/customXml" ds:itemID="{D51EB97A-8C7A-4EE1-A3AD-E57FDBFA6BEE}">
+  <ds:schemaRefs>
+    <ds:schemaRef ds:uri="http://schemas.microsoft.com/office/2006/metadata/properties"/>
+    <ds:schemaRef ds:uri="http://schemas.microsoft.com/office/infopath/2007/PartnerControls"/>
+    <ds:schemaRef ds:uri="b16a9495-4dfd-42d3-807b-98cb11f03b43"/>
+  </ds:schemaRefs>
+</ds:datastoreItem>
+</file>
+
 <file path=customXml/itemProps5.xml><?xml version="1.0" encoding="utf-8"?>
 <ds:datastoreItem xmlns:ds="http://schemas.openxmlformats.org/officeDocument/2006/customXml" ds:itemID="{11111111-1234-1234-1234-123412341234}">
   <ds:schemaRefs>

--- a/2026506 Capstone Project Strategic Thinking.docx
+++ b/2026506 Capstone Project Strategic Thinking.docx
@@ -1251,6 +1251,7 @@
           <w:pPr>
             <w:pStyle w:val="TDC1"/>
             <w:tabs>
+              <w:tab w:val="left" w:pos="440"/>
               <w:tab w:val="right" w:leader="dot" w:pos="9016"/>
             </w:tabs>
             <w:rPr>
@@ -1272,23 +1273,42 @@
           <w:r>
             <w:fldChar w:fldCharType="separate"/>
           </w:r>
-          <w:hyperlink w:anchor="_Toc242912633" w:history="1">
+          <w:hyperlink w:anchor="_Toc243603353" w:history="1">
             <w:r>
               <w:rPr>
                 <w:rStyle w:val="Hipervnculo"/>
                 <w:noProof/>
               </w:rPr>
-              <w:t>1. Project Title</w:t>
-            </w:r>
-            <w:r>
-              <w:rPr>
-                <w:noProof/>
-                <w:webHidden/>
+              <w:t>1.</w:t>
+            </w:r>
+            <w:r>
+              <w:rPr>
+                <w:rFonts w:asciiTheme="minorHAnsi" w:eastAsiaTheme="minorEastAsia" w:hAnsiTheme="minorHAnsi" w:cstheme="minorBidi"/>
+                <w:noProof/>
+                <w:kern w:val="2"/>
+                <w:sz w:val="24"/>
+                <w:szCs w:val="24"/>
+                <w:lang w:val="es-MX" w:eastAsia="es-MX"/>
+                <w14:ligatures w14:val="standardContextual"/>
               </w:rPr>
               <w:tab/>
             </w:r>
             <w:r>
               <w:rPr>
+                <w:rStyle w:val="Hipervnculo"/>
+                <w:noProof/>
+              </w:rPr>
+              <w:t>Project Title</w:t>
+            </w:r>
+            <w:r>
+              <w:rPr>
+                <w:noProof/>
+                <w:webHidden/>
+              </w:rPr>
+              <w:tab/>
+            </w:r>
+            <w:r>
+              <w:rPr>
                 <w:noProof/>
                 <w:webHidden/>
               </w:rPr>
@@ -1299,7 +1319,7 @@
                 <w:noProof/>
                 <w:webHidden/>
               </w:rPr>
-              <w:instrText xml:space="preserve"> PAGEREF _Toc242912633 \h </w:instrText>
+              <w:instrText xml:space="preserve"> PAGEREF _Toc243603353 \h </w:instrText>
             </w:r>
             <w:r>
               <w:rPr>
@@ -1346,7 +1366,7 @@
               <w14:ligatures w14:val="standardContextual"/>
             </w:rPr>
           </w:pPr>
-          <w:hyperlink w:anchor="_Toc242912634" w:history="1">
+          <w:hyperlink w:anchor="_Toc243603354" w:history="1">
             <w:r>
               <w:rPr>
                 <w:rStyle w:val="Hipervnculo"/>
@@ -1373,7 +1393,7 @@
                 <w:noProof/>
                 <w:webHidden/>
               </w:rPr>
-              <w:instrText xml:space="preserve"> PAGEREF _Toc242912634 \h </w:instrText>
+              <w:instrText xml:space="preserve"> PAGEREF _Toc243603354 \h </w:instrText>
             </w:r>
             <w:r>
               <w:rPr>
@@ -1420,7 +1440,7 @@
               <w14:ligatures w14:val="standardContextual"/>
             </w:rPr>
           </w:pPr>
-          <w:hyperlink w:anchor="_Toc242912635" w:history="1">
+          <w:hyperlink w:anchor="_Toc243603355" w:history="1">
             <w:r>
               <w:rPr>
                 <w:rStyle w:val="Hipervnculo"/>
@@ -1447,7 +1467,7 @@
                 <w:noProof/>
                 <w:webHidden/>
               </w:rPr>
-              <w:instrText xml:space="preserve"> PAGEREF _Toc242912635 \h </w:instrText>
+              <w:instrText xml:space="preserve"> PAGEREF _Toc243603355 \h </w:instrText>
             </w:r>
             <w:r>
               <w:rPr>
@@ -1494,7 +1514,7 @@
               <w14:ligatures w14:val="standardContextual"/>
             </w:rPr>
           </w:pPr>
-          <w:hyperlink w:anchor="_Toc242912636" w:history="1">
+          <w:hyperlink w:anchor="_Toc243603356" w:history="1">
             <w:r>
               <w:rPr>
                 <w:rStyle w:val="Hipervnculo"/>
@@ -1521,7 +1541,7 @@
                 <w:noProof/>
                 <w:webHidden/>
               </w:rPr>
-              <w:instrText xml:space="preserve"> PAGEREF _Toc242912636 \h </w:instrText>
+              <w:instrText xml:space="preserve"> PAGEREF _Toc243603356 \h </w:instrText>
             </w:r>
             <w:r>
               <w:rPr>
@@ -1568,7 +1588,7 @@
               <w14:ligatures w14:val="standardContextual"/>
             </w:rPr>
           </w:pPr>
-          <w:hyperlink w:anchor="_Toc242912637" w:history="1">
+          <w:hyperlink w:anchor="_Toc243603357" w:history="1">
             <w:r>
               <w:rPr>
                 <w:rStyle w:val="Hipervnculo"/>
@@ -1595,7 +1615,7 @@
                 <w:noProof/>
                 <w:webHidden/>
               </w:rPr>
-              <w:instrText xml:space="preserve"> PAGEREF _Toc242912637 \h </w:instrText>
+              <w:instrText xml:space="preserve"> PAGEREF _Toc243603357 \h </w:instrText>
             </w:r>
             <w:r>
               <w:rPr>
@@ -1615,7 +1635,7 @@
                 <w:noProof/>
                 <w:webHidden/>
               </w:rPr>
-              <w:t>1</w:t>
+              <w:t>2</w:t>
             </w:r>
             <w:r>
               <w:rPr>
@@ -1642,7 +1662,7 @@
               <w14:ligatures w14:val="standardContextual"/>
             </w:rPr>
           </w:pPr>
-          <w:hyperlink w:anchor="_Toc242912638" w:history="1">
+          <w:hyperlink w:anchor="_Toc243603358" w:history="1">
             <w:r>
               <w:rPr>
                 <w:rStyle w:val="Hipervnculo"/>
@@ -1669,7 +1689,7 @@
                 <w:noProof/>
                 <w:webHidden/>
               </w:rPr>
-              <w:instrText xml:space="preserve"> PAGEREF _Toc242912638 \h </w:instrText>
+              <w:instrText xml:space="preserve"> PAGEREF _Toc243603358 \h </w:instrText>
             </w:r>
             <w:r>
               <w:rPr>
@@ -1689,7 +1709,81 @@
                 <w:noProof/>
                 <w:webHidden/>
               </w:rPr>
-              <w:t>1</w:t>
+              <w:t>2</w:t>
+            </w:r>
+            <w:r>
+              <w:rPr>
+                <w:noProof/>
+                <w:webHidden/>
+              </w:rPr>
+              <w:fldChar w:fldCharType="end"/>
+            </w:r>
+          </w:hyperlink>
+        </w:p>
+        <w:p>
+          <w:pPr>
+            <w:pStyle w:val="TDC2"/>
+            <w:tabs>
+              <w:tab w:val="right" w:leader="dot" w:pos="9016"/>
+            </w:tabs>
+            <w:rPr>
+              <w:rFonts w:asciiTheme="minorHAnsi" w:eastAsiaTheme="minorEastAsia" w:hAnsiTheme="minorHAnsi" w:cstheme="minorBidi"/>
+              <w:noProof/>
+              <w:kern w:val="2"/>
+              <w:sz w:val="24"/>
+              <w:szCs w:val="24"/>
+              <w:lang w:val="es-MX" w:eastAsia="es-MX"/>
+              <w14:ligatures w14:val="standardContextual"/>
+            </w:rPr>
+          </w:pPr>
+          <w:hyperlink w:anchor="_Toc243603359" w:history="1">
+            <w:r>
+              <w:rPr>
+                <w:rStyle w:val="Hipervnculo"/>
+                <w:noProof/>
+              </w:rPr>
+              <w:t>Figure 1  Diagram of the CRISP-DM process</w:t>
+            </w:r>
+            <w:r>
+              <w:rPr>
+                <w:noProof/>
+                <w:webHidden/>
+              </w:rPr>
+              <w:tab/>
+            </w:r>
+            <w:r>
+              <w:rPr>
+                <w:noProof/>
+                <w:webHidden/>
+              </w:rPr>
+              <w:fldChar w:fldCharType="begin"/>
+            </w:r>
+            <w:r>
+              <w:rPr>
+                <w:noProof/>
+                <w:webHidden/>
+              </w:rPr>
+              <w:instrText xml:space="preserve"> PAGEREF _Toc243603359 \h </w:instrText>
+            </w:r>
+            <w:r>
+              <w:rPr>
+                <w:noProof/>
+                <w:webHidden/>
+              </w:rPr>
+            </w:r>
+            <w:r>
+              <w:rPr>
+                <w:noProof/>
+                <w:webHidden/>
+              </w:rPr>
+              <w:fldChar w:fldCharType="separate"/>
+            </w:r>
+            <w:r>
+              <w:rPr>
+                <w:noProof/>
+                <w:webHidden/>
+              </w:rPr>
+              <w:t>2</w:t>
             </w:r>
             <w:r>
               <w:rPr>
@@ -1716,7 +1810,7 @@
               <w14:ligatures w14:val="standardContextual"/>
             </w:rPr>
           </w:pPr>
-          <w:hyperlink w:anchor="_Toc242912639" w:history="1">
+          <w:hyperlink w:anchor="_Toc243603360" w:history="1">
             <w:r>
               <w:rPr>
                 <w:rStyle w:val="Hipervnculo"/>
@@ -1743,7 +1837,7 @@
                 <w:noProof/>
                 <w:webHidden/>
               </w:rPr>
-              <w:instrText xml:space="preserve"> PAGEREF _Toc242912639 \h </w:instrText>
+              <w:instrText xml:space="preserve"> PAGEREF _Toc243603360 \h </w:instrText>
             </w:r>
             <w:r>
               <w:rPr>
@@ -1763,7 +1857,7 @@
                 <w:noProof/>
                 <w:webHidden/>
               </w:rPr>
-              <w:t>2</w:t>
+              <w:t>3</w:t>
             </w:r>
             <w:r>
               <w:rPr>
@@ -1790,7 +1884,7 @@
               <w14:ligatures w14:val="standardContextual"/>
             </w:rPr>
           </w:pPr>
-          <w:hyperlink w:anchor="_Toc242912640" w:history="1">
+          <w:hyperlink w:anchor="_Toc243603361" w:history="1">
             <w:r>
               <w:rPr>
                 <w:rStyle w:val="Hipervnculo"/>
@@ -1817,7 +1911,7 @@
                 <w:noProof/>
                 <w:webHidden/>
               </w:rPr>
-              <w:instrText xml:space="preserve"> PAGEREF _Toc242912640 \h </w:instrText>
+              <w:instrText xml:space="preserve"> PAGEREF _Toc243603361 \h </w:instrText>
             </w:r>
             <w:r>
               <w:rPr>
@@ -1837,7 +1931,7 @@
                 <w:noProof/>
                 <w:webHidden/>
               </w:rPr>
-              <w:t>2</w:t>
+              <w:t>3</w:t>
             </w:r>
             <w:r>
               <w:rPr>
@@ -1864,7 +1958,7 @@
               <w14:ligatures w14:val="standardContextual"/>
             </w:rPr>
           </w:pPr>
-          <w:hyperlink w:anchor="_Toc242912641" w:history="1">
+          <w:hyperlink w:anchor="_Toc243603362" w:history="1">
             <w:r>
               <w:rPr>
                 <w:rStyle w:val="Hipervnculo"/>
@@ -1891,7 +1985,7 @@
                 <w:noProof/>
                 <w:webHidden/>
               </w:rPr>
-              <w:instrText xml:space="preserve"> PAGEREF _Toc242912641 \h </w:instrText>
+              <w:instrText xml:space="preserve"> PAGEREF _Toc243603362 \h </w:instrText>
             </w:r>
             <w:r>
               <w:rPr>
@@ -1911,7 +2005,7 @@
                 <w:noProof/>
                 <w:webHidden/>
               </w:rPr>
-              <w:t>2</w:t>
+              <w:t>3</w:t>
             </w:r>
             <w:r>
               <w:rPr>
@@ -1938,7 +2032,7 @@
               <w14:ligatures w14:val="standardContextual"/>
             </w:rPr>
           </w:pPr>
-          <w:hyperlink w:anchor="_Toc242912642" w:history="1">
+          <w:hyperlink w:anchor="_Toc243603363" w:history="1">
             <w:r>
               <w:rPr>
                 <w:rStyle w:val="Hipervnculo"/>
@@ -1965,7 +2059,7 @@
                 <w:noProof/>
                 <w:webHidden/>
               </w:rPr>
-              <w:instrText xml:space="preserve"> PAGEREF _Toc242912642 \h </w:instrText>
+              <w:instrText xml:space="preserve"> PAGEREF _Toc243603363 \h </w:instrText>
             </w:r>
             <w:r>
               <w:rPr>
@@ -1985,7 +2079,7 @@
                 <w:noProof/>
                 <w:webHidden/>
               </w:rPr>
-              <w:t>2</w:t>
+              <w:t>3</w:t>
             </w:r>
             <w:r>
               <w:rPr>
@@ -2012,7 +2106,7 @@
               <w14:ligatures w14:val="standardContextual"/>
             </w:rPr>
           </w:pPr>
-          <w:hyperlink w:anchor="_Toc242912643" w:history="1">
+          <w:hyperlink w:anchor="_Toc243603364" w:history="1">
             <w:r>
               <w:rPr>
                 <w:rStyle w:val="Hipervnculo"/>
@@ -2039,7 +2133,7 @@
                 <w:noProof/>
                 <w:webHidden/>
               </w:rPr>
-              <w:instrText xml:space="preserve"> PAGEREF _Toc242912643 \h </w:instrText>
+              <w:instrText xml:space="preserve"> PAGEREF _Toc243603364 \h </w:instrText>
             </w:r>
             <w:r>
               <w:rPr>
@@ -2059,7 +2153,7 @@
                 <w:noProof/>
                 <w:webHidden/>
               </w:rPr>
-              <w:t>3</w:t>
+              <w:t>4</w:t>
             </w:r>
             <w:r>
               <w:rPr>
@@ -2104,16 +2198,22 @@
     <w:p>
       <w:pPr>
         <w:pStyle w:val="Ttulo1"/>
-      </w:pPr>
-      <w:bookmarkStart w:id="0" w:name="_Toc242912633"/>
+        <w:numPr>
+          <w:ilvl w:val="0"/>
+          <w:numId w:val="7"/>
+        </w:numPr>
+      </w:pPr>
+      <w:bookmarkStart w:id="0" w:name="_Toc243603353"/>
       <w:r>
         <w:lastRenderedPageBreak/>
-        <w:t>1. Project Title</w:t>
+        <w:t>Project Title</w:t>
       </w:r>
       <w:bookmarkEnd w:id="0"/>
     </w:p>
-    <w:p>
-      <w:pPr>
+    <w:p/>
+    <w:p>
+      <w:pPr>
+        <w:jc w:val="both"/>
         <w:rPr>
           <w:lang w:val="en-GB"/>
         </w:rPr>
@@ -2135,7 +2235,7 @@
       <w:pPr>
         <w:pStyle w:val="Ttulo1"/>
       </w:pPr>
-      <w:bookmarkStart w:id="1" w:name="_Toc242912634"/>
+      <w:bookmarkStart w:id="1" w:name="_Toc243603354"/>
       <w:r>
         <w:t>2.</w:t>
       </w:r>
@@ -2146,114 +2246,57 @@
     </w:p>
     <w:p/>
     <w:p>
-      <w:r>
-        <w:t>O</w:t>
-      </w:r>
-      <w:r>
-        <w:t>verall,</w:t>
-      </w:r>
-      <w:r>
-        <w:t xml:space="preserve"> the big retail companies tend to have a crucial similar issue, might be overstock, slow moving items, stockouts, etc. </w:t>
-      </w:r>
-      <w:r>
-        <w:t>Firstly,</w:t>
-      </w:r>
-      <w:r>
-        <w:t xml:space="preserve"> the </w:t>
-      </w:r>
-      <w:r>
-        <w:t>different</w:t>
-      </w:r>
-      <w:r>
-        <w:t xml:space="preserve"> </w:t>
-      </w:r>
-      <w:r>
-        <w:t>departments</w:t>
-      </w:r>
-      <w:r>
-        <w:t xml:space="preserve"> involved needs to implement some actions to solve </w:t>
-      </w:r>
-      <w:r>
-        <w:t>this</w:t>
-      </w:r>
-      <w:r>
-        <w:t xml:space="preserve"> </w:t>
-      </w:r>
-      <w:r>
-        <w:t>issue</w:t>
-      </w:r>
-      <w:r>
-        <w:t xml:space="preserve"> </w:t>
-      </w:r>
-      <w:r>
-        <w:t>because of</w:t>
-      </w:r>
-      <w:r>
-        <w:t xml:space="preserve"> </w:t>
+      <w:pPr>
+        <w:jc w:val="both"/>
+      </w:pPr>
+      <w:r>
+        <w:t xml:space="preserve">Overall, the big retail companies tend to have a crucial similar issue, </w:t>
+      </w:r>
+      <w:r>
+        <w:t xml:space="preserve">the inventory planning and replenishment, as a result you noticed some red flags, </w:t>
+      </w:r>
+      <w:r>
+        <w:t xml:space="preserve">might be overstock, slow moving items, stockouts, etc. Firstly, </w:t>
+      </w:r>
+      <w:r>
+        <w:t xml:space="preserve">when an issue appears </w:t>
+      </w:r>
+      <w:r>
+        <w:t xml:space="preserve">the different departments involved </w:t>
+      </w:r>
+      <w:r>
+        <w:t xml:space="preserve">on it </w:t>
+      </w:r>
+      <w:r>
+        <w:t>needs to implement some actions to solve th</w:t>
+      </w:r>
+      <w:r>
+        <w:t xml:space="preserve">at, as </w:t>
+      </w:r>
+      <w:r>
+        <w:t>mentioned</w:t>
+      </w:r>
+      <w:r>
+        <w:t xml:space="preserve"> before </w:t>
+      </w:r>
+      <w:r>
+        <w:t xml:space="preserve">because of the </w:t>
       </w:r>
       <w:r>
         <w:t>out stock</w:t>
       </w:r>
       <w:r>
-        <w:t xml:space="preserve"> or overstock</w:t>
-      </w:r>
-      <w:r>
-        <w:t xml:space="preserve"> </w:t>
-      </w:r>
-      <w:r>
-        <w:t xml:space="preserve">in other words </w:t>
-      </w:r>
-      <w:r>
-        <w:t>planning and replenishment</w:t>
-      </w:r>
-      <w:r>
-        <w:t xml:space="preserve">. Furthermore the actions to do might be to move items between </w:t>
-      </w:r>
-      <w:r>
-        <w:t>different</w:t>
-      </w:r>
-      <w:r>
-        <w:t xml:space="preserve"> </w:t>
-      </w:r>
-      <w:r>
-        <w:t>back offices</w:t>
-      </w:r>
-      <w:r>
-        <w:t xml:space="preserve"> or warehouses, deal with urgent </w:t>
-      </w:r>
-      <w:r>
-        <w:t>push orders</w:t>
-      </w:r>
-      <w:r>
-        <w:t xml:space="preserve">, deal with </w:t>
-      </w:r>
-      <w:r>
-        <w:t xml:space="preserve">suppliers to request for </w:t>
-      </w:r>
-      <w:r>
-        <w:t xml:space="preserve">credit notes </w:t>
-      </w:r>
-      <w:r>
-        <w:t>and</w:t>
-      </w:r>
-      <w:r>
-        <w:t xml:space="preserve"> get</w:t>
-      </w:r>
-      <w:r>
-        <w:t xml:space="preserve"> new merchandise </w:t>
-      </w:r>
-      <w:r>
-        <w:t xml:space="preserve">but it takes time </w:t>
-      </w:r>
-      <w:r>
-        <w:t>and finally one of the most important thing your income and your forecast sale will be affected, it seems a really complex operation that needs to be improved with urgency, so this project aims to investigate how companies could take better replenishment decisions.</w:t>
+        <w:t xml:space="preserve"> or overstock in other words planning and replenishment. Furthermore the actions to do might be to move items between different back offices or warehouses, deal with urgent push orders, deal with suppliers to request for credit notes and get new merchandise but it takes time and finally one of the most important thing your income and your forecast</w:t>
+      </w:r>
+      <w:r>
+        <w:t xml:space="preserve"> sale will be affected, it seems a really complex operation that needs to be improved with urgency, so this project aims to investigate how retail companies could take better replenishment decisions.</w:t>
       </w:r>
     </w:p>
     <w:p>
       <w:pPr>
         <w:pStyle w:val="Ttulo1"/>
       </w:pPr>
-      <w:bookmarkStart w:id="2" w:name="_Toc242912635"/>
+      <w:bookmarkStart w:id="2" w:name="_Toc243603355"/>
       <w:r>
         <w:t>3. Problem Definition</w:t>
       </w:r>
@@ -2262,360 +2305,752 @@
     <w:p/>
     <w:p>
       <w:pPr>
+        <w:jc w:val="both"/>
+      </w:pPr>
+      <w:r>
+        <w:t xml:space="preserve">The business problem is the presence of uncertainly about future product demand. Therefore, underestimation may result in </w:t>
+      </w:r>
+      <w:r>
+        <w:t>out stock</w:t>
+      </w:r>
+      <w:r>
+        <w:t>, while overestimation may result in overstock. So, the business question is: How well the past transactions predict weekly or monthly product level sales quantity and how can those be used to plan inventories?</w:t>
+      </w:r>
+    </w:p>
+    <w:p>
+      <w:pPr>
+        <w:jc w:val="both"/>
+      </w:pPr>
+    </w:p>
+    <w:p>
+      <w:pPr>
+        <w:jc w:val="both"/>
+      </w:pPr>
+      <w:r>
+        <w:t>The dataset has products code, quantity sold, date and price data, but there is no information on stock on hand, lead time from suppliers, purchase orders, stock out period. Finally, the forecasting objective will be to estimate sales quantity as an indicator for demand.</w:t>
+      </w:r>
+    </w:p>
+    <w:p/>
+    <w:p>
+      <w:pPr>
         <w:pStyle w:val="Ttulo1"/>
-        <w:rPr>
-          <w:rFonts w:eastAsia="Calibri" w:cs="Calibri"/>
-          <w:color w:val="auto"/>
-          <w:spacing w:val="0"/>
-          <w:kern w:val="0"/>
-          <w:sz w:val="22"/>
-          <w:szCs w:val="22"/>
-        </w:rPr>
-      </w:pPr>
-      <w:bookmarkStart w:id="3" w:name="_Toc242912636"/>
-      <w:r>
-        <w:rPr>
-          <w:rFonts w:eastAsia="Calibri" w:cs="Calibri"/>
-          <w:color w:val="auto"/>
-          <w:spacing w:val="0"/>
-          <w:kern w:val="0"/>
-          <w:sz w:val="22"/>
-          <w:szCs w:val="22"/>
-        </w:rPr>
-        <w:t>The business problem is that</w:t>
-      </w:r>
-      <w:r>
-        <w:rPr>
-          <w:rFonts w:eastAsia="Calibri" w:cs="Calibri"/>
-          <w:color w:val="auto"/>
-          <w:spacing w:val="0"/>
-          <w:kern w:val="0"/>
-          <w:sz w:val="22"/>
-          <w:szCs w:val="22"/>
-        </w:rPr>
-        <w:t xml:space="preserve"> exists uncertainty regarding future product demand. </w:t>
-      </w:r>
-      <w:r>
-        <w:rPr>
-          <w:rFonts w:eastAsia="Calibri" w:cs="Calibri"/>
-          <w:color w:val="auto"/>
-          <w:spacing w:val="0"/>
-          <w:kern w:val="0"/>
-          <w:sz w:val="22"/>
-          <w:szCs w:val="22"/>
-        </w:rPr>
-        <w:t>Therefore u</w:t>
-      </w:r>
-      <w:r>
-        <w:rPr>
-          <w:rFonts w:eastAsia="Calibri" w:cs="Calibri"/>
-          <w:color w:val="auto"/>
-          <w:spacing w:val="0"/>
-          <w:kern w:val="0"/>
-          <w:sz w:val="22"/>
-          <w:szCs w:val="22"/>
-        </w:rPr>
-        <w:t xml:space="preserve">nderestimation may result in </w:t>
-      </w:r>
-      <w:r>
-        <w:rPr>
-          <w:rFonts w:eastAsia="Calibri" w:cs="Calibri"/>
-          <w:color w:val="auto"/>
-          <w:spacing w:val="0"/>
-          <w:kern w:val="0"/>
-          <w:sz w:val="22"/>
-          <w:szCs w:val="22"/>
-        </w:rPr>
-        <w:t>out stock</w:t>
-      </w:r>
-      <w:r>
-        <w:rPr>
-          <w:rFonts w:eastAsia="Calibri" w:cs="Calibri"/>
-          <w:color w:val="auto"/>
-          <w:spacing w:val="0"/>
-          <w:kern w:val="0"/>
-          <w:sz w:val="22"/>
-          <w:szCs w:val="22"/>
-        </w:rPr>
-        <w:t xml:space="preserve">, while overestimation </w:t>
-      </w:r>
-      <w:r>
-        <w:rPr>
-          <w:rFonts w:eastAsia="Calibri" w:cs="Calibri"/>
-          <w:color w:val="auto"/>
-          <w:spacing w:val="0"/>
-          <w:kern w:val="0"/>
-          <w:sz w:val="22"/>
-          <w:szCs w:val="22"/>
-        </w:rPr>
-        <w:t>may result in overstock</w:t>
-      </w:r>
-      <w:r>
-        <w:rPr>
-          <w:rFonts w:eastAsia="Calibri" w:cs="Calibri"/>
-          <w:color w:val="auto"/>
-          <w:spacing w:val="0"/>
-          <w:kern w:val="0"/>
-          <w:sz w:val="22"/>
-          <w:szCs w:val="22"/>
-        </w:rPr>
-        <w:t>.</w:t>
-      </w:r>
-      <w:r>
-        <w:rPr>
-          <w:rFonts w:eastAsia="Calibri" w:cs="Calibri"/>
-          <w:color w:val="auto"/>
-          <w:spacing w:val="0"/>
-          <w:kern w:val="0"/>
-          <w:sz w:val="22"/>
-          <w:szCs w:val="22"/>
-        </w:rPr>
-        <w:t xml:space="preserve"> So the b</w:t>
-      </w:r>
-      <w:r>
-        <w:rPr>
-          <w:rFonts w:eastAsia="Calibri" w:cs="Calibri"/>
-          <w:color w:val="auto"/>
-          <w:spacing w:val="0"/>
-          <w:kern w:val="0"/>
-          <w:sz w:val="22"/>
-          <w:szCs w:val="22"/>
-        </w:rPr>
-        <w:t xml:space="preserve">usiness question: How well can past transactions predict weekly </w:t>
-      </w:r>
-      <w:r>
-        <w:rPr>
-          <w:rFonts w:eastAsia="Calibri" w:cs="Calibri"/>
-          <w:color w:val="auto"/>
-          <w:spacing w:val="0"/>
-          <w:kern w:val="0"/>
-          <w:sz w:val="22"/>
-          <w:szCs w:val="22"/>
-        </w:rPr>
-        <w:t xml:space="preserve">or monthly </w:t>
-      </w:r>
-      <w:r>
-        <w:rPr>
-          <w:rFonts w:eastAsia="Calibri" w:cs="Calibri"/>
-          <w:color w:val="auto"/>
-          <w:spacing w:val="0"/>
-          <w:kern w:val="0"/>
-          <w:sz w:val="22"/>
-          <w:szCs w:val="22"/>
-        </w:rPr>
-        <w:t>product</w:t>
-      </w:r>
-      <w:r>
-        <w:rPr>
-          <w:rFonts w:eastAsia="Calibri" w:cs="Calibri"/>
-          <w:color w:val="auto"/>
-          <w:spacing w:val="0"/>
-          <w:kern w:val="0"/>
-          <w:sz w:val="22"/>
-          <w:szCs w:val="22"/>
-        </w:rPr>
-        <w:t xml:space="preserve"> </w:t>
-      </w:r>
-      <w:r>
-        <w:rPr>
-          <w:rFonts w:eastAsia="Calibri" w:cs="Calibri"/>
-          <w:color w:val="auto"/>
-          <w:spacing w:val="0"/>
-          <w:kern w:val="0"/>
-          <w:sz w:val="22"/>
-          <w:szCs w:val="22"/>
-        </w:rPr>
-        <w:t>level sales quantity, and how can those be used to plan inventories?</w:t>
-      </w:r>
-    </w:p>
-    <w:p>
-      <w:pPr>
-        <w:pStyle w:val="Ttulo1"/>
-        <w:rPr>
-          <w:rFonts w:eastAsia="Calibri" w:cs="Calibri"/>
-          <w:color w:val="auto"/>
-          <w:spacing w:val="0"/>
-          <w:kern w:val="0"/>
-          <w:sz w:val="22"/>
-          <w:szCs w:val="22"/>
-        </w:rPr>
-      </w:pPr>
-      <w:r>
-        <w:rPr>
-          <w:rFonts w:eastAsia="Calibri" w:cs="Calibri"/>
-          <w:color w:val="auto"/>
-          <w:spacing w:val="0"/>
-          <w:kern w:val="0"/>
-          <w:sz w:val="22"/>
-          <w:szCs w:val="22"/>
-        </w:rPr>
-        <w:t xml:space="preserve">The </w:t>
-      </w:r>
-      <w:r>
-        <w:rPr>
-          <w:rFonts w:eastAsia="Calibri" w:cs="Calibri"/>
-          <w:color w:val="auto"/>
-          <w:spacing w:val="0"/>
-          <w:kern w:val="0"/>
-          <w:sz w:val="22"/>
-          <w:szCs w:val="22"/>
-        </w:rPr>
-        <w:t>dataset</w:t>
-      </w:r>
-      <w:r>
-        <w:rPr>
-          <w:rFonts w:eastAsia="Calibri" w:cs="Calibri"/>
-          <w:color w:val="auto"/>
-          <w:spacing w:val="0"/>
-          <w:kern w:val="0"/>
-          <w:sz w:val="22"/>
-          <w:szCs w:val="22"/>
-        </w:rPr>
-        <w:t xml:space="preserve"> has products code, quantity sold, date and price data, but does not include stock on hand, lead time from suppliers, purchase orders, stock-out duration or re-ordering cost data. The</w:t>
-      </w:r>
-      <w:r>
-        <w:rPr>
-          <w:rFonts w:eastAsia="Calibri" w:cs="Calibri"/>
-          <w:color w:val="auto"/>
-          <w:spacing w:val="0"/>
-          <w:kern w:val="0"/>
-          <w:sz w:val="22"/>
-          <w:szCs w:val="22"/>
-        </w:rPr>
-        <w:t>refore the</w:t>
-      </w:r>
-      <w:r>
-        <w:rPr>
-          <w:rFonts w:eastAsia="Calibri" w:cs="Calibri"/>
-          <w:color w:val="auto"/>
-          <w:spacing w:val="0"/>
-          <w:kern w:val="0"/>
-          <w:sz w:val="22"/>
-          <w:szCs w:val="22"/>
-        </w:rPr>
-        <w:t xml:space="preserve"> project will attempt to forecast sales quantity as a </w:t>
-      </w:r>
-      <w:r>
-        <w:rPr>
-          <w:rFonts w:eastAsia="Calibri" w:cs="Calibri"/>
-          <w:color w:val="auto"/>
-          <w:spacing w:val="0"/>
-          <w:kern w:val="0"/>
-          <w:sz w:val="22"/>
-          <w:szCs w:val="22"/>
-        </w:rPr>
-        <w:t>indicator</w:t>
-      </w:r>
-      <w:r>
-        <w:rPr>
-          <w:rFonts w:eastAsia="Calibri" w:cs="Calibri"/>
-          <w:color w:val="auto"/>
-          <w:spacing w:val="0"/>
-          <w:kern w:val="0"/>
-          <w:sz w:val="22"/>
-          <w:szCs w:val="22"/>
-        </w:rPr>
-        <w:t xml:space="preserve"> for demand.</w:t>
-      </w:r>
-    </w:p>
-    <w:p>
-      <w:pPr>
-        <w:pStyle w:val="Ttulo1"/>
-        <w:rPr>
-          <w:rFonts w:eastAsia="Calibri" w:cs="Calibri"/>
-          <w:color w:val="auto"/>
-          <w:spacing w:val="0"/>
-          <w:kern w:val="0"/>
-          <w:sz w:val="22"/>
-          <w:szCs w:val="22"/>
-        </w:rPr>
-      </w:pPr>
-    </w:p>
-    <w:p>
-      <w:pPr>
-        <w:pStyle w:val="Ttulo1"/>
-      </w:pPr>
+      </w:pPr>
+      <w:bookmarkStart w:id="3" w:name="_Toc243603356"/>
       <w:r>
         <w:t>4. Aim and Objectives</w:t>
       </w:r>
       <w:bookmarkEnd w:id="3"/>
     </w:p>
-    <w:p>
-      <w:r>
-        <w:t xml:space="preserve">State the overall aim of the project and provide </w:t>
-      </w:r>
+    <w:p/>
+    <w:p>
+      <w:pPr>
+        <w:jc w:val="both"/>
+      </w:pPr>
       <w:r>
         <w:rPr>
           <w:b/>
           <w:bCs/>
         </w:rPr>
-        <w:t>3–5 clear and achievable objectives</w:t>
-      </w:r>
-      <w:r>
-        <w:t>. Include an appropriate business objective or hypothesis that will be explored through the project.</w:t>
+        <w:t>Objective</w:t>
+      </w:r>
+      <w:r>
+        <w:t xml:space="preserve">: Test </w:t>
+      </w:r>
+      <w:r>
+        <w:t>If</w:t>
+      </w:r>
+      <w:r>
+        <w:t xml:space="preserve"> historical </w:t>
+      </w:r>
+      <w:r>
+        <w:t xml:space="preserve">sales </w:t>
+      </w:r>
+      <w:r>
+        <w:t>can help generate weekly forecasts at the product level for inventory planning purposes.</w:t>
+      </w:r>
+    </w:p>
+    <w:p>
+      <w:pPr>
+        <w:numPr>
+          <w:ilvl w:val="0"/>
+          <w:numId w:val="8"/>
+        </w:numPr>
+        <w:jc w:val="both"/>
+      </w:pPr>
+      <w:r>
+        <w:t xml:space="preserve">One of the objectives on this project is to test and try to build a </w:t>
+      </w:r>
+      <w:r>
+        <w:t>M</w:t>
+      </w:r>
+      <w:r>
+        <w:t xml:space="preserve">achine </w:t>
+      </w:r>
+      <w:r>
+        <w:t>L</w:t>
+      </w:r>
+      <w:r>
+        <w:t>earning (ML)</w:t>
+      </w:r>
+      <w:r>
+        <w:t xml:space="preserve"> </w:t>
+      </w:r>
+      <w:r>
+        <w:t xml:space="preserve">model that </w:t>
+      </w:r>
+      <w:r>
+        <w:t>could</w:t>
+      </w:r>
+      <w:r>
+        <w:t xml:space="preserve"> help to improve the planning and replenishment demand</w:t>
+      </w:r>
+      <w:r>
+        <w:t>.</w:t>
+      </w:r>
+    </w:p>
+    <w:p>
+      <w:pPr>
+        <w:numPr>
+          <w:ilvl w:val="0"/>
+          <w:numId w:val="8"/>
+        </w:numPr>
+        <w:jc w:val="both"/>
+      </w:pPr>
+      <w:r>
+        <w:t xml:space="preserve">Test </w:t>
+      </w:r>
+      <w:r>
+        <w:t xml:space="preserve">and evaluate </w:t>
+      </w:r>
+      <w:r>
+        <w:t>the forecasting accuracy then present results and limitations in a dashboard or report.</w:t>
       </w:r>
     </w:p>
     <w:p>
       <w:pPr>
         <w:pStyle w:val="Ttulo1"/>
       </w:pPr>
-      <w:bookmarkStart w:id="4" w:name="_Toc242912637"/>
-      <w:r>
+      <w:bookmarkStart w:id="4" w:name="_Toc243603357"/>
+      <w:r>
+        <w:lastRenderedPageBreak/>
         <w:t>5. Scope</w:t>
       </w:r>
       <w:bookmarkEnd w:id="4"/>
     </w:p>
-    <w:p>
-      <w:r>
-        <w:t xml:space="preserve">Clearly define what will be </w:t>
-      </w:r>
-      <w:r>
+    <w:p/>
+    <w:p>
+      <w:pPr>
         <w:rPr>
           <w:b/>
           <w:bCs/>
         </w:rPr>
-        <w:t>included and excluded</w:t>
-      </w:r>
-      <w:r>
-        <w:t xml:space="preserve"> from the project. The proposed work should have sufficient scope for investigation and development across two semesters.</w:t>
-      </w:r>
-    </w:p>
-    <w:p>
-      <w:pPr>
-        <w:pStyle w:val="Ttulo1"/>
-      </w:pPr>
-      <w:bookmarkStart w:id="5" w:name="_Toc242912638"/>
-      <w:r>
-        <w:t>6. Methodology</w:t>
-      </w:r>
-      <w:bookmarkEnd w:id="5"/>
-    </w:p>
-    <w:p>
-      <w:r>
-        <w:t>Describe how you plan to carry out</w:t>
-      </w:r>
-    </w:p>
-    <w:p>
-      <w:r>
-        <w:t xml:space="preserve"> the project. Explain the proposed data analytics methods, predictive modelling techniques, technologies and tools, and briefly justify your choices.</w:t>
-      </w:r>
-    </w:p>
-    <w:p>
-      <w:r>
-        <w:lastRenderedPageBreak/>
-        <w:t xml:space="preserve">Include a </w:t>
-      </w:r>
+      </w:pPr>
       <w:r>
         <w:rPr>
           <w:b/>
           <w:bCs/>
         </w:rPr>
-        <w:t>high-level architectural diagram</w:t>
-      </w:r>
-      <w:r>
-        <w:t xml:space="preserve"> showing the proposed workflow or system architecture and how the main components are connected. Briefly explain the main components and overall workflow.</w:t>
-      </w:r>
-    </w:p>
+        <w:t>Included</w:t>
+      </w:r>
+    </w:p>
+    <w:p>
+      <w:pPr>
+        <w:pStyle w:val="Prrafodelista"/>
+        <w:numPr>
+          <w:ilvl w:val="0"/>
+          <w:numId w:val="13"/>
+        </w:numPr>
+        <w:jc w:val="both"/>
+      </w:pPr>
+      <w:r>
+        <w:t>Data analysis and preprocessing.</w:t>
+      </w:r>
+    </w:p>
+    <w:p>
+      <w:pPr>
+        <w:pStyle w:val="Prrafodelista"/>
+        <w:numPr>
+          <w:ilvl w:val="0"/>
+          <w:numId w:val="13"/>
+        </w:numPr>
+        <w:jc w:val="both"/>
+      </w:pPr>
+      <w:r>
+        <w:t xml:space="preserve">The </w:t>
+      </w:r>
+      <w:r>
+        <w:t>dataset</w:t>
+      </w:r>
+      <w:r>
+        <w:t xml:space="preserve"> Online Retail II and its t</w:t>
+      </w:r>
+      <w:r>
+        <w:t>wo years operation included</w:t>
+      </w:r>
+      <w:r>
+        <w:t>.</w:t>
+      </w:r>
+    </w:p>
+    <w:p>
+      <w:pPr>
+        <w:pStyle w:val="Prrafodelista"/>
+        <w:numPr>
+          <w:ilvl w:val="0"/>
+          <w:numId w:val="13"/>
+        </w:numPr>
+        <w:spacing w:line="256" w:lineRule="auto"/>
+        <w:jc w:val="both"/>
+      </w:pPr>
+      <w:r>
+        <w:t>Training and evaluating machine learning models.</w:t>
+      </w:r>
+    </w:p>
+    <w:p>
+      <w:pPr>
+        <w:pStyle w:val="Prrafodelista"/>
+        <w:numPr>
+          <w:ilvl w:val="0"/>
+          <w:numId w:val="13"/>
+        </w:numPr>
+        <w:jc w:val="both"/>
+      </w:pPr>
+      <w:r>
+        <w:t>Drawing conclusions on the machine learning models and the dataset.</w:t>
+      </w:r>
+    </w:p>
+    <w:p>
+      <w:pPr>
+        <w:pStyle w:val="Prrafodelista"/>
+        <w:numPr>
+          <w:ilvl w:val="0"/>
+          <w:numId w:val="13"/>
+        </w:numPr>
+        <w:jc w:val="both"/>
+      </w:pPr>
+      <w:r>
+        <w:t>Interpretation of results and give a suggestion.</w:t>
+      </w:r>
+    </w:p>
+    <w:p>
+      <w:pPr>
+        <w:rPr>
+          <w:b/>
+          <w:bCs/>
+        </w:rPr>
+      </w:pPr>
+      <w:r>
+        <w:rPr>
+          <w:b/>
+          <w:bCs/>
+        </w:rPr>
+        <w:t>Excluded</w:t>
+      </w:r>
+    </w:p>
+    <w:p>
+      <w:pPr>
+        <w:pStyle w:val="Prrafodelista"/>
+        <w:numPr>
+          <w:ilvl w:val="0"/>
+          <w:numId w:val="15"/>
+        </w:numPr>
+        <w:jc w:val="both"/>
+      </w:pPr>
+      <w:r>
+        <w:t>Live deployment or integration with an ERP, warehouse management or purchasing system.</w:t>
+      </w:r>
+    </w:p>
+    <w:p>
+      <w:pPr>
+        <w:pStyle w:val="Prrafodelista"/>
+        <w:numPr>
+          <w:ilvl w:val="0"/>
+          <w:numId w:val="15"/>
+        </w:numPr>
+        <w:jc w:val="both"/>
+      </w:pPr>
+      <w:r>
+        <w:t>Optimal reorder points, safety stock or order quantities, because stock levels, supplier lead times and service</w:t>
+      </w:r>
+      <w:r>
+        <w:t xml:space="preserve"> </w:t>
+      </w:r>
+      <w:r>
+        <w:t>level targets are not provided.</w:t>
+      </w:r>
+    </w:p>
+    <w:p>
+      <w:pPr>
+        <w:pStyle w:val="Prrafodelista"/>
+        <w:numPr>
+          <w:ilvl w:val="0"/>
+          <w:numId w:val="15"/>
+        </w:numPr>
+        <w:jc w:val="both"/>
+      </w:pPr>
+      <w:r>
+        <w:t xml:space="preserve">Claims of causal impact or guaranteed savings for </w:t>
+      </w:r>
+      <w:r>
+        <w:t>a retail</w:t>
+      </w:r>
+      <w:r>
+        <w:t xml:space="preserve"> </w:t>
+      </w:r>
+      <w:r>
+        <w:t xml:space="preserve">company </w:t>
+      </w:r>
+      <w:r>
+        <w:t>or an</w:t>
+      </w:r>
+      <w:r>
+        <w:t xml:space="preserve">y </w:t>
+      </w:r>
+      <w:r>
+        <w:t>other real company.</w:t>
+      </w:r>
+    </w:p>
+    <w:p>
+      <w:pPr>
+        <w:pStyle w:val="Ttulo1"/>
+      </w:pPr>
+      <w:bookmarkStart w:id="5" w:name="_Toc243603358"/>
+      <w:r>
+        <w:t>6. Methodology</w:t>
+      </w:r>
+      <w:bookmarkEnd w:id="5"/>
+    </w:p>
+    <w:p/>
+    <w:p>
+      <w:r>
+        <w:t>In this project, I used the CRISP-DM Methodology, which stands for Cross industry process for data minding.</w:t>
+      </w:r>
+      <w:r>
+        <w:t xml:space="preserve"> Which, according to </w:t>
+      </w:r>
+      <w:r>
+        <w:fldChar w:fldCharType="begin"/>
+      </w:r>
+      <w:r>
+        <w:instrText xml:space="preserve"> ADDIN ZOTERO_ITEM CSL_CITATION {"citationID":"v4M9qDjT","properties":{"unsorted":false,"formattedCitation":"(Chumbar, 2023)","plainCitation":"(Chumbar, 2023)","noteIndex":0},"citationItems":[{"id":3,"uris":["http://zotero.org/users/local/a5u1EVgy/items/WTHKISQX"],"itemData":{"id":3,"type":"post-weblog","abstract":"An article generated with the assistance of ChatGPT.","container-title":"Medium","language":"en","title":"The CRISP-DM Process: A Comprehensive Guide","title-short":"The CRISP-DM Process","URL":"https://medium.com/@shawn.chumbar/the-crisp-dm-process-a-comprehensive-guide-4d893aecb151","author":[{"family":"Chumbar","given":"Shawn"}],"accessed":{"date-parts":[["2026",10,18]]},"issued":{"date-parts":[["2023",9,24]]}}}],"schema":"https://github.com/citation-style-language/schema/raw/master/csl-citation.json"} </w:instrText>
+      </w:r>
+      <w:r>
+        <w:fldChar w:fldCharType="separate"/>
+      </w:r>
+      <w:r>
+        <w:t>(Chumbar, 2023)</w:t>
+      </w:r>
+      <w:r>
+        <w:fldChar w:fldCharType="end"/>
+      </w:r>
+      <w:r>
+        <w:t xml:space="preserve"> it is a cyclical process that provides a structured method </w:t>
+      </w:r>
+      <w:r>
+        <w:t>for planning, organizing and implementing a project. With six main steps that follow a clear structure from understanding the business problem to deploying the solution.</w:t>
+      </w:r>
+    </w:p>
+    <w:p>
+      <w:r>
+        <w:t>1.Business Understanding (stage 1).</w:t>
+      </w:r>
+    </w:p>
+    <w:p>
+      <w:r>
+        <w:t>2. Data Understanding (stage 2)</w:t>
+      </w:r>
+    </w:p>
+    <w:p>
+      <w:r>
+        <w:t>3.Data Preparation (stage3)</w:t>
+      </w:r>
+    </w:p>
+    <w:p>
+      <w:r>
+        <w:t xml:space="preserve">4. Modeling (stage4) </w:t>
+      </w:r>
+    </w:p>
+    <w:p>
+      <w:r>
+        <w:t xml:space="preserve">5.Evaluation (stage5) </w:t>
+      </w:r>
+    </w:p>
+    <w:p>
+      <w:r>
+        <w:t>6.Deployment (stage 6)</w:t>
+      </w:r>
+    </w:p>
+    <w:p>
+      <w:r>
+        <w:rPr>
+          <w:noProof/>
+        </w:rPr>
+        <mc:AlternateContent>
+          <mc:Choice Requires="wps">
+            <w:drawing>
+              <wp:anchor distT="0" distB="0" distL="114300" distR="114300" simplePos="0" relativeHeight="251661824" behindDoc="1" locked="0" layoutInCell="1" allowOverlap="1" wp14:anchorId="6ACB6A30" wp14:editId="684D5D81">
+                <wp:simplePos x="0" y="0"/>
+                <wp:positionH relativeFrom="column">
+                  <wp:posOffset>1310640</wp:posOffset>
+                </wp:positionH>
+                <wp:positionV relativeFrom="paragraph">
+                  <wp:posOffset>76835</wp:posOffset>
+                </wp:positionV>
+                <wp:extent cx="3558540" cy="457200"/>
+                <wp:effectExtent l="0" t="0" r="3810" b="0"/>
+                <wp:wrapNone/>
+                <wp:docPr id="1287531748" name="Cuadro de texto 1"/>
+                <wp:cNvGraphicFramePr/>
+                <a:graphic xmlns:a="http://schemas.openxmlformats.org/drawingml/2006/main">
+                  <a:graphicData uri="http://schemas.microsoft.com/office/word/2010/wordprocessingShape">
+                    <wps:wsp>
+                      <wps:cNvSpPr txBox="1"/>
+                      <wps:spPr>
+                        <a:xfrm>
+                          <a:off x="0" y="0"/>
+                          <a:ext cx="3558540" cy="457200"/>
+                        </a:xfrm>
+                        <a:prstGeom prst="rect">
+                          <a:avLst/>
+                        </a:prstGeom>
+                        <a:solidFill>
+                          <a:prstClr val="white"/>
+                        </a:solidFill>
+                        <a:ln>
+                          <a:noFill/>
+                        </a:ln>
+                      </wps:spPr>
+                      <wps:txbx>
+                        <w:txbxContent>
+                          <w:p>
+                            <w:pPr>
+                              <w:pStyle w:val="Ttulo2"/>
+                              <w:rPr>
+                                <w:noProof/>
+                                <w:sz w:val="22"/>
+                                <w:szCs w:val="22"/>
+                              </w:rPr>
+                            </w:pPr>
+                            <w:bookmarkStart w:id="6" w:name="_Toc243603359"/>
+                            <w:r>
+                              <w:rPr>
+                                <w:sz w:val="22"/>
+                                <w:szCs w:val="22"/>
+                              </w:rPr>
+                              <w:t xml:space="preserve">Figure </w:t>
+                            </w:r>
+                            <w:r>
+                              <w:rPr>
+                                <w:sz w:val="22"/>
+                                <w:szCs w:val="22"/>
+                              </w:rPr>
+                              <w:fldChar w:fldCharType="begin"/>
+                            </w:r>
+                            <w:r>
+                              <w:rPr>
+                                <w:sz w:val="22"/>
+                                <w:szCs w:val="22"/>
+                              </w:rPr>
+                              <w:instrText xml:space="preserve"> SEQ Figure \* ARABIC </w:instrText>
+                            </w:r>
+                            <w:r>
+                              <w:rPr>
+                                <w:sz w:val="22"/>
+                                <w:szCs w:val="22"/>
+                              </w:rPr>
+                              <w:fldChar w:fldCharType="separate"/>
+                            </w:r>
+                            <w:r>
+                              <w:rPr>
+                                <w:noProof/>
+                                <w:sz w:val="22"/>
+                                <w:szCs w:val="22"/>
+                              </w:rPr>
+                              <w:t>1</w:t>
+                            </w:r>
+                            <w:r>
+                              <w:rPr>
+                                <w:noProof/>
+                                <w:sz w:val="22"/>
+                                <w:szCs w:val="22"/>
+                              </w:rPr>
+                              <w:fldChar w:fldCharType="end"/>
+                            </w:r>
+                            <w:r>
+                              <w:rPr>
+                                <w:sz w:val="22"/>
+                                <w:szCs w:val="22"/>
+                              </w:rPr>
+                              <w:t xml:space="preserve">  Diagram of the CRISP-DM process</w:t>
+                            </w:r>
+                            <w:bookmarkEnd w:id="6"/>
+                          </w:p>
+                        </w:txbxContent>
+                      </wps:txbx>
+                      <wps:bodyPr rot="0" spcFirstLastPara="0" vertOverflow="overflow" horzOverflow="overflow" vert="horz" wrap="square" lIns="0" tIns="0" rIns="0" bIns="0" numCol="1" spcCol="0" rtlCol="0" fromWordArt="0" anchor="t" anchorCtr="0" forceAA="0" compatLnSpc="1">
+                        <a:prstTxWarp prst="textNoShape">
+                          <a:avLst/>
+                        </a:prstTxWarp>
+                        <a:noAutofit/>
+                      </wps:bodyPr>
+                    </wps:wsp>
+                  </a:graphicData>
+                </a:graphic>
+                <wp14:sizeRelH relativeFrom="margin">
+                  <wp14:pctWidth>0</wp14:pctWidth>
+                </wp14:sizeRelH>
+              </wp:anchor>
+            </w:drawing>
+          </mc:Choice>
+          <mc:Fallback>
+            <w:pict>
+              <v:shapetype w14:anchorId="6ACB6A30" id="_x0000_t202" coordsize="21600,21600" o:spt="202" path="m,l,21600r21600,l21600,xe">
+                <v:stroke joinstyle="miter"/>
+                <v:path gradientshapeok="t" o:connecttype="rect"/>
+              </v:shapetype>
+              <v:shape id="Cuadro de texto 1" o:spid="_x0000_s1032" type="#_x0000_t202" style="position:absolute;margin-left:103.2pt;margin-top:6.05pt;width:280.2pt;height:36pt;z-index:-251654656;visibility:visible;mso-wrap-style:square;mso-width-percent:0;mso-wrap-distance-left:9pt;mso-wrap-distance-top:0;mso-wrap-distance-right:9pt;mso-wrap-distance-bottom:0;mso-position-horizontal:absolute;mso-position-horizontal-relative:text;mso-position-vertical:absolute;mso-position-vertical-relative:text;mso-width-percent:0;mso-width-relative:margin;v-text-anchor:top" o:gfxdata="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" stroked="f">
+                <v:textbox inset="0,0,0,0">
+                  <w:txbxContent>
+                    <w:p>
+                      <w:pPr>
+                        <w:pStyle w:val="Ttulo2"/>
+                        <w:rPr>
+                          <w:noProof/>
+                          <w:sz w:val="22"/>
+                          <w:szCs w:val="22"/>
+                        </w:rPr>
+                      </w:pPr>
+                      <w:bookmarkStart w:id="7" w:name="_Toc243603359"/>
+                      <w:r>
+                        <w:rPr>
+                          <w:sz w:val="22"/>
+                          <w:szCs w:val="22"/>
+                        </w:rPr>
+                        <w:t xml:space="preserve">Figure </w:t>
+                      </w:r>
+                      <w:r>
+                        <w:rPr>
+                          <w:sz w:val="22"/>
+                          <w:szCs w:val="22"/>
+                        </w:rPr>
+                        <w:fldChar w:fldCharType="begin"/>
+                      </w:r>
+                      <w:r>
+                        <w:rPr>
+                          <w:sz w:val="22"/>
+                          <w:szCs w:val="22"/>
+                        </w:rPr>
+                        <w:instrText xml:space="preserve"> SEQ Figure \* ARABIC </w:instrText>
+                      </w:r>
+                      <w:r>
+                        <w:rPr>
+                          <w:sz w:val="22"/>
+                          <w:szCs w:val="22"/>
+                        </w:rPr>
+                        <w:fldChar w:fldCharType="separate"/>
+                      </w:r>
+                      <w:r>
+                        <w:rPr>
+                          <w:noProof/>
+                          <w:sz w:val="22"/>
+                          <w:szCs w:val="22"/>
+                        </w:rPr>
+                        <w:t>1</w:t>
+                      </w:r>
+                      <w:r>
+                        <w:rPr>
+                          <w:noProof/>
+                          <w:sz w:val="22"/>
+                          <w:szCs w:val="22"/>
+                        </w:rPr>
+                        <w:fldChar w:fldCharType="end"/>
+                      </w:r>
+                      <w:r>
+                        <w:rPr>
+                          <w:sz w:val="22"/>
+                          <w:szCs w:val="22"/>
+                        </w:rPr>
+                        <w:t xml:space="preserve">  Diagram of the CRISP-DM process</w:t>
+                      </w:r>
+                      <w:bookmarkEnd w:id="7"/>
+                    </w:p>
+                  </w:txbxContent>
+                </v:textbox>
+              </v:shape>
+            </w:pict>
+          </mc:Fallback>
+        </mc:AlternateContent>
+      </w:r>
+    </w:p>
+    <w:p>
+      <w:r>
+        <w:rPr>
+          <w:noProof/>
+        </w:rPr>
+        <mc:AlternateContent>
+          <mc:Choice Requires="wps">
+            <w:drawing>
+              <wp:anchor distT="0" distB="0" distL="114300" distR="114300" simplePos="0" relativeHeight="251663872" behindDoc="0" locked="0" layoutInCell="1" allowOverlap="1" wp14:anchorId="02C1AB7D" wp14:editId="490E2E70">
+                <wp:simplePos x="0" y="0"/>
+                <wp:positionH relativeFrom="column">
+                  <wp:posOffset>1310640</wp:posOffset>
+                </wp:positionH>
+                <wp:positionV relativeFrom="paragraph">
+                  <wp:posOffset>2599690</wp:posOffset>
+                </wp:positionV>
+                <wp:extent cx="2476500" cy="635"/>
+                <wp:effectExtent l="0" t="0" r="0" b="0"/>
+                <wp:wrapNone/>
+                <wp:docPr id="169678418" name="Cuadro de texto 1"/>
+                <wp:cNvGraphicFramePr/>
+                <a:graphic xmlns:a="http://schemas.openxmlformats.org/drawingml/2006/main">
+                  <a:graphicData uri="http://schemas.microsoft.com/office/word/2010/wordprocessingShape">
+                    <wps:wsp>
+                      <wps:cNvSpPr txBox="1"/>
+                      <wps:spPr>
+                        <a:xfrm>
+                          <a:off x="0" y="0"/>
+                          <a:ext cx="2476500" cy="635"/>
+                        </a:xfrm>
+                        <a:prstGeom prst="rect">
+                          <a:avLst/>
+                        </a:prstGeom>
+                        <a:solidFill>
+                          <a:prstClr val="white"/>
+                        </a:solidFill>
+                        <a:ln>
+                          <a:noFill/>
+                        </a:ln>
+                      </wps:spPr>
+                      <wps:txbx>
+                        <w:txbxContent>
+                          <w:p>
+                            <w:pPr>
+                              <w:pStyle w:val="Descripcin"/>
+                              <w:rPr>
+                                <w:noProof/>
+                                <w:sz w:val="22"/>
+                                <w:szCs w:val="22"/>
+                              </w:rPr>
+                            </w:pPr>
+                            <w:r>
+                              <w:t xml:space="preserve">Source </w:t>
+                            </w:r>
+                            <w:r>
+                              <w:t>(Chumbar, 2023)</w:t>
+                            </w:r>
+                          </w:p>
+                        </w:txbxContent>
+                      </wps:txbx>
+                      <wps:bodyPr rot="0" spcFirstLastPara="0" vertOverflow="overflow" horzOverflow="overflow" vert="horz" wrap="square" lIns="0" tIns="0" rIns="0" bIns="0" numCol="1" spcCol="0" rtlCol="0" fromWordArt="0" anchor="t" anchorCtr="0" forceAA="0" compatLnSpc="1">
+                        <a:prstTxWarp prst="textNoShape">
+                          <a:avLst/>
+                        </a:prstTxWarp>
+                        <a:spAutoFit/>
+                      </wps:bodyPr>
+                    </wps:wsp>
+                  </a:graphicData>
+                </a:graphic>
+              </wp:anchor>
+            </w:drawing>
+          </mc:Choice>
+          <mc:Fallback>
+            <w:pict>
+              <v:shape w14:anchorId="02C1AB7D" id="_x0000_s1033" type="#_x0000_t202" style="position:absolute;margin-left:103.2pt;margin-top:204.7pt;width:195pt;height:.05pt;z-index:251663872;visibility:visible;mso-wrap-style:square;mso-wrap-distance-left:9pt;mso-wrap-distance-top:0;mso-wrap-distance-right:9pt;mso-wrap-distance-bottom:0;mso-position-horizontal:absolute;mso-position-horizontal-relative:text;mso-position-vertical:absolute;mso-position-vertical-relative:text;v-text-anchor:top" o:gfxdata="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" stroked="f">
+                <v:textbox style="mso-fit-shape-to-text:t" inset="0,0,0,0">
+                  <w:txbxContent>
+                    <w:p>
+                      <w:pPr>
+                        <w:pStyle w:val="Descripcin"/>
+                        <w:rPr>
+                          <w:noProof/>
+                          <w:sz w:val="22"/>
+                          <w:szCs w:val="22"/>
+                        </w:rPr>
+                      </w:pPr>
+                      <w:r>
+                        <w:t xml:space="preserve">Source </w:t>
+                      </w:r>
+                      <w:r>
+                        <w:t>(Chumbar, 2023)</w:t>
+                      </w:r>
+                    </w:p>
+                  </w:txbxContent>
+                </v:textbox>
+              </v:shape>
+            </w:pict>
+          </mc:Fallback>
+        </mc:AlternateContent>
+      </w:r>
+      <w:r>
+        <w:rPr>
+          <w:noProof/>
+        </w:rPr>
+        <w:drawing>
+          <wp:anchor distT="0" distB="0" distL="114300" distR="114300" simplePos="0" relativeHeight="251659776" behindDoc="0" locked="0" layoutInCell="1" allowOverlap="1" wp14:anchorId="5690A5B2" wp14:editId="3EA170C3">
+            <wp:simplePos x="0" y="0"/>
+            <wp:positionH relativeFrom="column">
+              <wp:posOffset>1310640</wp:posOffset>
+            </wp:positionH>
+            <wp:positionV relativeFrom="paragraph">
+              <wp:posOffset>59690</wp:posOffset>
+            </wp:positionV>
+            <wp:extent cx="2476500" cy="2482850"/>
+            <wp:effectExtent l="0" t="0" r="0" b="0"/>
+            <wp:wrapNone/>
+            <wp:docPr id="560778829" name="Imagen 5" descr="The CRISP-DM Process: A Comprehensive Guide | by Shawn Chumbar | Medium"/>
+            <wp:cNvGraphicFramePr>
+              <a:graphicFrameLocks xmlns:a="http://schemas.openxmlformats.org/drawingml/2006/main" noChangeAspect="1"/>
+            </wp:cNvGraphicFramePr>
+            <a:graphic xmlns:a="http://schemas.openxmlformats.org/drawingml/2006/main">
+              <a:graphicData uri="http://schemas.openxmlformats.org/drawingml/2006/picture">
+                <pic:pic xmlns:pic="http://schemas.openxmlformats.org/drawingml/2006/picture">
+                  <pic:nvPicPr>
+                    <pic:cNvPr id="0" name="Picture 1" descr="The CRISP-DM Process: A Comprehensive Guide | by Shawn Chumbar | Medium"/>
+                    <pic:cNvPicPr>
+                      <a:picLocks noChangeAspect="1" noChangeArrowheads="1"/>
+                    </pic:cNvPicPr>
+                  </pic:nvPicPr>
+                  <pic:blipFill>
+                    <a:blip r:embed="rId15" cstate="print">
+                      <a:extLst>
+                        <a:ext uri="{28A0092B-C50C-407E-A947-70E740481C1C}">
+                          <a14:useLocalDpi xmlns:a14="http://schemas.microsoft.com/office/drawing/2010/main" val="0"/>
+                        </a:ext>
+                      </a:extLst>
+                    </a:blip>
+                    <a:srcRect/>
+                    <a:stretch>
+                      <a:fillRect/>
+                    </a:stretch>
+                  </pic:blipFill>
+                  <pic:spPr bwMode="auto">
+                    <a:xfrm>
+                      <a:off x="0" y="0"/>
+                      <a:ext cx="2476500" cy="2482850"/>
+                    </a:xfrm>
+                    <a:prstGeom prst="rect">
+                      <a:avLst/>
+                    </a:prstGeom>
+                    <a:noFill/>
+                    <a:ln>
+                      <a:noFill/>
+                    </a:ln>
+                  </pic:spPr>
+                </pic:pic>
+              </a:graphicData>
+            </a:graphic>
+            <wp14:sizeRelH relativeFrom="page">
+              <wp14:pctWidth>0</wp14:pctWidth>
+            </wp14:sizeRelH>
+            <wp14:sizeRelV relativeFrom="page">
+              <wp14:pctHeight>0</wp14:pctHeight>
+            </wp14:sizeRelV>
+          </wp:anchor>
+        </w:drawing>
+      </w:r>
+    </w:p>
+    <w:p/>
+    <w:p/>
     <w:p>
       <w:pPr>
         <w:rPr>
@@ -2639,43 +3074,179 @@
     </w:p>
     <w:p>
       <w:pPr>
+        <w:rPr>
+          <w:b/>
+        </w:rPr>
+      </w:pPr>
+    </w:p>
+    <w:p>
+      <w:pPr>
         <w:pStyle w:val="Ttulo1"/>
       </w:pPr>
-      <w:bookmarkStart w:id="6" w:name="_Toc242912639"/>
-      <w:r>
-        <w:t>7. Data Sources</w:t>
-      </w:r>
-      <w:bookmarkEnd w:id="6"/>
-    </w:p>
-    <w:p>
-      <w:r>
-        <w:t>Identify the dataset(s) or data sources you intend to use. Describe the type and approximate amount of data required, its relevance to the business problem, and evidence of appropriate permission or rights to access and use the data.</w:t>
+      <w:r>
+        <w:lastRenderedPageBreak/>
+        <w:t xml:space="preserve">7. </w:t>
+      </w:r>
+      <w:bookmarkStart w:id="8" w:name="_Toc243603360"/>
+      <w:r>
+        <w:t>Data Sources</w:t>
+      </w:r>
+      <w:bookmarkEnd w:id="8"/>
+    </w:p>
+    <w:p/>
+    <w:p>
+      <w:r>
+        <w:t>For this project I will use the</w:t>
+      </w:r>
+      <w:r>
+        <w:t xml:space="preserve"> Online Retail II data set </w:t>
+      </w:r>
+      <w:r>
+        <w:t xml:space="preserve">from UCI Machine Learning Repository </w:t>
+      </w:r>
+      <w:r>
+        <w:fldChar w:fldCharType="begin"/>
+      </w:r>
+      <w:r>
+        <w:instrText xml:space="preserve"> ADDIN ZOTERO_ITEM CSL_CITATION {"citationID":"S8rYEazz","properties":{"unsorted":false,"formattedCitation":"(Daqing Chen, 2012)","plainCitation":"(Daqing Chen, 2012)","noteIndex":0},"citationItems":[{"id":14,"uris":["http://zotero.org/users/local/a5u1EVgy/items/WXMEI4VD"],"itemData":{"id":14,"type":"dataset","DOI":"10.24432/C5CG6D","publisher":"UCI Machine Learning Repository","source":"DOI.org (Datacite)","title":"Online Retail II","URL":"https://archive.ics.uci.edu/dataset/502","author":[{"literal":"Daqing Chen"}],"accessed":{"date-parts":[["2026",10,21]]},"issued":{"date-parts":[["2012"]]}}}],"schema":"https://github.com/citation-style-language/schema/raw/master/csl-citation.json"} </w:instrText>
+      </w:r>
+      <w:r>
+        <w:fldChar w:fldCharType="separate"/>
+      </w:r>
+      <w:r>
+        <w:t>(Daqing Chen, 2012)</w:t>
+      </w:r>
+      <w:r>
+        <w:fldChar w:fldCharType="end"/>
+      </w:r>
+      <w:r>
+        <w:t xml:space="preserve"> </w:t>
+      </w:r>
+      <w:r>
+        <w:t>contains all the transactions occurring for a UK-based and registered, non-store online retail between 01/12/2009 and 09/12/2011.The company mainly sells unique all-occasion gift-ware. Many customers of the company are wholesalers.</w:t>
+      </w:r>
+      <w:r>
+        <w:t xml:space="preserve"> This dataset contains 1,067,371 instances, has missing values </w:t>
+      </w:r>
+      <w:r>
+        <w:fldChar w:fldCharType="begin"/>
+      </w:r>
+      <w:r>
+        <w:instrText xml:space="preserve"> ADDIN ZOTERO_ITEM CSL_CITATION {"citationID":"6tB9EfBu","properties":{"unsorted":false,"formattedCitation":"(Ahmad {\\i{}et\\uc0\\u160{}al.}, 2024)","plainCitation":"(Ahmad et al., 2024)","noteIndex":0},"citationItems":[{"id":7,"uris":["http://zotero.org/users/local/a5u1EVgy/items/Y6FVVIB5"],"itemData":{"id":7,"type":"article","abstract":"Machine learning (ML) has become a ubiquitous tool across various domains of data mining and big data analysis. The efficacy of ML models depends heavily on high-quality datasets, which are often complicated by the presence of missing values. Consequently, the performance and generalization of ML models are at risk in the face of such datasets. This paper aims to examine the nuanced impact of missing values on ML workflows, including their types, causes, and consequences. Our analysis focuses on the challenges posed by missing values, including biased inferences, reduced predictive power, and increased computational burdens. The paper further explores strategies for handling missing values, including imputation techniques and removal strategies, and investigates how missing values affect model evaluation metrics and introduces complexities in cross-validation and model selection. The study employs case studies and real-world examples to illustrate the practical implications of addressing missing values. Finally, the discussion extends to future research directions, emphasizing the need for handling missing values ethically and transparently. The primary goal of this paper is to provide insights into the pervasive impact of missing values on ML models and guide practitioners toward effective strategies for achieving robust and reliable model outcomes.","DOI":"10.48550/arXiv.2410.08295","note":"arXiv:2410.08295 [cs.LG]","number":"arXiv:2410.08295","publisher":"arXiv","source":"arXiv.org","title":"Impact of Missing Values in Machine Learning: A Comprehensive Analysis","title-short":"Impact of Missing Values in Machine Learning","URL":"http://arxiv.org/abs/2410.08295","author":[{"family":"Ahmad","given":"Abu Fuad"},{"family":"Sayeed","given":"Md Shohel"},{"family":"Alshammari","given":"Khaznah"},{"family":"Ahmed","given":"Istiaque"}],"accessed":{"date-parts":[["2026",10,21]]},"issued":{"date-parts":[["2024",10,10]]}}}],"schema":"https://github.com/citation-style-language/schema/raw/master/csl-citation.json"} </w:instrText>
+      </w:r>
+      <w:r>
+        <w:fldChar w:fldCharType="separate"/>
+      </w:r>
+      <w:r>
+        <w:t xml:space="preserve">(Ahmad </w:t>
+      </w:r>
+      <w:r>
+        <w:rPr>
+          <w:i/>
+          <w:iCs/>
+        </w:rPr>
+        <w:t>et al.</w:t>
+      </w:r>
+      <w:r>
+        <w:t>, 2024)</w:t>
+      </w:r>
+      <w:r>
+        <w:fldChar w:fldCharType="end"/>
+      </w:r>
+      <w:r>
+        <w:t xml:space="preserve">. The dataset is </w:t>
+      </w:r>
+      <w:r>
+        <w:t>licensed under</w:t>
+      </w:r>
+      <w:r>
+        <w:t xml:space="preserve"> the Creative Commons Attribution 4.0 International (CC BY 4.</w:t>
+      </w:r>
+      <w:r>
+        <w:t>0) licen</w:t>
+      </w:r>
+      <w:r>
+        <w:t>s</w:t>
+      </w:r>
+      <w:r>
+        <w:t>e</w:t>
+      </w:r>
+      <w:r>
+        <w:t>.</w:t>
+      </w:r>
+      <w:r>
+        <w:t xml:space="preserve"> </w:t>
+      </w:r>
+      <w:r>
+        <w:t>This allows for the sharing and adaptation of the datasets for any purpose, provided that the appropriate credit is given.</w:t>
+      </w:r>
+      <w:r>
+        <w:t xml:space="preserve"> </w:t>
       </w:r>
     </w:p>
     <w:p>
       <w:pPr>
         <w:pStyle w:val="Ttulo1"/>
       </w:pPr>
-      <w:bookmarkStart w:id="7" w:name="_Toc242912640"/>
+      <w:bookmarkStart w:id="9" w:name="_Toc243603361"/>
       <w:r>
         <w:t>8. Expected Deliverables</w:t>
       </w:r>
-      <w:bookmarkEnd w:id="7"/>
-    </w:p>
-    <w:p>
-      <w:r>
-        <w:t>Clearly state what you expect to produce by the end of Semester 2, including the expected analytical and predictive modelling outputs and any relevant dashboard, application, system or other project deliverables.</w:t>
+      <w:bookmarkEnd w:id="9"/>
+    </w:p>
+    <w:p/>
+    <w:p>
+      <w:r>
+        <w:t xml:space="preserve">First of all following the </w:t>
+      </w:r>
+      <w:r>
+        <w:t>CRISP-DM Methodology</w:t>
+      </w:r>
+      <w:r>
+        <w:t xml:space="preserve"> and in a Jupyter notebook will be included:</w:t>
+      </w:r>
+    </w:p>
+    <w:p>
+      <w:r>
+        <w:t>-</w:t>
+      </w:r>
+      <w:r>
+        <w:t xml:space="preserve"> </w:t>
+      </w:r>
+      <w:r>
+        <w:t>T</w:t>
+      </w:r>
+      <w:r>
+        <w:t xml:space="preserve">he Data Understanding and </w:t>
+      </w:r>
+      <w:r>
+        <w:t xml:space="preserve">Exploratory Data Analysis </w:t>
+      </w:r>
+    </w:p>
+    <w:p>
+      <w:r>
+        <w:t xml:space="preserve">- The Data Preparation </w:t>
+      </w:r>
+    </w:p>
+    <w:p>
+      <w:r>
+        <w:t>- The Machine Learning Models expected are Regression, classification and Clustering.</w:t>
+      </w:r>
+    </w:p>
+    <w:p>
+      <w:r>
+        <w:t>- Comparison and selection of the Machine Learning Model</w:t>
       </w:r>
     </w:p>
     <w:p>
       <w:pPr>
         <w:pStyle w:val="Ttulo1"/>
       </w:pPr>
-      <w:bookmarkStart w:id="8" w:name="_Toc242912641"/>
+      <w:bookmarkStart w:id="10" w:name="_Toc243603362"/>
       <w:r>
         <w:t>9. Project Timeline</w:t>
       </w:r>
-      <w:bookmarkEnd w:id="8"/>
+      <w:bookmarkEnd w:id="10"/>
     </w:p>
     <w:p>
       <w:r>
@@ -2696,11 +3267,11 @@
       <w:pPr>
         <w:pStyle w:val="Ttulo1"/>
       </w:pPr>
-      <w:bookmarkStart w:id="9" w:name="_Toc242912642"/>
+      <w:bookmarkStart w:id="11" w:name="_Toc243603363"/>
       <w:r>
         <w:t>10. Ethical and Legal Considerations</w:t>
       </w:r>
-      <w:bookmarkEnd w:id="9"/>
+      <w:bookmarkEnd w:id="11"/>
     </w:p>
     <w:p>
       <w:r>
@@ -2739,12 +3310,18 @@
       <w:pPr>
         <w:pStyle w:val="Ttulo1"/>
       </w:pPr>
-      <w:bookmarkStart w:id="10" w:name="_Toc242912643"/>
+    </w:p>
+    <w:p>
+      <w:pPr>
+        <w:pStyle w:val="Ttulo1"/>
+      </w:pPr>
+      <w:bookmarkStart w:id="12" w:name="_Toc243603364"/>
       <w:r>
         <w:t>References</w:t>
       </w:r>
-      <w:bookmarkEnd w:id="10"/>
-    </w:p>
+      <w:bookmarkEnd w:id="12"/>
+    </w:p>
+    <w:p/>
     <w:p/>
     <w:p>
       <w:pPr>
@@ -2756,7 +3333,7 @@
         <w:rPr>
           <w:color w:val="FF0000"/>
         </w:rPr>
-        <w:t>Please list all the references you have used in your assignment alphabetically and in the Harvard style. You can find information on how to correctly reference in Harvard at this link: https://library.cct.ie/referencing/harvard</w:t>
+        <w:t xml:space="preserve">Please list all the references you have used in your assignment alphabetically and in the Harvard style. You can find information on how to correctly reference in Harvard at this link: </w:t>
       </w:r>
     </w:p>
     <w:p/>
@@ -2776,11 +3353,11 @@
     <w:p/>
     <w:p/>
     <w:p>
-      <w:bookmarkStart w:id="11" w:name="_heading=h.kfkjs3rwl2c1" w:colFirst="0" w:colLast="0"/>
-      <w:bookmarkEnd w:id="11"/>
+      <w:bookmarkStart w:id="13" w:name="_heading=h.kfkjs3rwl2c1" w:colFirst="0" w:colLast="0"/>
+      <w:bookmarkEnd w:id="13"/>
     </w:p>
     <w:sectPr>
-      <w:footerReference w:type="default" r:id="rId15"/>
+      <w:footerReference w:type="default" r:id="rId16"/>
       <w:pgSz w:w="11906" w:h="16838"/>
       <w:pgMar w:top="1440" w:right="1440" w:bottom="1440" w:left="1440" w:header="708" w:footer="708" w:gutter="0"/>
       <w:pgNumType w:start="1"/>
@@ -3459,6 +4036,439 @@
     </w:lvl>
   </w:abstractNum>
   <w:abstractNum w:abstractNumId="4" w15:restartNumberingAfterBreak="0">
+    <w:nsid w:val="2DFA06DB"/>
+    <w:multiLevelType w:val="hybridMultilevel"/>
+    <w:tmpl w:val="3D28A2F6"/>
+    <w:lvl w:ilvl="0" w:tplc="1809000F">
+      <w:start w:val="1"/>
+      <w:numFmt w:val="decimal"/>
+      <w:lvlText w:val="%1."/>
+      <w:lvlJc w:val="left"/>
+      <w:pPr>
+        <w:ind w:left="720" w:hanging="360"/>
+      </w:pPr>
+    </w:lvl>
+    <w:lvl w:ilvl="1" w:tplc="080A0019" w:tentative="1">
+      <w:start w:val="1"/>
+      <w:numFmt w:val="lowerLetter"/>
+      <w:lvlText w:val="%2."/>
+      <w:lvlJc w:val="left"/>
+      <w:pPr>
+        <w:ind w:left="1440" w:hanging="360"/>
+      </w:pPr>
+    </w:lvl>
+    <w:lvl w:ilvl="2" w:tplc="080A001B" w:tentative="1">
+      <w:start w:val="1"/>
+      <w:numFmt w:val="lowerRoman"/>
+      <w:lvlText w:val="%3."/>
+      <w:lvlJc w:val="right"/>
+      <w:pPr>
+        <w:ind w:left="2160" w:hanging="180"/>
+      </w:pPr>
+    </w:lvl>
+    <w:lvl w:ilvl="3" w:tplc="080A000F" w:tentative="1">
+      <w:start w:val="1"/>
+      <w:numFmt w:val="decimal"/>
+      <w:lvlText w:val="%4."/>
+      <w:lvlJc w:val="left"/>
+      <w:pPr>
+        <w:ind w:left="2880" w:hanging="360"/>
+      </w:pPr>
+    </w:lvl>
+    <w:lvl w:ilvl="4" w:tplc="080A0019" w:tentative="1">
+      <w:start w:val="1"/>
+      <w:numFmt w:val="lowerLetter"/>
+      <w:lvlText w:val="%5."/>
+      <w:lvlJc w:val="left"/>
+      <w:pPr>
+        <w:ind w:left="3600" w:hanging="360"/>
+      </w:pPr>
+    </w:lvl>
+    <w:lvl w:ilvl="5" w:tplc="080A001B" w:tentative="1">
+      <w:start w:val="1"/>
+      <w:numFmt w:val="lowerRoman"/>
+      <w:lvlText w:val="%6."/>
+      <w:lvlJc w:val="right"/>
+      <w:pPr>
+        <w:ind w:left="4320" w:hanging="180"/>
+      </w:pPr>
+    </w:lvl>
+    <w:lvl w:ilvl="6" w:tplc="080A000F" w:tentative="1">
+      <w:start w:val="1"/>
+      <w:numFmt w:val="decimal"/>
+      <w:lvlText w:val="%7."/>
+      <w:lvlJc w:val="left"/>
+      <w:pPr>
+        <w:ind w:left="5040" w:hanging="360"/>
+      </w:pPr>
+    </w:lvl>
+    <w:lvl w:ilvl="7" w:tplc="080A0019" w:tentative="1">
+      <w:start w:val="1"/>
+      <w:numFmt w:val="lowerLetter"/>
+      <w:lvlText w:val="%8."/>
+      <w:lvlJc w:val="left"/>
+      <w:pPr>
+        <w:ind w:left="5760" w:hanging="360"/>
+      </w:pPr>
+    </w:lvl>
+    <w:lvl w:ilvl="8" w:tplc="080A001B" w:tentative="1">
+      <w:start w:val="1"/>
+      <w:numFmt w:val="lowerRoman"/>
+      <w:lvlText w:val="%9."/>
+      <w:lvlJc w:val="right"/>
+      <w:pPr>
+        <w:ind w:left="6480" w:hanging="180"/>
+      </w:pPr>
+    </w:lvl>
+  </w:abstractNum>
+  <w:abstractNum w:abstractNumId="5" w15:restartNumberingAfterBreak="0">
+    <w:nsid w:val="324004C0"/>
+    <w:multiLevelType w:val="hybridMultilevel"/>
+    <w:tmpl w:val="F86AAFD4"/>
+    <w:lvl w:ilvl="0" w:tplc="1809000F">
+      <w:start w:val="1"/>
+      <w:numFmt w:val="decimal"/>
+      <w:lvlText w:val="%1."/>
+      <w:lvlJc w:val="left"/>
+      <w:pPr>
+        <w:ind w:left="720" w:hanging="360"/>
+      </w:pPr>
+    </w:lvl>
+    <w:lvl w:ilvl="1" w:tplc="080A0019" w:tentative="1">
+      <w:start w:val="1"/>
+      <w:numFmt w:val="lowerLetter"/>
+      <w:lvlText w:val="%2."/>
+      <w:lvlJc w:val="left"/>
+      <w:pPr>
+        <w:ind w:left="1440" w:hanging="360"/>
+      </w:pPr>
+    </w:lvl>
+    <w:lvl w:ilvl="2" w:tplc="080A001B" w:tentative="1">
+      <w:start w:val="1"/>
+      <w:numFmt w:val="lowerRoman"/>
+      <w:lvlText w:val="%3."/>
+      <w:lvlJc w:val="right"/>
+      <w:pPr>
+        <w:ind w:left="2160" w:hanging="180"/>
+      </w:pPr>
+    </w:lvl>
+    <w:lvl w:ilvl="3" w:tplc="080A000F" w:tentative="1">
+      <w:start w:val="1"/>
+      <w:numFmt w:val="decimal"/>
+      <w:lvlText w:val="%4."/>
+      <w:lvlJc w:val="left"/>
+      <w:pPr>
+        <w:ind w:left="2880" w:hanging="360"/>
+      </w:pPr>
+    </w:lvl>
+    <w:lvl w:ilvl="4" w:tplc="080A0019" w:tentative="1">
+      <w:start w:val="1"/>
+      <w:numFmt w:val="lowerLetter"/>
+      <w:lvlText w:val="%5."/>
+      <w:lvlJc w:val="left"/>
+      <w:pPr>
+        <w:ind w:left="3600" w:hanging="360"/>
+      </w:pPr>
+    </w:lvl>
+    <w:lvl w:ilvl="5" w:tplc="080A001B" w:tentative="1">
+      <w:start w:val="1"/>
+      <w:numFmt w:val="lowerRoman"/>
+      <w:lvlText w:val="%6."/>
+      <w:lvlJc w:val="right"/>
+      <w:pPr>
+        <w:ind w:left="4320" w:hanging="180"/>
+      </w:pPr>
+    </w:lvl>
+    <w:lvl w:ilvl="6" w:tplc="080A000F" w:tentative="1">
+      <w:start w:val="1"/>
+      <w:numFmt w:val="decimal"/>
+      <w:lvlText w:val="%7."/>
+      <w:lvlJc w:val="left"/>
+      <w:pPr>
+        <w:ind w:left="5040" w:hanging="360"/>
+      </w:pPr>
+    </w:lvl>
+    <w:lvl w:ilvl="7" w:tplc="080A0019" w:tentative="1">
+      <w:start w:val="1"/>
+      <w:numFmt w:val="lowerLetter"/>
+      <w:lvlText w:val="%8."/>
+      <w:lvlJc w:val="left"/>
+      <w:pPr>
+        <w:ind w:left="5760" w:hanging="360"/>
+      </w:pPr>
+    </w:lvl>
+    <w:lvl w:ilvl="8" w:tplc="080A001B" w:tentative="1">
+      <w:start w:val="1"/>
+      <w:numFmt w:val="lowerRoman"/>
+      <w:lvlText w:val="%9."/>
+      <w:lvlJc w:val="right"/>
+      <w:pPr>
+        <w:ind w:left="6480" w:hanging="180"/>
+      </w:pPr>
+    </w:lvl>
+  </w:abstractNum>
+  <w:abstractNum w:abstractNumId="6" w15:restartNumberingAfterBreak="0">
+    <w:nsid w:val="33B6799D"/>
+    <w:multiLevelType w:val="hybridMultilevel"/>
+    <w:tmpl w:val="8E168444"/>
+    <w:lvl w:ilvl="0" w:tplc="1809000F">
+      <w:start w:val="1"/>
+      <w:numFmt w:val="decimal"/>
+      <w:lvlText w:val="%1."/>
+      <w:lvlJc w:val="left"/>
+      <w:pPr>
+        <w:ind w:left="720" w:hanging="360"/>
+      </w:pPr>
+    </w:lvl>
+    <w:lvl w:ilvl="1" w:tplc="080A0019" w:tentative="1">
+      <w:start w:val="1"/>
+      <w:numFmt w:val="lowerLetter"/>
+      <w:lvlText w:val="%2."/>
+      <w:lvlJc w:val="left"/>
+      <w:pPr>
+        <w:ind w:left="1440" w:hanging="360"/>
+      </w:pPr>
+    </w:lvl>
+    <w:lvl w:ilvl="2" w:tplc="080A001B" w:tentative="1">
+      <w:start w:val="1"/>
+      <w:numFmt w:val="lowerRoman"/>
+      <w:lvlText w:val="%3."/>
+      <w:lvlJc w:val="right"/>
+      <w:pPr>
+        <w:ind w:left="2160" w:hanging="180"/>
+      </w:pPr>
+    </w:lvl>
+    <w:lvl w:ilvl="3" w:tplc="080A000F" w:tentative="1">
+      <w:start w:val="1"/>
+      <w:numFmt w:val="decimal"/>
+      <w:lvlText w:val="%4."/>
+      <w:lvlJc w:val="left"/>
+      <w:pPr>
+        <w:ind w:left="2880" w:hanging="360"/>
+      </w:pPr>
+    </w:lvl>
+    <w:lvl w:ilvl="4" w:tplc="080A0019" w:tentative="1">
+      <w:start w:val="1"/>
+      <w:numFmt w:val="lowerLetter"/>
+      <w:lvlText w:val="%5."/>
+      <w:lvlJc w:val="left"/>
+      <w:pPr>
+        <w:ind w:left="3600" w:hanging="360"/>
+      </w:pPr>
+    </w:lvl>
+    <w:lvl w:ilvl="5" w:tplc="080A001B" w:tentative="1">
+      <w:start w:val="1"/>
+      <w:numFmt w:val="lowerRoman"/>
+      <w:lvlText w:val="%6."/>
+      <w:lvlJc w:val="right"/>
+      <w:pPr>
+        <w:ind w:left="4320" w:hanging="180"/>
+      </w:pPr>
+    </w:lvl>
+    <w:lvl w:ilvl="6" w:tplc="080A000F" w:tentative="1">
+      <w:start w:val="1"/>
+      <w:numFmt w:val="decimal"/>
+      <w:lvlText w:val="%7."/>
+      <w:lvlJc w:val="left"/>
+      <w:pPr>
+        <w:ind w:left="5040" w:hanging="360"/>
+      </w:pPr>
+    </w:lvl>
+    <w:lvl w:ilvl="7" w:tplc="080A0019" w:tentative="1">
+      <w:start w:val="1"/>
+      <w:numFmt w:val="lowerLetter"/>
+      <w:lvlText w:val="%8."/>
+      <w:lvlJc w:val="left"/>
+      <w:pPr>
+        <w:ind w:left="5760" w:hanging="360"/>
+      </w:pPr>
+    </w:lvl>
+    <w:lvl w:ilvl="8" w:tplc="080A001B" w:tentative="1">
+      <w:start w:val="1"/>
+      <w:numFmt w:val="lowerRoman"/>
+      <w:lvlText w:val="%9."/>
+      <w:lvlJc w:val="right"/>
+      <w:pPr>
+        <w:ind w:left="6480" w:hanging="180"/>
+      </w:pPr>
+    </w:lvl>
+  </w:abstractNum>
+  <w:abstractNum w:abstractNumId="7" w15:restartNumberingAfterBreak="0">
+    <w:nsid w:val="397B5710"/>
+    <w:multiLevelType w:val="hybridMultilevel"/>
+    <w:tmpl w:val="AD40E660"/>
+    <w:lvl w:ilvl="0" w:tplc="080A000F">
+      <w:start w:val="1"/>
+      <w:numFmt w:val="decimal"/>
+      <w:lvlText w:val="%1."/>
+      <w:lvlJc w:val="left"/>
+      <w:pPr>
+        <w:ind w:left="720" w:hanging="360"/>
+      </w:pPr>
+      <w:rPr>
+        <w:rFonts w:hint="default"/>
+      </w:rPr>
+    </w:lvl>
+    <w:lvl w:ilvl="1" w:tplc="080A0019" w:tentative="1">
+      <w:start w:val="1"/>
+      <w:numFmt w:val="lowerLetter"/>
+      <w:lvlText w:val="%2."/>
+      <w:lvlJc w:val="left"/>
+      <w:pPr>
+        <w:ind w:left="1440" w:hanging="360"/>
+      </w:pPr>
+    </w:lvl>
+    <w:lvl w:ilvl="2" w:tplc="080A001B" w:tentative="1">
+      <w:start w:val="1"/>
+      <w:numFmt w:val="lowerRoman"/>
+      <w:lvlText w:val="%3."/>
+      <w:lvlJc w:val="right"/>
+      <w:pPr>
+        <w:ind w:left="2160" w:hanging="180"/>
+      </w:pPr>
+    </w:lvl>
+    <w:lvl w:ilvl="3" w:tplc="080A000F" w:tentative="1">
+      <w:start w:val="1"/>
+      <w:numFmt w:val="decimal"/>
+      <w:lvlText w:val="%4."/>
+      <w:lvlJc w:val="left"/>
+      <w:pPr>
+        <w:ind w:left="2880" w:hanging="360"/>
+      </w:pPr>
+    </w:lvl>
+    <w:lvl w:ilvl="4" w:tplc="080A0019" w:tentative="1">
+      <w:start w:val="1"/>
+      <w:numFmt w:val="lowerLetter"/>
+      <w:lvlText w:val="%5."/>
+      <w:lvlJc w:val="left"/>
+      <w:pPr>
+        <w:ind w:left="3600" w:hanging="360"/>
+      </w:pPr>
+    </w:lvl>
+    <w:lvl w:ilvl="5" w:tplc="080A001B" w:tentative="1">
+      <w:start w:val="1"/>
+      <w:numFmt w:val="lowerRoman"/>
+      <w:lvlText w:val="%6."/>
+      <w:lvlJc w:val="right"/>
+      <w:pPr>
+        <w:ind w:left="4320" w:hanging="180"/>
+      </w:pPr>
+    </w:lvl>
+    <w:lvl w:ilvl="6" w:tplc="080A000F" w:tentative="1">
+      <w:start w:val="1"/>
+      <w:numFmt w:val="decimal"/>
+      <w:lvlText w:val="%7."/>
+      <w:lvlJc w:val="left"/>
+      <w:pPr>
+        <w:ind w:left="5040" w:hanging="360"/>
+      </w:pPr>
+    </w:lvl>
+    <w:lvl w:ilvl="7" w:tplc="080A0019" w:tentative="1">
+      <w:start w:val="1"/>
+      <w:numFmt w:val="lowerLetter"/>
+      <w:lvlText w:val="%8."/>
+      <w:lvlJc w:val="left"/>
+      <w:pPr>
+        <w:ind w:left="5760" w:hanging="360"/>
+      </w:pPr>
+    </w:lvl>
+    <w:lvl w:ilvl="8" w:tplc="080A001B" w:tentative="1">
+      <w:start w:val="1"/>
+      <w:numFmt w:val="lowerRoman"/>
+      <w:lvlText w:val="%9."/>
+      <w:lvlJc w:val="right"/>
+      <w:pPr>
+        <w:ind w:left="6480" w:hanging="180"/>
+      </w:pPr>
+    </w:lvl>
+  </w:abstractNum>
+  <w:abstractNum w:abstractNumId="8" w15:restartNumberingAfterBreak="0">
+    <w:nsid w:val="61E01BF5"/>
+    <w:multiLevelType w:val="hybridMultilevel"/>
+    <w:tmpl w:val="773A60E2"/>
+    <w:lvl w:ilvl="0" w:tplc="1809000F">
+      <w:start w:val="1"/>
+      <w:numFmt w:val="decimal"/>
+      <w:lvlText w:val="%1."/>
+      <w:lvlJc w:val="left"/>
+      <w:pPr>
+        <w:ind w:left="1080" w:hanging="360"/>
+      </w:pPr>
+    </w:lvl>
+    <w:lvl w:ilvl="1" w:tplc="080A0019" w:tentative="1">
+      <w:start w:val="1"/>
+      <w:numFmt w:val="lowerLetter"/>
+      <w:lvlText w:val="%2."/>
+      <w:lvlJc w:val="left"/>
+      <w:pPr>
+        <w:ind w:left="1800" w:hanging="360"/>
+      </w:pPr>
+    </w:lvl>
+    <w:lvl w:ilvl="2" w:tplc="080A001B" w:tentative="1">
+      <w:start w:val="1"/>
+      <w:numFmt w:val="lowerRoman"/>
+      <w:lvlText w:val="%3."/>
+      <w:lvlJc w:val="right"/>
+      <w:pPr>
+        <w:ind w:left="2520" w:hanging="180"/>
+      </w:pPr>
+    </w:lvl>
+    <w:lvl w:ilvl="3" w:tplc="080A000F" w:tentative="1">
+      <w:start w:val="1"/>
+      <w:numFmt w:val="decimal"/>
+      <w:lvlText w:val="%4."/>
+      <w:lvlJc w:val="left"/>
+      <w:pPr>
+        <w:ind w:left="3240" w:hanging="360"/>
+      </w:pPr>
+    </w:lvl>
+    <w:lvl w:ilvl="4" w:tplc="080A0019" w:tentative="1">
+      <w:start w:val="1"/>
+      <w:numFmt w:val="lowerLetter"/>
+      <w:lvlText w:val="%5."/>
+      <w:lvlJc w:val="left"/>
+      <w:pPr>
+        <w:ind w:left="3960" w:hanging="360"/>
+      </w:pPr>
+    </w:lvl>
+    <w:lvl w:ilvl="5" w:tplc="080A001B" w:tentative="1">
+      <w:start w:val="1"/>
+      <w:numFmt w:val="lowerRoman"/>
+      <w:lvlText w:val="%6."/>
+      <w:lvlJc w:val="right"/>
+      <w:pPr>
+        <w:ind w:left="4680" w:hanging="180"/>
+      </w:pPr>
+    </w:lvl>
+    <w:lvl w:ilvl="6" w:tplc="080A000F" w:tentative="1">
+      <w:start w:val="1"/>
+      <w:numFmt w:val="decimal"/>
+      <w:lvlText w:val="%7."/>
+      <w:lvlJc w:val="left"/>
+      <w:pPr>
+        <w:ind w:left="5400" w:hanging="360"/>
+      </w:pPr>
+    </w:lvl>
+    <w:lvl w:ilvl="7" w:tplc="080A0019" w:tentative="1">
+      <w:start w:val="1"/>
+      <w:numFmt w:val="lowerLetter"/>
+      <w:lvlText w:val="%8."/>
+      <w:lvlJc w:val="left"/>
+      <w:pPr>
+        <w:ind w:left="6120" w:hanging="360"/>
+      </w:pPr>
+    </w:lvl>
+    <w:lvl w:ilvl="8" w:tplc="080A001B" w:tentative="1">
+      <w:start w:val="1"/>
+      <w:numFmt w:val="lowerRoman"/>
+      <w:lvlText w:val="%9."/>
+      <w:lvlJc w:val="right"/>
+      <w:pPr>
+        <w:ind w:left="6840" w:hanging="180"/>
+      </w:pPr>
+    </w:lvl>
+  </w:abstractNum>
+  <w:abstractNum w:abstractNumId="9" w15:restartNumberingAfterBreak="0">
     <w:nsid w:val="675573C9"/>
     <w:multiLevelType w:val="multilevel"/>
     <w:tmpl w:val="57D27894"/>
@@ -3607,7 +4617,93 @@
       </w:rPr>
     </w:lvl>
   </w:abstractNum>
-  <w:abstractNum w:abstractNumId="5" w15:restartNumberingAfterBreak="0">
+  <w:abstractNum w:abstractNumId="10" w15:restartNumberingAfterBreak="0">
+    <w:nsid w:val="71D5517D"/>
+    <w:multiLevelType w:val="hybridMultilevel"/>
+    <w:tmpl w:val="040C9F96"/>
+    <w:lvl w:ilvl="0" w:tplc="1809000F">
+      <w:start w:val="1"/>
+      <w:numFmt w:val="decimal"/>
+      <w:lvlText w:val="%1."/>
+      <w:lvlJc w:val="left"/>
+      <w:pPr>
+        <w:ind w:left="720" w:hanging="360"/>
+      </w:pPr>
+    </w:lvl>
+    <w:lvl w:ilvl="1" w:tplc="18090019">
+      <w:start w:val="1"/>
+      <w:numFmt w:val="lowerLetter"/>
+      <w:lvlText w:val="%2."/>
+      <w:lvlJc w:val="left"/>
+      <w:pPr>
+        <w:ind w:left="1440" w:hanging="360"/>
+      </w:pPr>
+    </w:lvl>
+    <w:lvl w:ilvl="2" w:tplc="1809001B">
+      <w:start w:val="1"/>
+      <w:numFmt w:val="lowerRoman"/>
+      <w:lvlText w:val="%3."/>
+      <w:lvlJc w:val="right"/>
+      <w:pPr>
+        <w:ind w:left="2160" w:hanging="180"/>
+      </w:pPr>
+    </w:lvl>
+    <w:lvl w:ilvl="3" w:tplc="1809000F">
+      <w:start w:val="1"/>
+      <w:numFmt w:val="decimal"/>
+      <w:lvlText w:val="%4."/>
+      <w:lvlJc w:val="left"/>
+      <w:pPr>
+        <w:ind w:left="2880" w:hanging="360"/>
+      </w:pPr>
+    </w:lvl>
+    <w:lvl w:ilvl="4" w:tplc="18090019">
+      <w:start w:val="1"/>
+      <w:numFmt w:val="lowerLetter"/>
+      <w:lvlText w:val="%5."/>
+      <w:lvlJc w:val="left"/>
+      <w:pPr>
+        <w:ind w:left="3600" w:hanging="360"/>
+      </w:pPr>
+    </w:lvl>
+    <w:lvl w:ilvl="5" w:tplc="1809001B">
+      <w:start w:val="1"/>
+      <w:numFmt w:val="lowerRoman"/>
+      <w:lvlText w:val="%6."/>
+      <w:lvlJc w:val="right"/>
+      <w:pPr>
+        <w:ind w:left="4320" w:hanging="180"/>
+      </w:pPr>
+    </w:lvl>
+    <w:lvl w:ilvl="6" w:tplc="1809000F">
+      <w:start w:val="1"/>
+      <w:numFmt w:val="decimal"/>
+      <w:lvlText w:val="%7."/>
+      <w:lvlJc w:val="left"/>
+      <w:pPr>
+        <w:ind w:left="5040" w:hanging="360"/>
+      </w:pPr>
+    </w:lvl>
+    <w:lvl w:ilvl="7" w:tplc="18090019">
+      <w:start w:val="1"/>
+      <w:numFmt w:val="lowerLetter"/>
+      <w:lvlText w:val="%8."/>
+      <w:lvlJc w:val="left"/>
+      <w:pPr>
+        <w:ind w:left="5760" w:hanging="360"/>
+      </w:pPr>
+    </w:lvl>
+    <w:lvl w:ilvl="8" w:tplc="1809001B">
+      <w:start w:val="1"/>
+      <w:numFmt w:val="lowerRoman"/>
+      <w:lvlText w:val="%9."/>
+      <w:lvlJc w:val="right"/>
+      <w:pPr>
+        <w:ind w:left="6480" w:hanging="180"/>
+      </w:pPr>
+    </w:lvl>
+  </w:abstractNum>
+  <w:abstractNum w:abstractNumId="11" w15:restartNumberingAfterBreak="0">
     <w:nsid w:val="7A490A53"/>
     <w:multiLevelType w:val="multilevel"/>
     <w:tmpl w:val="9EA23756"/>
@@ -3754,6 +4850,178 @@
         <w:rFonts w:ascii="Wingdings" w:hAnsi="Wingdings" w:hint="default"/>
         <w:sz w:val="20"/>
       </w:rPr>
+    </w:lvl>
+  </w:abstractNum>
+  <w:abstractNum w:abstractNumId="12" w15:restartNumberingAfterBreak="0">
+    <w:nsid w:val="7B4A28A4"/>
+    <w:multiLevelType w:val="hybridMultilevel"/>
+    <w:tmpl w:val="BCA820BE"/>
+    <w:lvl w:ilvl="0" w:tplc="1809000F">
+      <w:start w:val="1"/>
+      <w:numFmt w:val="decimal"/>
+      <w:lvlText w:val="%1."/>
+      <w:lvlJc w:val="left"/>
+      <w:pPr>
+        <w:ind w:left="1080" w:hanging="360"/>
+      </w:pPr>
+    </w:lvl>
+    <w:lvl w:ilvl="1" w:tplc="080A0019" w:tentative="1">
+      <w:start w:val="1"/>
+      <w:numFmt w:val="lowerLetter"/>
+      <w:lvlText w:val="%2."/>
+      <w:lvlJc w:val="left"/>
+      <w:pPr>
+        <w:ind w:left="1800" w:hanging="360"/>
+      </w:pPr>
+    </w:lvl>
+    <w:lvl w:ilvl="2" w:tplc="080A001B" w:tentative="1">
+      <w:start w:val="1"/>
+      <w:numFmt w:val="lowerRoman"/>
+      <w:lvlText w:val="%3."/>
+      <w:lvlJc w:val="right"/>
+      <w:pPr>
+        <w:ind w:left="2520" w:hanging="180"/>
+      </w:pPr>
+    </w:lvl>
+    <w:lvl w:ilvl="3" w:tplc="080A000F" w:tentative="1">
+      <w:start w:val="1"/>
+      <w:numFmt w:val="decimal"/>
+      <w:lvlText w:val="%4."/>
+      <w:lvlJc w:val="left"/>
+      <w:pPr>
+        <w:ind w:left="3240" w:hanging="360"/>
+      </w:pPr>
+    </w:lvl>
+    <w:lvl w:ilvl="4" w:tplc="080A0019" w:tentative="1">
+      <w:start w:val="1"/>
+      <w:numFmt w:val="lowerLetter"/>
+      <w:lvlText w:val="%5."/>
+      <w:lvlJc w:val="left"/>
+      <w:pPr>
+        <w:ind w:left="3960" w:hanging="360"/>
+      </w:pPr>
+    </w:lvl>
+    <w:lvl w:ilvl="5" w:tplc="080A001B" w:tentative="1">
+      <w:start w:val="1"/>
+      <w:numFmt w:val="lowerRoman"/>
+      <w:lvlText w:val="%6."/>
+      <w:lvlJc w:val="right"/>
+      <w:pPr>
+        <w:ind w:left="4680" w:hanging="180"/>
+      </w:pPr>
+    </w:lvl>
+    <w:lvl w:ilvl="6" w:tplc="080A000F" w:tentative="1">
+      <w:start w:val="1"/>
+      <w:numFmt w:val="decimal"/>
+      <w:lvlText w:val="%7."/>
+      <w:lvlJc w:val="left"/>
+      <w:pPr>
+        <w:ind w:left="5400" w:hanging="360"/>
+      </w:pPr>
+    </w:lvl>
+    <w:lvl w:ilvl="7" w:tplc="080A0019" w:tentative="1">
+      <w:start w:val="1"/>
+      <w:numFmt w:val="lowerLetter"/>
+      <w:lvlText w:val="%8."/>
+      <w:lvlJc w:val="left"/>
+      <w:pPr>
+        <w:ind w:left="6120" w:hanging="360"/>
+      </w:pPr>
+    </w:lvl>
+    <w:lvl w:ilvl="8" w:tplc="080A001B" w:tentative="1">
+      <w:start w:val="1"/>
+      <w:numFmt w:val="lowerRoman"/>
+      <w:lvlText w:val="%9."/>
+      <w:lvlJc w:val="right"/>
+      <w:pPr>
+        <w:ind w:left="6840" w:hanging="180"/>
+      </w:pPr>
+    </w:lvl>
+  </w:abstractNum>
+  <w:abstractNum w:abstractNumId="13" w15:restartNumberingAfterBreak="0">
+    <w:nsid w:val="7F6A4D58"/>
+    <w:multiLevelType w:val="hybridMultilevel"/>
+    <w:tmpl w:val="BC3CE1E2"/>
+    <w:lvl w:ilvl="0" w:tplc="1809000F">
+      <w:start w:val="1"/>
+      <w:numFmt w:val="decimal"/>
+      <w:lvlText w:val="%1."/>
+      <w:lvlJc w:val="left"/>
+      <w:pPr>
+        <w:ind w:left="1080" w:hanging="360"/>
+      </w:pPr>
+    </w:lvl>
+    <w:lvl w:ilvl="1" w:tplc="080A0019" w:tentative="1">
+      <w:start w:val="1"/>
+      <w:numFmt w:val="lowerLetter"/>
+      <w:lvlText w:val="%2."/>
+      <w:lvlJc w:val="left"/>
+      <w:pPr>
+        <w:ind w:left="1800" w:hanging="360"/>
+      </w:pPr>
+    </w:lvl>
+    <w:lvl w:ilvl="2" w:tplc="080A001B" w:tentative="1">
+      <w:start w:val="1"/>
+      <w:numFmt w:val="lowerRoman"/>
+      <w:lvlText w:val="%3."/>
+      <w:lvlJc w:val="right"/>
+      <w:pPr>
+        <w:ind w:left="2520" w:hanging="180"/>
+      </w:pPr>
+    </w:lvl>
+    <w:lvl w:ilvl="3" w:tplc="080A000F" w:tentative="1">
+      <w:start w:val="1"/>
+      <w:numFmt w:val="decimal"/>
+      <w:lvlText w:val="%4."/>
+      <w:lvlJc w:val="left"/>
+      <w:pPr>
+        <w:ind w:left="3240" w:hanging="360"/>
+      </w:pPr>
+    </w:lvl>
+    <w:lvl w:ilvl="4" w:tplc="080A0019" w:tentative="1">
+      <w:start w:val="1"/>
+      <w:numFmt w:val="lowerLetter"/>
+      <w:lvlText w:val="%5."/>
+      <w:lvlJc w:val="left"/>
+      <w:pPr>
+        <w:ind w:left="3960" w:hanging="360"/>
+      </w:pPr>
+    </w:lvl>
+    <w:lvl w:ilvl="5" w:tplc="080A001B" w:tentative="1">
+      <w:start w:val="1"/>
+      <w:numFmt w:val="lowerRoman"/>
+      <w:lvlText w:val="%6."/>
+      <w:lvlJc w:val="right"/>
+      <w:pPr>
+        <w:ind w:left="4680" w:hanging="180"/>
+      </w:pPr>
+    </w:lvl>
+    <w:lvl w:ilvl="6" w:tplc="080A000F" w:tentative="1">
+      <w:start w:val="1"/>
+      <w:numFmt w:val="decimal"/>
+      <w:lvlText w:val="%7."/>
+      <w:lvlJc w:val="left"/>
+      <w:pPr>
+        <w:ind w:left="5400" w:hanging="360"/>
+      </w:pPr>
+    </w:lvl>
+    <w:lvl w:ilvl="7" w:tplc="080A0019" w:tentative="1">
+      <w:start w:val="1"/>
+      <w:numFmt w:val="lowerLetter"/>
+      <w:lvlText w:val="%8."/>
+      <w:lvlJc w:val="left"/>
+      <w:pPr>
+        <w:ind w:left="6120" w:hanging="360"/>
+      </w:pPr>
+    </w:lvl>
+    <w:lvl w:ilvl="8" w:tplc="080A001B" w:tentative="1">
+      <w:start w:val="1"/>
+      <w:numFmt w:val="lowerRoman"/>
+      <w:lvlText w:val="%9."/>
+      <w:lvlJc w:val="right"/>
+      <w:pPr>
+        <w:ind w:left="6840" w:hanging="180"/>
+      </w:pPr>
     </w:lvl>
   </w:abstractNum>
   <w:num w:numId="1" w16cid:durableId="243073450">
@@ -3763,16 +5031,70 @@
     <w:abstractNumId w:val="1"/>
   </w:num>
   <w:num w:numId="3" w16cid:durableId="728696014">
-    <w:abstractNumId w:val="4"/>
+    <w:abstractNumId w:val="9"/>
   </w:num>
   <w:num w:numId="4" w16cid:durableId="1057824889">
     <w:abstractNumId w:val="0"/>
   </w:num>
   <w:num w:numId="5" w16cid:durableId="716047706">
-    <w:abstractNumId w:val="5"/>
+    <w:abstractNumId w:val="11"/>
   </w:num>
   <w:num w:numId="6" w16cid:durableId="720325003">
     <w:abstractNumId w:val="3"/>
+  </w:num>
+  <w:num w:numId="7" w16cid:durableId="297421744">
+    <w:abstractNumId w:val="7"/>
+  </w:num>
+  <w:num w:numId="8" w16cid:durableId="1796482298">
+    <w:abstractNumId w:val="10"/>
+    <w:lvlOverride w:ilvl="0">
+      <w:startOverride w:val="1"/>
+    </w:lvlOverride>
+    <w:lvlOverride w:ilvl="1">
+      <w:startOverride w:val="1"/>
+    </w:lvlOverride>
+    <w:lvlOverride w:ilvl="2">
+      <w:startOverride w:val="1"/>
+    </w:lvlOverride>
+    <w:lvlOverride w:ilvl="3">
+      <w:startOverride w:val="1"/>
+    </w:lvlOverride>
+    <w:lvlOverride w:ilvl="4">
+      <w:startOverride w:val="1"/>
+    </w:lvlOverride>
+    <w:lvlOverride w:ilvl="5">
+      <w:startOverride w:val="1"/>
+    </w:lvlOverride>
+    <w:lvlOverride w:ilvl="6">
+      <w:startOverride w:val="1"/>
+    </w:lvlOverride>
+    <w:lvlOverride w:ilvl="7">
+      <w:startOverride w:val="1"/>
+    </w:lvlOverride>
+    <w:lvlOverride w:ilvl="8">
+      <w:startOverride w:val="1"/>
+    </w:lvlOverride>
+  </w:num>
+  <w:num w:numId="9" w16cid:durableId="1338919995">
+    <w:abstractNumId w:val="10"/>
+  </w:num>
+  <w:num w:numId="10" w16cid:durableId="1040743093">
+    <w:abstractNumId w:val="5"/>
+  </w:num>
+  <w:num w:numId="11" w16cid:durableId="254631965">
+    <w:abstractNumId w:val="13"/>
+  </w:num>
+  <w:num w:numId="12" w16cid:durableId="1270820038">
+    <w:abstractNumId w:val="8"/>
+  </w:num>
+  <w:num w:numId="13" w16cid:durableId="1625769175">
+    <w:abstractNumId w:val="6"/>
+  </w:num>
+  <w:num w:numId="14" w16cid:durableId="39288102">
+    <w:abstractNumId w:val="12"/>
+  </w:num>
+  <w:num w:numId="15" w16cid:durableId="295066367">
+    <w:abstractNumId w:val="4"/>
   </w:num>
 </w:numbering>
 </file>
@@ -4248,7 +5570,6 @@
     <w:next w:val="Normal"/>
     <w:link w:val="Ttulo4Car"/>
     <w:uiPriority w:val="9"/>
-    <w:semiHidden/>
     <w:unhideWhenUsed/>
     <w:qFormat/>
     <w:rsid w:val="00E60722"/>
@@ -4471,7 +5792,6 @@
     <w:basedOn w:val="Fuentedeprrafopredeter"/>
     <w:link w:val="Ttulo4"/>
     <w:uiPriority w:val="9"/>
-    <w:semiHidden/>
     <w:rsid w:val="00E60722"/>
     <w:rPr>
       <w:rFonts w:eastAsiaTheme="majorEastAsia" w:cstheme="majorBidi"/>
@@ -4887,6 +6207,25 @@
       <w:spacing w:after="0" w:line="240" w:lineRule="auto"/>
     </w:pPr>
   </w:style>
+  <w:style w:type="paragraph" w:styleId="Descripcin">
+    <w:name w:val="caption"/>
+    <w:basedOn w:val="Normal"/>
+    <w:next w:val="Normal"/>
+    <w:uiPriority w:val="35"/>
+    <w:unhideWhenUsed/>
+    <w:qFormat/>
+    <w:rsid w:val="005912E3"/>
+    <w:pPr>
+      <w:spacing w:after="200" w:line="240" w:lineRule="auto"/>
+    </w:pPr>
+    <w:rPr>
+      <w:i/>
+      <w:iCs/>
+      <w:color w:val="0E2841" w:themeColor="text2"/>
+      <w:sz w:val="18"/>
+      <w:szCs w:val="18"/>
+    </w:rPr>
+  </w:style>
 </w:styles>
 </file>
 
@@ -5186,6 +6525,10 @@
 </file>
 
 <file path=customXml/item1.xml><?xml version="1.0" encoding="utf-8"?>
+<b:Sources xmlns:b="http://schemas.openxmlformats.org/officeDocument/2006/bibliography" xmlns="http://schemas.openxmlformats.org/officeDocument/2006/bibliography" SelectedStyle="\APASixthEditionOfficeOnline.xsl" StyleName="APA" Version="6"/>
+</file>
+
+<file path=customXml/item2.xml><?xml version="1.0" encoding="utf-8"?>
 <ct:contentTypeSchema xmlns:ct="http://schemas.microsoft.com/office/2006/metadata/contentType" xmlns:ma="http://schemas.microsoft.com/office/2006/metadata/properties/metaAttributes" ct:_="" ma:_="" ma:contentTypeName="Document" ma:contentTypeID="0x01010091CA7052A48FB44E8BAE44044031FC77" ma:contentTypeVersion="5" ma:contentTypeDescription="Create a new document." ma:contentTypeScope="" ma:versionID="72110da391d7bf7bbbd9879cda66318c">
   <xsd:schema xmlns:xsd="http://www.w3.org/2001/XMLSchema" xmlns:xs="http://www.w3.org/2001/XMLSchema" xmlns:p="http://schemas.microsoft.com/office/2006/metadata/properties" xmlns:ns3="b16a9495-4dfd-42d3-807b-98cb11f03b43" targetNamespace="http://schemas.microsoft.com/office/2006/metadata/properties" ma:root="true" ma:fieldsID="65d4c4ab10123b5e2192ffab3149626d" ns3:_="">
     <xsd:import namespace="b16a9495-4dfd-42d3-807b-98cb11f03b43"/>
@@ -5335,17 +6678,10 @@
 </ct:contentTypeSchema>
 </file>
 
-<file path=customXml/item2.xml><?xml version="1.0" encoding="utf-8"?>
-<b:Sources xmlns:b="http://schemas.openxmlformats.org/officeDocument/2006/bibliography" xmlns="http://schemas.openxmlformats.org/officeDocument/2006/bibliography" SelectedStyle="\APASixthEditionOfficeOnline.xsl" StyleName="APA" Version="6"/>
-</file>
-
 <file path=customXml/item3.xml><?xml version="1.0" encoding="utf-8"?>
-<?mso-contentType ?>
-<FormTemplates xmlns="http://schemas.microsoft.com/sharepoint/v3/contenttype/forms">
-  <Display>DocumentLibraryForm</Display>
-  <Edit>DocumentLibraryForm</Edit>
-  <New>DocumentLibraryForm</New>
-</FormTemplates>
+<go:gDocsCustomXmlDataStorage xmlns:go="http://customooxmlschemas.google.com/" xmlns:r="http://schemas.openxmlformats.org/officeDocument/2006/relationships" uri="GoogleDocsCustomDataVersion2">
+  <go:docsCustomData xmlns:go="http://customooxmlschemas.google.com/" roundtripDataSignature="AMtx7miehlgh2pzFvkmpnhkVaeODs3Wnuw==">CgMxLjAyCGguZ2pkZ3hzMgloLjMwajB6bGwyCWguMWZvYjl0ZTIJaC4zem55c2g3MgloLjJldDkycDAyDmgua2ZranMzcndsMmMxOAByITF6bEVRVXYyWkdtTjZWemdfYk5uaGpmb0x1c2hhYUo3dw==</go:docsCustomData>
+</go:gDocsCustomXmlDataStorage>
 </file>
 
 <file path=customXml/item4.xml><?xml version="1.0" encoding="utf-8"?>
@@ -5357,12 +6693,23 @@
 </file>
 
 <file path=customXml/item5.xml><?xml version="1.0" encoding="utf-8"?>
-<go:gDocsCustomXmlDataStorage xmlns:go="http://customooxmlschemas.google.com/" xmlns:r="http://schemas.openxmlformats.org/officeDocument/2006/relationships" uri="GoogleDocsCustomDataVersion2">
-  <go:docsCustomData xmlns:go="http://customooxmlschemas.google.com/" roundtripDataSignature="AMtx7miehlgh2pzFvkmpnhkVaeODs3Wnuw==">CgMxLjAyCGguZ2pkZ3hzMgloLjMwajB6bGwyCWguMWZvYjl0ZTIJaC4zem55c2g3MgloLjJldDkycDAyDmgua2ZranMzcndsMmMxOAByITF6bEVRVXYyWkdtTjZWemdfYk5uaGpmb0x1c2hhYUo3dw==</go:docsCustomData>
-</go:gDocsCustomXmlDataStorage>
+<?mso-contentType ?>
+<FormTemplates xmlns="http://schemas.microsoft.com/sharepoint/v3/contenttype/forms">
+  <Display>DocumentLibraryForm</Display>
+  <Edit>DocumentLibraryForm</Edit>
+  <New>DocumentLibraryForm</New>
+</FormTemplates>
 </file>
 
 <file path=customXml/itemProps1.xml><?xml version="1.0" encoding="utf-8"?>
+<ds:datastoreItem xmlns:ds="http://schemas.openxmlformats.org/officeDocument/2006/customXml" ds:itemID="{A5C61161-19E4-4D42-A5DA-EC591AFE0A7D}">
+  <ds:schemaRefs>
+    <ds:schemaRef ds:uri="http://schemas.openxmlformats.org/officeDocument/2006/bibliography"/>
+  </ds:schemaRefs>
+</ds:datastoreItem>
+</file>
+
+<file path=customXml/itemProps2.xml><?xml version="1.0" encoding="utf-8"?>
 <ds:datastoreItem xmlns:ds="http://schemas.openxmlformats.org/officeDocument/2006/customXml" ds:itemID="{1CD39011-2B34-4226-8638-59B13D86301D}">
   <ds:schemaRefs>
     <ds:schemaRef ds:uri="http://schemas.microsoft.com/office/2006/metadata/contentType"/>
@@ -5380,18 +6727,11 @@
 </ds:datastoreItem>
 </file>
 
-<file path=customXml/itemProps2.xml><?xml version="1.0" encoding="utf-8"?>
-<ds:datastoreItem xmlns:ds="http://schemas.openxmlformats.org/officeDocument/2006/customXml" ds:itemID="{A5C61161-19E4-4D42-A5DA-EC591AFE0A7D}">
+<file path=customXml/itemProps3.xml><?xml version="1.0" encoding="utf-8"?>
+<ds:datastoreItem xmlns:ds="http://schemas.openxmlformats.org/officeDocument/2006/customXml" ds:itemID="{11111111-1234-1234-1234-123412341234}">
   <ds:schemaRefs>
-    <ds:schemaRef ds:uri="http://schemas.openxmlformats.org/officeDocument/2006/bibliography"/>
-  </ds:schemaRefs>
-</ds:datastoreItem>
-</file>
-
-<file path=customXml/itemProps3.xml><?xml version="1.0" encoding="utf-8"?>
-<ds:datastoreItem xmlns:ds="http://schemas.openxmlformats.org/officeDocument/2006/customXml" ds:itemID="{AD64260C-1345-4C21-A804-B9FBE7B91489}">
-  <ds:schemaRefs>
-    <ds:schemaRef ds:uri="http://schemas.microsoft.com/sharepoint/v3/contenttype/forms"/>
+    <ds:schemaRef ds:uri="http://customooxmlschemas.google.com/"/>
+    <ds:schemaRef ds:uri="http://schemas.openxmlformats.org/officeDocument/2006/relationships"/>
   </ds:schemaRefs>
 </ds:datastoreItem>
 </file>
@@ -5407,10 +6747,9 @@
 </file>
 
 <file path=customXml/itemProps5.xml><?xml version="1.0" encoding="utf-8"?>
-<ds:datastoreItem xmlns:ds="http://schemas.openxmlformats.org/officeDocument/2006/customXml" ds:itemID="{11111111-1234-1234-1234-123412341234}">
+<ds:datastoreItem xmlns:ds="http://schemas.openxmlformats.org/officeDocument/2006/customXml" ds:itemID="{AD64260C-1345-4C21-A804-B9FBE7B91489}">
   <ds:schemaRefs>
-    <ds:schemaRef ds:uri="http://customooxmlschemas.google.com/"/>
-    <ds:schemaRef ds:uri="http://schemas.openxmlformats.org/officeDocument/2006/relationships"/>
+    <ds:schemaRef ds:uri="http://schemas.microsoft.com/sharepoint/v3/contenttype/forms"/>
   </ds:schemaRefs>
 </ds:datastoreItem>
 </file>
--- a/2026506 Capstone Project Strategic Thinking.docx
+++ b/2026506 Capstone Project Strategic Thinking.docx
@@ -607,6 +607,7 @@
                 <w:szCs w:val="28"/>
               </w:rPr>
             </w:pPr>
+            <w:proofErr w:type="spellStart"/>
             <w:r>
               <w:rPr>
                 <w:i/>
@@ -614,7 +615,17 @@
                 <w:sz w:val="28"/>
                 <w:szCs w:val="28"/>
               </w:rPr>
-              <w:t>Taufique Ahmed</w:t>
+              <w:t>Taufique</w:t>
+            </w:r>
+            <w:proofErr w:type="spellEnd"/>
+            <w:r>
+              <w:rPr>
+                <w:i/>
+                <w:color w:val="156082"/>
+                <w:sz w:val="28"/>
+                <w:szCs w:val="28"/>
+              </w:rPr>
+              <w:t xml:space="preserve"> Ahmed</w:t>
             </w:r>
           </w:p>
         </w:tc>
@@ -1159,6 +1170,7 @@
         <w:tab/>
       </w:r>
       <w:hyperlink r:id="rId13" w:history="1">
+        <w:proofErr w:type="spellStart"/>
         <w:r>
           <w:rPr>
             <w:rStyle w:val="Hipervnculo"/>
@@ -1167,42 +1179,22 @@
             <w:szCs w:val="20"/>
             <w:lang w:val="en-GB"/>
           </w:rPr>
-          <w:t>licalexxibarrola-sketch/CA1-Strategic-Thinking</w:t>
+          <w:t>licalexxibarrola</w:t>
+        </w:r>
+        <w:proofErr w:type="spellEnd"/>
+        <w:r>
+          <w:rPr>
+            <w:rStyle w:val="Hipervnculo"/>
+            <w:i/>
+            <w:sz w:val="20"/>
+            <w:szCs w:val="20"/>
+            <w:lang w:val="en-GB"/>
+          </w:rPr>
+          <w:t>-sketch/CA1-Strategic-Thinking</w:t>
         </w:r>
       </w:hyperlink>
     </w:p>
     <w:p/>
-    <w:p>
-      <w:pPr>
-        <w:keepNext/>
-        <w:keepLines/>
-        <w:pBdr>
-          <w:top w:val="nil"/>
-          <w:left w:val="nil"/>
-          <w:bottom w:val="nil"/>
-          <w:right w:val="nil"/>
-          <w:between w:val="nil"/>
-        </w:pBdr>
-        <w:spacing w:before="240" w:after="0" w:line="240" w:lineRule="auto"/>
-        <w:rPr>
-          <w:rFonts w:ascii="Play" w:eastAsia="Play" w:hAnsi="Play" w:cs="Play"/>
-          <w:color w:val="0F4761"/>
-          <w:sz w:val="32"/>
-          <w:szCs w:val="32"/>
-          <w:lang w:val="es-MX"/>
-        </w:rPr>
-      </w:pPr>
-      <w:r>
-        <w:rPr>
-          <w:rFonts w:ascii="Play" w:eastAsia="Play" w:hAnsi="Play" w:cs="Play"/>
-          <w:color w:val="0F4761"/>
-          <w:sz w:val="32"/>
-          <w:szCs w:val="32"/>
-          <w:lang w:val="es-MX"/>
-        </w:rPr>
-        <w:t>Contents</w:t>
-      </w:r>
-    </w:p>
     <w:sdt>
       <w:sdtPr>
         <w:rPr>
@@ -1237,8 +1229,30 @@
             <w:rPr>
               <w:lang w:val="es-ES"/>
             </w:rPr>
-            <w:t>Table of contents</w:t>
+            <w:t xml:space="preserve">Table </w:t>
           </w:r>
+          <w:proofErr w:type="spellStart"/>
+          <w:r>
+            <w:rPr>
+              <w:lang w:val="es-ES"/>
+            </w:rPr>
+            <w:t>of</w:t>
+          </w:r>
+          <w:proofErr w:type="spellEnd"/>
+          <w:r>
+            <w:rPr>
+              <w:lang w:val="es-ES"/>
+            </w:rPr>
+            <w:t xml:space="preserve"> </w:t>
+          </w:r>
+          <w:proofErr w:type="spellStart"/>
+          <w:r>
+            <w:rPr>
+              <w:lang w:val="es-ES"/>
+            </w:rPr>
+            <w:t>contents</w:t>
+          </w:r>
+          <w:proofErr w:type="spellEnd"/>
         </w:p>
         <w:p>
           <w:pPr>
@@ -1273,7 +1287,7 @@
           <w:r>
             <w:fldChar w:fldCharType="separate"/>
           </w:r>
-          <w:hyperlink w:anchor="_Toc243603353" w:history="1">
+          <w:hyperlink w:anchor="_Toc243854518" w:history="1">
             <w:r>
               <w:rPr>
                 <w:rStyle w:val="Hipervnculo"/>
@@ -1319,7 +1333,7 @@
                 <w:noProof/>
                 <w:webHidden/>
               </w:rPr>
-              <w:instrText xml:space="preserve"> PAGEREF _Toc243603353 \h </w:instrText>
+              <w:instrText xml:space="preserve"> PAGEREF _Toc243854518 \h </w:instrText>
             </w:r>
             <w:r>
               <w:rPr>
@@ -1366,7 +1380,7 @@
               <w14:ligatures w14:val="standardContextual"/>
             </w:rPr>
           </w:pPr>
-          <w:hyperlink w:anchor="_Toc243603354" w:history="1">
+          <w:hyperlink w:anchor="_Toc243854519" w:history="1">
             <w:r>
               <w:rPr>
                 <w:rStyle w:val="Hipervnculo"/>
@@ -1393,7 +1407,7 @@
                 <w:noProof/>
                 <w:webHidden/>
               </w:rPr>
-              <w:instrText xml:space="preserve"> PAGEREF _Toc243603354 \h </w:instrText>
+              <w:instrText xml:space="preserve"> PAGEREF _Toc243854519 \h </w:instrText>
             </w:r>
             <w:r>
               <w:rPr>
@@ -1440,7 +1454,7 @@
               <w14:ligatures w14:val="standardContextual"/>
             </w:rPr>
           </w:pPr>
-          <w:hyperlink w:anchor="_Toc243603355" w:history="1">
+          <w:hyperlink w:anchor="_Toc243854520" w:history="1">
             <w:r>
               <w:rPr>
                 <w:rStyle w:val="Hipervnculo"/>
@@ -1467,7 +1481,7 @@
                 <w:noProof/>
                 <w:webHidden/>
               </w:rPr>
-              <w:instrText xml:space="preserve"> PAGEREF _Toc243603355 \h </w:instrText>
+              <w:instrText xml:space="preserve"> PAGEREF _Toc243854520 \h </w:instrText>
             </w:r>
             <w:r>
               <w:rPr>
@@ -1514,7 +1528,7 @@
               <w14:ligatures w14:val="standardContextual"/>
             </w:rPr>
           </w:pPr>
-          <w:hyperlink w:anchor="_Toc243603356" w:history="1">
+          <w:hyperlink w:anchor="_Toc243854521" w:history="1">
             <w:r>
               <w:rPr>
                 <w:rStyle w:val="Hipervnculo"/>
@@ -1541,7 +1555,7 @@
                 <w:noProof/>
                 <w:webHidden/>
               </w:rPr>
-              <w:instrText xml:space="preserve"> PAGEREF _Toc243603356 \h </w:instrText>
+              <w:instrText xml:space="preserve"> PAGEREF _Toc243854521 \h </w:instrText>
             </w:r>
             <w:r>
               <w:rPr>
@@ -1588,7 +1602,7 @@
               <w14:ligatures w14:val="standardContextual"/>
             </w:rPr>
           </w:pPr>
-          <w:hyperlink w:anchor="_Toc243603357" w:history="1">
+          <w:hyperlink w:anchor="_Toc243854522" w:history="1">
             <w:r>
               <w:rPr>
                 <w:rStyle w:val="Hipervnculo"/>
@@ -1615,7 +1629,7 @@
                 <w:noProof/>
                 <w:webHidden/>
               </w:rPr>
-              <w:instrText xml:space="preserve"> PAGEREF _Toc243603357 \h </w:instrText>
+              <w:instrText xml:space="preserve"> PAGEREF _Toc243854522 \h </w:instrText>
             </w:r>
             <w:r>
               <w:rPr>
@@ -1662,7 +1676,7 @@
               <w14:ligatures w14:val="standardContextual"/>
             </w:rPr>
           </w:pPr>
-          <w:hyperlink w:anchor="_Toc243603358" w:history="1">
+          <w:hyperlink w:anchor="_Toc243854523" w:history="1">
             <w:r>
               <w:rPr>
                 <w:rStyle w:val="Hipervnculo"/>
@@ -1689,7 +1703,7 @@
                 <w:noProof/>
                 <w:webHidden/>
               </w:rPr>
-              <w:instrText xml:space="preserve"> PAGEREF _Toc243603358 \h </w:instrText>
+              <w:instrText xml:space="preserve"> PAGEREF _Toc243854523 \h </w:instrText>
             </w:r>
             <w:r>
               <w:rPr>
@@ -1736,7 +1750,7 @@
               <w14:ligatures w14:val="standardContextual"/>
             </w:rPr>
           </w:pPr>
-          <w:hyperlink w:anchor="_Toc243603359" w:history="1">
+          <w:hyperlink w:anchor="_Toc243854524" w:history="1">
             <w:r>
               <w:rPr>
                 <w:rStyle w:val="Hipervnculo"/>
@@ -1763,7 +1777,7 @@
                 <w:noProof/>
                 <w:webHidden/>
               </w:rPr>
-              <w:instrText xml:space="preserve"> PAGEREF _Toc243603359 \h </w:instrText>
+              <w:instrText xml:space="preserve"> PAGEREF _Toc243854524 \h </w:instrText>
             </w:r>
             <w:r>
               <w:rPr>
@@ -1810,7 +1824,7 @@
               <w14:ligatures w14:val="standardContextual"/>
             </w:rPr>
           </w:pPr>
-          <w:hyperlink w:anchor="_Toc243603360" w:history="1">
+          <w:hyperlink w:anchor="_Toc243854525" w:history="1">
             <w:r>
               <w:rPr>
                 <w:rStyle w:val="Hipervnculo"/>
@@ -1837,7 +1851,7 @@
                 <w:noProof/>
                 <w:webHidden/>
               </w:rPr>
-              <w:instrText xml:space="preserve"> PAGEREF _Toc243603360 \h </w:instrText>
+              <w:instrText xml:space="preserve"> PAGEREF _Toc243854525 \h </w:instrText>
             </w:r>
             <w:r>
               <w:rPr>
@@ -1884,7 +1898,7 @@
               <w14:ligatures w14:val="standardContextual"/>
             </w:rPr>
           </w:pPr>
-          <w:hyperlink w:anchor="_Toc243603361" w:history="1">
+          <w:hyperlink w:anchor="_Toc243854526" w:history="1">
             <w:r>
               <w:rPr>
                 <w:rStyle w:val="Hipervnculo"/>
@@ -1911,7 +1925,7 @@
                 <w:noProof/>
                 <w:webHidden/>
               </w:rPr>
-              <w:instrText xml:space="preserve"> PAGEREF _Toc243603361 \h </w:instrText>
+              <w:instrText xml:space="preserve"> PAGEREF _Toc243854526 \h </w:instrText>
             </w:r>
             <w:r>
               <w:rPr>
@@ -1958,7 +1972,7 @@
               <w14:ligatures w14:val="standardContextual"/>
             </w:rPr>
           </w:pPr>
-          <w:hyperlink w:anchor="_Toc243603362" w:history="1">
+          <w:hyperlink w:anchor="_Toc243854527" w:history="1">
             <w:r>
               <w:rPr>
                 <w:rStyle w:val="Hipervnculo"/>
@@ -1985,7 +1999,81 @@
                 <w:noProof/>
                 <w:webHidden/>
               </w:rPr>
-              <w:instrText xml:space="preserve"> PAGEREF _Toc243603362 \h </w:instrText>
+              <w:instrText xml:space="preserve"> PAGEREF _Toc243854527 \h </w:instrText>
+            </w:r>
+            <w:r>
+              <w:rPr>
+                <w:noProof/>
+                <w:webHidden/>
+              </w:rPr>
+            </w:r>
+            <w:r>
+              <w:rPr>
+                <w:noProof/>
+                <w:webHidden/>
+              </w:rPr>
+              <w:fldChar w:fldCharType="separate"/>
+            </w:r>
+            <w:r>
+              <w:rPr>
+                <w:noProof/>
+                <w:webHidden/>
+              </w:rPr>
+              <w:t>3</w:t>
+            </w:r>
+            <w:r>
+              <w:rPr>
+                <w:noProof/>
+                <w:webHidden/>
+              </w:rPr>
+              <w:fldChar w:fldCharType="end"/>
+            </w:r>
+          </w:hyperlink>
+        </w:p>
+        <w:p>
+          <w:pPr>
+            <w:pStyle w:val="TDC2"/>
+            <w:tabs>
+              <w:tab w:val="right" w:leader="dot" w:pos="9016"/>
+            </w:tabs>
+            <w:rPr>
+              <w:rFonts w:asciiTheme="minorHAnsi" w:eastAsiaTheme="minorEastAsia" w:hAnsiTheme="minorHAnsi" w:cstheme="minorBidi"/>
+              <w:noProof/>
+              <w:kern w:val="2"/>
+              <w:sz w:val="24"/>
+              <w:szCs w:val="24"/>
+              <w:lang w:val="es-MX" w:eastAsia="es-MX"/>
+              <w14:ligatures w14:val="standardContextual"/>
+            </w:rPr>
+          </w:pPr>
+          <w:hyperlink w:anchor="_Toc243854528" w:history="1">
+            <w:r>
+              <w:rPr>
+                <w:rStyle w:val="Hipervnculo"/>
+                <w:noProof/>
+              </w:rPr>
+              <w:t>Figure 2 Project Gantt Chart</w:t>
+            </w:r>
+            <w:r>
+              <w:rPr>
+                <w:noProof/>
+                <w:webHidden/>
+              </w:rPr>
+              <w:tab/>
+            </w:r>
+            <w:r>
+              <w:rPr>
+                <w:noProof/>
+                <w:webHidden/>
+              </w:rPr>
+              <w:fldChar w:fldCharType="begin"/>
+            </w:r>
+            <w:r>
+              <w:rPr>
+                <w:noProof/>
+                <w:webHidden/>
+              </w:rPr>
+              <w:instrText xml:space="preserve"> PAGEREF _Toc243854528 \h </w:instrText>
             </w:r>
             <w:r>
               <w:rPr>
@@ -2032,7 +2120,7 @@
               <w14:ligatures w14:val="standardContextual"/>
             </w:rPr>
           </w:pPr>
-          <w:hyperlink w:anchor="_Toc243603363" w:history="1">
+          <w:hyperlink w:anchor="_Toc243854529" w:history="1">
             <w:r>
               <w:rPr>
                 <w:rStyle w:val="Hipervnculo"/>
@@ -2059,7 +2147,7 @@
                 <w:noProof/>
                 <w:webHidden/>
               </w:rPr>
-              <w:instrText xml:space="preserve"> PAGEREF _Toc243603363 \h </w:instrText>
+              <w:instrText xml:space="preserve"> PAGEREF _Toc243854529 \h </w:instrText>
             </w:r>
             <w:r>
               <w:rPr>
@@ -2079,7 +2167,7 @@
                 <w:noProof/>
                 <w:webHidden/>
               </w:rPr>
-              <w:t>3</w:t>
+              <w:t>4</w:t>
             </w:r>
             <w:r>
               <w:rPr>
@@ -2106,7 +2194,7 @@
               <w14:ligatures w14:val="standardContextual"/>
             </w:rPr>
           </w:pPr>
-          <w:hyperlink w:anchor="_Toc243603364" w:history="1">
+          <w:hyperlink w:anchor="_Toc243854530" w:history="1">
             <w:r>
               <w:rPr>
                 <w:rStyle w:val="Hipervnculo"/>
@@ -2133,7 +2221,7 @@
                 <w:noProof/>
                 <w:webHidden/>
               </w:rPr>
-              <w:instrText xml:space="preserve"> PAGEREF _Toc243603364 \h </w:instrText>
+              <w:instrText xml:space="preserve"> PAGEREF _Toc243854530 \h </w:instrText>
             </w:r>
             <w:r>
               <w:rPr>
@@ -2203,7 +2291,7 @@
           <w:numId w:val="7"/>
         </w:numPr>
       </w:pPr>
-      <w:bookmarkStart w:id="0" w:name="_Toc243603353"/>
+      <w:bookmarkStart w:id="0" w:name="_Toc243854518"/>
       <w:r>
         <w:lastRenderedPageBreak/>
         <w:t>Project Title</w:t>
@@ -2235,7 +2323,7 @@
       <w:pPr>
         <w:pStyle w:val="Ttulo1"/>
       </w:pPr>
-      <w:bookmarkStart w:id="1" w:name="_Toc243603354"/>
+      <w:bookmarkStart w:id="1" w:name="_Toc243854519"/>
       <w:r>
         <w:t>2.</w:t>
       </w:r>
@@ -2296,7 +2384,7 @@
       <w:pPr>
         <w:pStyle w:val="Ttulo1"/>
       </w:pPr>
-      <w:bookmarkStart w:id="2" w:name="_Toc243603355"/>
+      <w:bookmarkStart w:id="2" w:name="_Toc243854520"/>
       <w:r>
         <w:t>3. Problem Definition</w:t>
       </w:r>
@@ -2310,8 +2398,13 @@
       <w:r>
         <w:t xml:space="preserve">The business problem is the presence of uncertainly about future product demand. Therefore, underestimation may result in </w:t>
       </w:r>
-      <w:r>
-        <w:t>out stock</w:t>
+      <w:proofErr w:type="spellStart"/>
+      <w:r>
+        <w:t>out</w:t>
+      </w:r>
+      <w:proofErr w:type="spellEnd"/>
+      <w:r>
+        <w:t xml:space="preserve"> stock</w:t>
       </w:r>
       <w:r>
         <w:t>, while overestimation may result in overstock. So, the business question is: How well the past transactions predict weekly or monthly product level sales quantity and how can those be used to plan inventories?</w:t>
@@ -2335,7 +2428,7 @@
       <w:pPr>
         <w:pStyle w:val="Ttulo1"/>
       </w:pPr>
-      <w:bookmarkStart w:id="3" w:name="_Toc243603356"/>
+      <w:bookmarkStart w:id="3" w:name="_Toc243854521"/>
       <w:r>
         <w:t>4. Aim and Objectives</w:t>
       </w:r>
@@ -2430,7 +2523,7 @@
       <w:pPr>
         <w:pStyle w:val="Ttulo1"/>
       </w:pPr>
-      <w:bookmarkStart w:id="4" w:name="_Toc243603357"/>
+      <w:bookmarkStart w:id="4" w:name="_Toc243854522"/>
       <w:r>
         <w:lastRenderedPageBreak/>
         <w:t>5. Scope</w:t>
@@ -2613,7 +2706,7 @@
       <w:pPr>
         <w:pStyle w:val="Ttulo1"/>
       </w:pPr>
-      <w:bookmarkStart w:id="5" w:name="_Toc243603358"/>
+      <w:bookmarkStart w:id="5" w:name="_Toc243854523"/>
       <w:r>
         <w:t>6. Methodology</w:t>
       </w:r>
@@ -2621,6 +2714,9 @@
     </w:p>
     <w:p/>
     <w:p>
+      <w:pPr>
+        <w:jc w:val="both"/>
+      </w:pPr>
       <w:r>
         <w:t>In this project, I used the CRISP-DM Methodology, which stands for Cross industry process for data minding.</w:t>
       </w:r>
@@ -2650,31 +2746,49 @@
       </w:r>
     </w:p>
     <w:p>
+      <w:pPr>
+        <w:jc w:val="both"/>
+      </w:pPr>
       <w:r>
         <w:t>1.Business Understanding (stage 1).</w:t>
       </w:r>
     </w:p>
     <w:p>
+      <w:pPr>
+        <w:jc w:val="both"/>
+      </w:pPr>
       <w:r>
         <w:t>2. Data Understanding (stage 2)</w:t>
       </w:r>
     </w:p>
     <w:p>
+      <w:pPr>
+        <w:jc w:val="both"/>
+      </w:pPr>
       <w:r>
         <w:t>3.Data Preparation (stage3)</w:t>
       </w:r>
     </w:p>
     <w:p>
+      <w:pPr>
+        <w:jc w:val="both"/>
+      </w:pPr>
       <w:r>
         <w:t xml:space="preserve">4. Modeling (stage4) </w:t>
       </w:r>
     </w:p>
     <w:p>
+      <w:pPr>
+        <w:jc w:val="both"/>
+      </w:pPr>
       <w:r>
         <w:t xml:space="preserve">5.Evaluation (stage5) </w:t>
       </w:r>
     </w:p>
     <w:p>
+      <w:pPr>
+        <w:jc w:val="both"/>
+      </w:pPr>
       <w:r>
         <w:t>6.Deployment (stage 6)</w:t>
       </w:r>
@@ -2730,7 +2844,7 @@
                                 <w:szCs w:val="22"/>
                               </w:rPr>
                             </w:pPr>
-                            <w:bookmarkStart w:id="6" w:name="_Toc243603359"/>
+                            <w:bookmarkStart w:id="6" w:name="_Toc243854524"/>
                             <w:r>
                               <w:rPr>
                                 <w:sz w:val="22"/>
@@ -2819,7 +2933,7 @@
                           <w:szCs w:val="22"/>
                         </w:rPr>
                       </w:pPr>
-                      <w:bookmarkStart w:id="7" w:name="_Toc243603359"/>
+                      <w:bookmarkStart w:id="7" w:name="_Toc243854524"/>
                       <w:r>
                         <w:rPr>
                           <w:sz w:val="22"/>
@@ -2936,7 +3050,15 @@
                               <w:t xml:space="preserve">Source </w:t>
                             </w:r>
                             <w:r>
-                              <w:t>(Chumbar, 2023)</w:t>
+                              <w:t>(</w:t>
+                            </w:r>
+                            <w:proofErr w:type="spellStart"/>
+                            <w:r>
+                              <w:t>Chumbar</w:t>
+                            </w:r>
+                            <w:proofErr w:type="spellEnd"/>
+                            <w:r>
+                              <w:t>, 2023)</w:t>
                             </w:r>
                           </w:p>
                         </w:txbxContent>
@@ -2971,7 +3093,15 @@
                         <w:t xml:space="preserve">Source </w:t>
                       </w:r>
                       <w:r>
-                        <w:t>(Chumbar, 2023)</w:t>
+                        <w:t>(</w:t>
+                      </w:r>
+                      <w:proofErr w:type="spellStart"/>
+                      <w:r>
+                        <w:t>Chumbar</w:t>
+                      </w:r>
+                      <w:proofErr w:type="spellEnd"/>
+                      <w:r>
+                        <w:t>, 2023)</w:t>
                       </w:r>
                     </w:p>
                   </w:txbxContent>
@@ -3083,18 +3213,18 @@
       <w:pPr>
         <w:pStyle w:val="Ttulo1"/>
       </w:pPr>
+      <w:bookmarkStart w:id="8" w:name="_Toc243854525"/>
       <w:r>
         <w:lastRenderedPageBreak/>
-        <w:t xml:space="preserve">7. </w:t>
-      </w:r>
-      <w:bookmarkStart w:id="8" w:name="_Toc243603360"/>
-      <w:r>
-        <w:t>Data Sources</w:t>
+        <w:t>7. Data Sources</w:t>
       </w:r>
       <w:bookmarkEnd w:id="8"/>
     </w:p>
     <w:p/>
     <w:p>
+      <w:pPr>
+        <w:jc w:val="both"/>
+      </w:pPr>
       <w:r>
         <w:t>For this project I will use the</w:t>
       </w:r>
@@ -3188,7 +3318,7 @@
       <w:pPr>
         <w:pStyle w:val="Ttulo1"/>
       </w:pPr>
-      <w:bookmarkStart w:id="9" w:name="_Toc243603361"/>
+      <w:bookmarkStart w:id="9" w:name="_Toc243854526"/>
       <w:r>
         <w:t>8. Expected Deliverables</w:t>
       </w:r>
@@ -3196,17 +3326,59 @@
     </w:p>
     <w:p/>
     <w:p>
-      <w:r>
-        <w:t xml:space="preserve">First of all following the </w:t>
-      </w:r>
-      <w:r>
-        <w:t>CRISP-DM Methodology</w:t>
-      </w:r>
-      <w:r>
-        <w:t xml:space="preserve"> and in a Jupyter notebook will be included:</w:t>
+      <w:pPr>
+        <w:jc w:val="both"/>
+      </w:pPr>
+      <w:r>
+        <w:t>First</w:t>
+      </w:r>
+      <w:r>
+        <w:t>,</w:t>
+      </w:r>
+      <w:r>
+        <w:t xml:space="preserve"> following the CRISP-DM Methodology</w:t>
+      </w:r>
+      <w:r>
+        <w:t xml:space="preserve"> </w:t>
+      </w:r>
+      <w:r>
+        <w:fldChar w:fldCharType="begin"/>
+      </w:r>
+      <w:r>
+        <w:instrText xml:space="preserve"> ADDIN ZOTERO_ITEM CSL_CITATION {"citationID":"12uTAWkq","properties":{"unsorted":false,"formattedCitation":"(Hotz, 2018)","plainCitation":"(Hotz, 2018)","noteIndex":0},"citationItems":[{"id":1,"uris":["http://zotero.org/users/local/a5u1EVgy/items/WXBDAS9S"],"itemData":{"id":1,"type":"post-weblog","abstract":"The CRoss Industry Standard Process for Data Mining (CRISP-DM) is a process model with six phases that describes the data science life cycle.","container-title":"Data Science PM","language":"en-US","title":"What is CRISP DM?","URL":"https://www.datascience-pm.com/crisp-dm-2/","author":[{"family":"Hotz","given":"Nick"}],"accessed":{"date-parts":[["2026",10,18]]},"issued":{"date-parts":[["2018",9,10]]}}}],"schema":"https://github.com/citation-style-language/schema/raw/master/csl-citation.json"} </w:instrText>
+      </w:r>
+      <w:r>
+        <w:fldChar w:fldCharType="separate"/>
+      </w:r>
+      <w:r>
+        <w:t>(Hotz, 2018)</w:t>
+      </w:r>
+      <w:r>
+        <w:fldChar w:fldCharType="end"/>
+      </w:r>
+      <w:r>
+        <w:t xml:space="preserve"> in each stage</w:t>
+      </w:r>
+      <w:r>
+        <w:t xml:space="preserve"> </w:t>
+      </w:r>
+      <w:r>
+        <w:t xml:space="preserve">a </w:t>
+      </w:r>
+      <w:r>
+        <w:t xml:space="preserve">Jupyter notebook </w:t>
+      </w:r>
+      <w:r>
+        <w:t xml:space="preserve">and a word file </w:t>
+      </w:r>
+      <w:r>
+        <w:t>will be included:</w:t>
       </w:r>
     </w:p>
     <w:p>
+      <w:pPr>
+        <w:jc w:val="both"/>
+      </w:pPr>
       <w:r>
         <w:t>-</w:t>
       </w:r>
@@ -3220,77 +3392,150 @@
         <w:t xml:space="preserve">he Data Understanding and </w:t>
       </w:r>
       <w:r>
-        <w:t xml:space="preserve">Exploratory Data Analysis </w:t>
+        <w:t>Exploratory Data Analysis</w:t>
+      </w:r>
+      <w:r>
+        <w:t xml:space="preserve"> in a</w:t>
+      </w:r>
+      <w:r>
+        <w:t xml:space="preserve"> </w:t>
+      </w:r>
+      <w:r>
+        <w:t>Jupyter notebook with charts</w:t>
+      </w:r>
+      <w:r>
+        <w:t>.</w:t>
       </w:r>
     </w:p>
     <w:p>
+      <w:pPr>
+        <w:jc w:val="both"/>
+      </w:pPr>
       <w:r>
         <w:t xml:space="preserve">- The Data Preparation </w:t>
+      </w:r>
+      <w:r>
+        <w:t>to clean and transform the dataset that could be used for Machine Learning</w:t>
+      </w:r>
+      <w:r>
+        <w:t>.</w:t>
+      </w:r>
+      <w:r>
+        <w:t xml:space="preserve"> </w:t>
       </w:r>
     </w:p>
     <w:p>
+      <w:pPr>
+        <w:jc w:val="both"/>
+      </w:pPr>
       <w:r>
         <w:t>- The Machine Learning Models expected are Regression, classification and Clustering.</w:t>
       </w:r>
     </w:p>
     <w:p>
+      <w:pPr>
+        <w:jc w:val="both"/>
+      </w:pPr>
       <w:r>
         <w:t>- Comparison and selection of the Machine Learning Model</w:t>
+      </w:r>
+      <w:r>
+        <w:t>.</w:t>
       </w:r>
     </w:p>
     <w:p>
       <w:pPr>
+        <w:jc w:val="both"/>
+      </w:pPr>
+      <w:r>
+        <w:t>- Recommendation and conclution</w:t>
+      </w:r>
+      <w:r>
+        <w:t>.</w:t>
+      </w:r>
+    </w:p>
+    <w:p>
+      <w:pPr>
         <w:pStyle w:val="Ttulo1"/>
       </w:pPr>
-      <w:bookmarkStart w:id="10" w:name="_Toc243603362"/>
+      <w:bookmarkStart w:id="10" w:name="_Toc243854527"/>
       <w:r>
         <w:t>9. Project Timeline</w:t>
       </w:r>
       <w:bookmarkEnd w:id="10"/>
     </w:p>
+    <w:p/>
     <w:p>
-      <w:r>
-        <w:t xml:space="preserve">Provide a </w:t>
-      </w:r>
-      <w:r>
-        <w:rPr>
-          <w:b/>
-          <w:bCs/>
-        </w:rPr>
-        <w:t>high-level project timeline diagram (e.g., a Gantt chart)</w:t>
-      </w:r>
-      <w:r>
-        <w:t xml:space="preserve"> covering both semesters. Clearly show the main project phases, key activities, milestones and expected completion periods.</w:t>
-      </w:r>
-    </w:p>
-    <w:p>
-      <w:pPr>
-        <w:pStyle w:val="Ttulo1"/>
-      </w:pPr>
-      <w:bookmarkStart w:id="11" w:name="_Toc243603363"/>
-      <w:r>
-        <w:t>10. Ethical and Legal Considerations</w:t>
+      <w:pPr>
+        <w:pStyle w:val="Ttulo2"/>
+        <w:ind w:left="2160" w:firstLine="720"/>
+        <w:rPr>
+          <w:sz w:val="22"/>
+          <w:szCs w:val="22"/>
+        </w:rPr>
+      </w:pPr>
+      <w:bookmarkStart w:id="11" w:name="_Toc243854528"/>
+      <w:r>
+        <w:rPr>
+          <w:sz w:val="22"/>
+          <w:szCs w:val="22"/>
+        </w:rPr>
+        <w:t>Figure 2 Project Gantt Chart</w:t>
       </w:r>
       <w:bookmarkEnd w:id="11"/>
     </w:p>
     <w:p>
       <w:r>
-        <w:t>Identify relevant ethical, privacy, data protection, security and data-use considerations associated with the project. Explain how these will be appropriately addressed, including permissions for accessing and using the selected data.</w:t>
-      </w:r>
-    </w:p>
-    <w:p>
-      <w:pPr>
-        <w:pStyle w:val="Ttulo1"/>
-        <w:spacing w:before="0"/>
-      </w:pPr>
-    </w:p>
-    <w:p/>
-    <w:p>
-      <w:pPr>
-        <w:rPr>
-          <w:noProof/>
-        </w:rPr>
-      </w:pPr>
+        <w:drawing>
+          <wp:anchor distT="0" distB="0" distL="114300" distR="114300" simplePos="0" relativeHeight="251664896" behindDoc="0" locked="0" layoutInCell="1" allowOverlap="1" wp14:anchorId="10D533C8" wp14:editId="54F5F146">
+            <wp:simplePos x="0" y="0"/>
+            <wp:positionH relativeFrom="margin">
+              <wp:align>right</wp:align>
+            </wp:positionH>
+            <wp:positionV relativeFrom="paragraph">
+              <wp:posOffset>184150</wp:posOffset>
+            </wp:positionV>
+            <wp:extent cx="5731510" cy="2138045"/>
+            <wp:effectExtent l="0" t="0" r="2540" b="0"/>
+            <wp:wrapNone/>
+            <wp:docPr id="48537161" name="Imagen 1"/>
+            <wp:cNvGraphicFramePr>
+              <a:graphicFrameLocks xmlns:a="http://schemas.openxmlformats.org/drawingml/2006/main" noChangeAspect="1"/>
+            </wp:cNvGraphicFramePr>
+            <a:graphic xmlns:a="http://schemas.openxmlformats.org/drawingml/2006/main">
+              <a:graphicData uri="http://schemas.openxmlformats.org/drawingml/2006/picture">
+                <pic:pic xmlns:pic="http://schemas.openxmlformats.org/drawingml/2006/picture">
+                  <pic:nvPicPr>
+                    <pic:cNvPr id="48537161" name=""/>
+                    <pic:cNvPicPr/>
+                  </pic:nvPicPr>
+                  <pic:blipFill>
+                    <a:blip r:embed="rId16">
+                      <a:extLst>
+                        <a:ext uri="{28A0092B-C50C-407E-A947-70E740481C1C}">
+                          <a14:useLocalDpi xmlns:a14="http://schemas.microsoft.com/office/drawing/2010/main" val="0"/>
+                        </a:ext>
+                      </a:extLst>
+                    </a:blip>
+                    <a:stretch>
+                      <a:fillRect/>
+                    </a:stretch>
+                  </pic:blipFill>
+                  <pic:spPr>
+                    <a:xfrm>
+                      <a:off x="0" y="0"/>
+                      <a:ext cx="5731510" cy="2138045"/>
+                    </a:xfrm>
+                    <a:prstGeom prst="rect">
+                      <a:avLst/>
+                    </a:prstGeom>
+                  </pic:spPr>
+                </pic:pic>
+              </a:graphicData>
+            </a:graphic>
+          </wp:anchor>
+        </w:drawing>
+      </w:r>
     </w:p>
     <w:p/>
     <w:p/>
@@ -3300,64 +3545,553 @@
     <w:p/>
     <w:p/>
     <w:p/>
-    <w:p/>
-    <w:p/>
-    <w:p/>
-    <w:p/>
-    <w:p/>
-    <w:p/>
     <w:p>
       <w:pPr>
-        <w:pStyle w:val="Ttulo1"/>
-      </w:pPr>
+        <w:pStyle w:val="Descripcin"/>
+        <w:ind w:left="2160" w:firstLine="720"/>
+      </w:pPr>
+      <w:r>
+        <w:t>Source: Author´s own work (2026)</w:t>
+      </w:r>
     </w:p>
     <w:p>
       <w:pPr>
         <w:pStyle w:val="Ttulo1"/>
       </w:pPr>
-      <w:bookmarkStart w:id="12" w:name="_Toc243603364"/>
-      <w:r>
-        <w:t>References</w:t>
+      <w:bookmarkStart w:id="12" w:name="_Toc243854529"/>
+      <w:r>
+        <w:lastRenderedPageBreak/>
+        <w:t>10. Ethical and Legal Considerations</w:t>
       </w:r>
       <w:bookmarkEnd w:id="12"/>
     </w:p>
     <w:p/>
+    <w:p>
+      <w:pPr>
+        <w:jc w:val="both"/>
+      </w:pPr>
+      <w:r>
+        <w:t xml:space="preserve">In this project legal and ethical considerations are important because the model uses crucial customer transaction data to make predictions </w:t>
+      </w:r>
+      <w:r>
+        <w:fldChar w:fldCharType="begin"/>
+      </w:r>
+      <w:r>
+        <w:instrText xml:space="preserve"> ADDIN ZOTERO_ITEM CSL_CITATION {"citationID":"CqjiCtGC","properties":{"unsorted":false,"formattedCitation":"(Hanna {\\i{}et\\uc0\\u160{}al.}, 2025)","plainCitation":"(Hanna et al., 2025)","noteIndex":0},"citationItems":[{"id":17,"uris":["http://zotero.org/users/local/a5u1EVgy/items/J4W9PJ7X"],"itemData":{"id":17,"type":"article-journal","container-title":"Modern Pathology","DOI":"10.1016/j.modpat.2024.100686","ISSN":"0893-3952, 1530-0285","issue":"3","journalAbbreviation":"Modern Pathology","language":"English","PMID":"39694331","publisher":"Elsevier","source":"www.modernpathology.org","title":"Ethical and Bias Considerations in Artificial Intelligence/Machine Learning","URL":"https://www.modernpathology.org/article/S0893-3952(24)00266-7/fulltext","volume":"38","author":[{"family":"Hanna","given":"Matthew G."},{"family":"Pantanowitz","given":"Liron"},{"family":"Jackson","given":"Brian"},{"family":"Palmer","given":"Octavia"},{"family":"Visweswaran","given":"Shyam"},{"family":"Pantanowitz","given":"Joshua"},{"family":"Deebajah","given":"Mustafa"},{"family":"Rashidi","given":"Hooman H."}],"accessed":{"date-parts":[["2026",10,25]]},"issued":{"date-parts":[["2025",3,1]]}}}],"schema":"https://github.com/citation-style-language/schema/raw/master/csl-citation.json"} </w:instrText>
+      </w:r>
+      <w:r>
+        <w:fldChar w:fldCharType="separate"/>
+      </w:r>
+      <w:r>
+        <w:t xml:space="preserve">(Hanna </w:t>
+      </w:r>
+      <w:r>
+        <w:rPr>
+          <w:i/>
+          <w:iCs/>
+        </w:rPr>
+        <w:t>et al.</w:t>
+      </w:r>
+      <w:r>
+        <w:t>, 2025)</w:t>
+      </w:r>
+      <w:r>
+        <w:fldChar w:fldCharType="end"/>
+      </w:r>
+      <w:r>
+        <w:t xml:space="preserve"> </w:t>
+      </w:r>
+      <w:r>
+        <w:t>The project uses public transactions and will not introduce private employer data or contact customers. Customer IDs will be excluded unless needed. The source will be attributed and files stored securely for coursework. Cleaning decisions, missing data and limitations will be reported. Forecasts will be framed as decision support, not automatic orders</w:t>
+      </w:r>
+      <w:r>
+        <w:t>,</w:t>
+      </w:r>
+      <w:r>
+        <w:t xml:space="preserve"> without inventory balances and lead times, the project cannot determine optimal stock levels</w:t>
+      </w:r>
+      <w:r>
+        <w:t>.</w:t>
+      </w:r>
+    </w:p>
+    <w:p>
+      <w:pPr>
+        <w:pStyle w:val="Ttulo1"/>
+        <w:spacing w:before="0"/>
+      </w:pPr>
+    </w:p>
+    <w:p>
+      <w:pPr>
+        <w:pStyle w:val="Ttulo1"/>
+      </w:pPr>
+      <w:bookmarkStart w:id="13" w:name="_Toc243854530"/>
+      <w:r>
+        <w:t>References</w:t>
+      </w:r>
+      <w:bookmarkEnd w:id="13"/>
+    </w:p>
     <w:p/>
     <w:p>
       <w:pPr>
-        <w:rPr>
-          <w:color w:val="FF0000"/>
-        </w:rPr>
-      </w:pPr>
-      <w:r>
-        <w:rPr>
-          <w:color w:val="FF0000"/>
-        </w:rPr>
-        <w:t xml:space="preserve">Please list all the references you have used in your assignment alphabetically and in the Harvard style. You can find information on how to correctly reference in Harvard at this link: </w:t>
+        <w:jc w:val="both"/>
+        <w:rPr>
+          <w:lang w:val="en-GB"/>
+        </w:rPr>
+      </w:pPr>
+      <w:r>
+        <w:rPr>
+          <w:lang w:val="en-GB"/>
+        </w:rPr>
+        <w:t xml:space="preserve">Ahmad, A.F., Sayeed, M.S., Alshammari, K. and Ahmed, I. (2024). </w:t>
+      </w:r>
+      <w:r>
+        <w:rPr>
+          <w:i/>
+          <w:iCs/>
+          <w:lang w:val="en-GB"/>
+        </w:rPr>
+        <w:t>Impact of Missing Values in Machine Learning: A Comprehensive Analysis</w:t>
+      </w:r>
+      <w:r>
+        <w:rPr>
+          <w:lang w:val="en-GB"/>
+        </w:rPr>
+        <w:t xml:space="preserve">. </w:t>
+      </w:r>
+      <w:proofErr w:type="spellStart"/>
+      <w:r>
+        <w:rPr>
+          <w:lang w:val="en-GB"/>
+        </w:rPr>
+        <w:t>arXiv</w:t>
+      </w:r>
+      <w:proofErr w:type="spellEnd"/>
+      <w:r>
+        <w:rPr>
+          <w:lang w:val="en-GB"/>
+        </w:rPr>
+        <w:t xml:space="preserve"> (Cornell University), 1(1). </w:t>
+      </w:r>
+      <w:proofErr w:type="spellStart"/>
+      <w:r>
+        <w:rPr>
+          <w:lang w:val="en-GB"/>
+        </w:rPr>
+        <w:t>doi</w:t>
+      </w:r>
+      <w:proofErr w:type="spellEnd"/>
+      <w:r>
+        <w:rPr>
+          <w:lang w:val="en-GB"/>
+        </w:rPr>
+        <w:t xml:space="preserve">: </w:t>
+      </w:r>
+      <w:hyperlink r:id="rId17" w:history="1">
+        <w:r>
+          <w:rPr>
+            <w:rStyle w:val="Hipervnculo"/>
+            <w:lang w:val="en-GB"/>
+          </w:rPr>
+          <w:t>https://doi.org/10.48550/arXiv.2410.08295</w:t>
+        </w:r>
+      </w:hyperlink>
+      <w:r>
+        <w:rPr>
+          <w:lang w:val="en-GB"/>
+        </w:rPr>
+        <w:t xml:space="preserve"> (Accessed: 21 October 2026).</w:t>
       </w:r>
     </w:p>
-    <w:p/>
-    <w:p/>
-    <w:p/>
-    <w:p/>
-    <w:p/>
-    <w:p/>
-    <w:p/>
-    <w:p/>
-    <w:p/>
-    <w:p/>
-    <w:p/>
-    <w:p/>
-    <w:p/>
-    <w:p/>
-    <w:p/>
-    <w:p/>
     <w:p>
-      <w:bookmarkStart w:id="13" w:name="_heading=h.kfkjs3rwl2c1" w:colFirst="0" w:colLast="0"/>
-      <w:bookmarkEnd w:id="13"/>
+      <w:pPr>
+        <w:jc w:val="both"/>
+        <w:rPr>
+          <w:lang w:val="en-GB"/>
+        </w:rPr>
+      </w:pPr>
+      <w:proofErr w:type="spellStart"/>
+      <w:r>
+        <w:rPr>
+          <w:lang w:val="en-GB"/>
+        </w:rPr>
+        <w:t>Belcic</w:t>
+      </w:r>
+      <w:proofErr w:type="spellEnd"/>
+      <w:r>
+        <w:rPr>
+          <w:lang w:val="en-GB"/>
+        </w:rPr>
+        <w:t xml:space="preserve">, I. and Stryker, C. (2025). </w:t>
+      </w:r>
+      <w:r>
+        <w:rPr>
+          <w:i/>
+          <w:iCs/>
+          <w:lang w:val="en-GB"/>
+        </w:rPr>
+        <w:t>Model Selection</w:t>
+      </w:r>
+      <w:r>
+        <w:rPr>
+          <w:lang w:val="en-GB"/>
+        </w:rPr>
+        <w:t xml:space="preserve">. IBM. Available at: </w:t>
+      </w:r>
+      <w:hyperlink r:id="rId18" w:history="1">
+        <w:r>
+          <w:rPr>
+            <w:rStyle w:val="Hipervnculo"/>
+            <w:lang w:val="en-GB"/>
+          </w:rPr>
+          <w:t>https://www.ibm.com/think/topics/model-selection</w:t>
+        </w:r>
+      </w:hyperlink>
+      <w:r>
+        <w:rPr>
+          <w:lang w:val="en-GB"/>
+        </w:rPr>
+        <w:t xml:space="preserve"> (Accessed: 21 October 2026).</w:t>
+      </w:r>
+    </w:p>
+    <w:p>
+      <w:pPr>
+        <w:jc w:val="both"/>
+        <w:rPr>
+          <w:lang w:val="en-GB"/>
+        </w:rPr>
+      </w:pPr>
+      <w:r>
+        <w:rPr>
+          <w:lang w:val="en-GB"/>
+        </w:rPr>
+        <w:t xml:space="preserve">Chen, D. (2012). </w:t>
+      </w:r>
+      <w:r>
+        <w:rPr>
+          <w:i/>
+          <w:iCs/>
+          <w:lang w:val="en-GB"/>
+        </w:rPr>
+        <w:t>Online Retail II</w:t>
+      </w:r>
+      <w:r>
+        <w:rPr>
+          <w:lang w:val="en-GB"/>
+        </w:rPr>
+        <w:t xml:space="preserve"> [Dataset]. UCI Machine Learning Repository. Available at: </w:t>
+      </w:r>
+      <w:hyperlink r:id="rId19" w:history="1">
+        <w:r>
+          <w:rPr>
+            <w:rStyle w:val="Hipervnculo"/>
+            <w:lang w:val="en-GB"/>
+          </w:rPr>
+          <w:t>https://doi.org/10.24432/C5CG6D</w:t>
+        </w:r>
+      </w:hyperlink>
+      <w:r>
+        <w:rPr>
+          <w:lang w:val="en-GB"/>
+        </w:rPr>
+        <w:t xml:space="preserve"> (Accessed: 21 October 2026).</w:t>
+      </w:r>
+    </w:p>
+    <w:p>
+      <w:pPr>
+        <w:jc w:val="both"/>
+        <w:rPr>
+          <w:lang w:val="en-GB"/>
+        </w:rPr>
+      </w:pPr>
+      <w:proofErr w:type="spellStart"/>
+      <w:r>
+        <w:rPr>
+          <w:lang w:val="en-GB"/>
+        </w:rPr>
+        <w:t>Chumbar</w:t>
+      </w:r>
+      <w:proofErr w:type="spellEnd"/>
+      <w:r>
+        <w:rPr>
+          <w:lang w:val="en-GB"/>
+        </w:rPr>
+        <w:t xml:space="preserve">, S. (2023). </w:t>
+      </w:r>
+      <w:r>
+        <w:rPr>
+          <w:i/>
+          <w:iCs/>
+          <w:lang w:val="en-GB"/>
+        </w:rPr>
+        <w:t>The CRISP-DM Process: A Comprehensive Guide</w:t>
+      </w:r>
+      <w:r>
+        <w:rPr>
+          <w:lang w:val="en-GB"/>
+        </w:rPr>
+        <w:t xml:space="preserve">. Medium. Available at: </w:t>
+      </w:r>
+      <w:hyperlink r:id="rId20" w:history="1">
+        <w:r>
+          <w:rPr>
+            <w:rStyle w:val="Hipervnculo"/>
+            <w:lang w:val="en-GB"/>
+          </w:rPr>
+          <w:t>https://medium.com/@shawn.chumbar/the-crisp-dm-process-a-comprehensive-guide-4d893aecb151</w:t>
+        </w:r>
+      </w:hyperlink>
+      <w:r>
+        <w:rPr>
+          <w:lang w:val="en-GB"/>
+        </w:rPr>
+        <w:t xml:space="preserve"> (Accessed: 18 October 2026).</w:t>
+      </w:r>
+    </w:p>
+    <w:p>
+      <w:pPr>
+        <w:jc w:val="both"/>
+        <w:rPr>
+          <w:lang w:val="en-GB"/>
+        </w:rPr>
+      </w:pPr>
+      <w:r>
+        <w:rPr>
+          <w:lang w:val="en-GB"/>
+        </w:rPr>
+        <w:t xml:space="preserve">Creative Commons (n.d.). </w:t>
+      </w:r>
+      <w:r>
+        <w:rPr>
+          <w:i/>
+          <w:iCs/>
+          <w:lang w:val="en-GB"/>
+        </w:rPr>
+        <w:t>Attribution 4.0 International (CC BY 4.0): Legal Code</w:t>
+      </w:r>
+      <w:r>
+        <w:rPr>
+          <w:lang w:val="en-GB"/>
+        </w:rPr>
+        <w:t xml:space="preserve">. Available at: </w:t>
+      </w:r>
+      <w:hyperlink r:id="rId21" w:history="1">
+        <w:r>
+          <w:rPr>
+            <w:rStyle w:val="Hipervnculo"/>
+            <w:lang w:val="en-GB"/>
+          </w:rPr>
+          <w:t>https://creativecommons.org/licenses/by/4.0/legalcode</w:t>
+        </w:r>
+      </w:hyperlink>
+      <w:r>
+        <w:rPr>
+          <w:lang w:val="en-GB"/>
+        </w:rPr>
+        <w:t xml:space="preserve"> (Accessed: 21 October 2026).</w:t>
+      </w:r>
+    </w:p>
+    <w:p>
+      <w:pPr>
+        <w:jc w:val="both"/>
+        <w:rPr>
+          <w:lang w:val="en-GB"/>
+        </w:rPr>
+      </w:pPr>
+      <w:r>
+        <w:rPr>
+          <w:lang w:val="en-GB"/>
+        </w:rPr>
+        <w:t xml:space="preserve">Data Science PM (2024). </w:t>
+      </w:r>
+      <w:r>
+        <w:rPr>
+          <w:i/>
+          <w:iCs/>
+          <w:lang w:val="en-GB"/>
+        </w:rPr>
+        <w:t>What Is CRISP-DM?</w:t>
+      </w:r>
+      <w:r>
+        <w:rPr>
+          <w:lang w:val="en-GB"/>
+        </w:rPr>
+        <w:t xml:space="preserve"> Data Science Project Management. Available at: </w:t>
+      </w:r>
+      <w:hyperlink r:id="rId22" w:history="1">
+        <w:r>
+          <w:rPr>
+            <w:rStyle w:val="Hipervnculo"/>
+            <w:lang w:val="en-GB"/>
+          </w:rPr>
+          <w:t>https://www.datascience-pm.com/crisp-dm-2/</w:t>
+        </w:r>
+      </w:hyperlink>
+      <w:r>
+        <w:rPr>
+          <w:lang w:val="en-GB"/>
+        </w:rPr>
+        <w:t xml:space="preserve"> (Accessed: 18 October 2026).</w:t>
+      </w:r>
+    </w:p>
+    <w:p>
+      <w:pPr>
+        <w:jc w:val="both"/>
+        <w:rPr>
+          <w:lang w:val="en-GB"/>
+        </w:rPr>
+      </w:pPr>
+      <w:proofErr w:type="spellStart"/>
+      <w:r>
+        <w:rPr>
+          <w:lang w:val="en-GB"/>
+        </w:rPr>
+        <w:t>GeeksforGeeks</w:t>
+      </w:r>
+      <w:proofErr w:type="spellEnd"/>
+      <w:r>
+        <w:rPr>
+          <w:lang w:val="en-GB"/>
+        </w:rPr>
+        <w:t xml:space="preserve"> (2020a). </w:t>
+      </w:r>
+      <w:r>
+        <w:rPr>
+          <w:i/>
+          <w:iCs/>
+          <w:lang w:val="en-GB"/>
+        </w:rPr>
+        <w:t>Handling Imbalanced Data for Classification</w:t>
+      </w:r>
+      <w:r>
+        <w:rPr>
+          <w:lang w:val="en-GB"/>
+        </w:rPr>
+        <w:t xml:space="preserve">. Available at: </w:t>
+      </w:r>
+      <w:hyperlink r:id="rId23" w:history="1">
+        <w:r>
+          <w:rPr>
+            <w:rStyle w:val="Hipervnculo"/>
+            <w:lang w:val="en-GB"/>
+          </w:rPr>
+          <w:t>https://www.geeksforgeeks.org/machine-learning/handling-imbalanced-data-for-classification</w:t>
+        </w:r>
+      </w:hyperlink>
+      <w:r>
+        <w:rPr>
+          <w:lang w:val="en-GB"/>
+        </w:rPr>
+        <w:t xml:space="preserve"> (Accessed: 21 October 2026).</w:t>
+      </w:r>
+    </w:p>
+    <w:p>
+      <w:pPr>
+        <w:jc w:val="both"/>
+        <w:rPr>
+          <w:lang w:val="en-GB"/>
+        </w:rPr>
+      </w:pPr>
+      <w:r>
+        <w:rPr>
+          <w:lang w:val="en-GB"/>
+        </w:rPr>
+        <w:t xml:space="preserve">Hanna, M., </w:t>
+      </w:r>
+      <w:proofErr w:type="spellStart"/>
+      <w:r>
+        <w:rPr>
+          <w:lang w:val="en-GB"/>
+        </w:rPr>
+        <w:t>Pantanowitz</w:t>
+      </w:r>
+      <w:proofErr w:type="spellEnd"/>
+      <w:r>
+        <w:rPr>
+          <w:lang w:val="en-GB"/>
+        </w:rPr>
+        <w:t xml:space="preserve">, L., Jackson, B., Palmer, O., Visweswaran, S., </w:t>
+      </w:r>
+      <w:proofErr w:type="spellStart"/>
+      <w:r>
+        <w:rPr>
+          <w:lang w:val="en-GB"/>
+        </w:rPr>
+        <w:t>Pantanowitz</w:t>
+      </w:r>
+      <w:proofErr w:type="spellEnd"/>
+      <w:r>
+        <w:rPr>
+          <w:lang w:val="en-GB"/>
+        </w:rPr>
+        <w:t xml:space="preserve">, J., </w:t>
+      </w:r>
+      <w:proofErr w:type="spellStart"/>
+      <w:r>
+        <w:rPr>
+          <w:lang w:val="en-GB"/>
+        </w:rPr>
+        <w:t>Deebajah</w:t>
+      </w:r>
+      <w:proofErr w:type="spellEnd"/>
+      <w:r>
+        <w:rPr>
+          <w:lang w:val="en-GB"/>
+        </w:rPr>
+        <w:t xml:space="preserve">, M. and Rashidi, H. (2024). </w:t>
+      </w:r>
+      <w:r>
+        <w:rPr>
+          <w:i/>
+          <w:iCs/>
+          <w:lang w:val="en-GB"/>
+        </w:rPr>
+        <w:t>Ethical and Bias Considerations in Artificial Intelligence/Machine Learning</w:t>
+      </w:r>
+      <w:r>
+        <w:rPr>
+          <w:lang w:val="en-GB"/>
+        </w:rPr>
+        <w:t xml:space="preserve">. Modern Pathology, 38(3), pp. 1–13. </w:t>
+      </w:r>
+      <w:proofErr w:type="spellStart"/>
+      <w:r>
+        <w:rPr>
+          <w:lang w:val="en-GB"/>
+        </w:rPr>
+        <w:t>doi</w:t>
+      </w:r>
+      <w:proofErr w:type="spellEnd"/>
+      <w:r>
+        <w:rPr>
+          <w:lang w:val="en-GB"/>
+        </w:rPr>
+        <w:t xml:space="preserve">: </w:t>
+      </w:r>
+      <w:hyperlink r:id="rId24" w:history="1">
+        <w:r>
+          <w:rPr>
+            <w:rStyle w:val="Hipervnculo"/>
+            <w:lang w:val="en-GB"/>
+          </w:rPr>
+          <w:t>https://doi.org/10.1016/j.modpat.2024.100686</w:t>
+        </w:r>
+      </w:hyperlink>
+      <w:r>
+        <w:rPr>
+          <w:lang w:val="en-GB"/>
+        </w:rPr>
+        <w:t xml:space="preserve"> (Accessed: 25 October 2026).</w:t>
+      </w:r>
+    </w:p>
+    <w:p>
+      <w:pPr>
+        <w:rPr>
+          <w:lang w:val="en-GB"/>
+        </w:rPr>
+      </w:pPr>
     </w:p>
     <w:sectPr>
-      <w:footerReference w:type="default" r:id="rId16"/>
+      <w:footerReference w:type="default" r:id="rId25"/>
       <w:pgSz w:w="11906" w:h="16838"/>
       <w:pgMar w:top="1440" w:right="1440" w:bottom="1440" w:left="1440" w:header="708" w:footer="708" w:gutter="0"/>
       <w:pgNumType w:start="1"/>
@@ -5698,7 +6432,6 @@
   <w:style w:type="character" w:default="1" w:styleId="Fuentedeprrafopredeter">
     <w:name w:val="Default Paragraph Font"/>
     <w:uiPriority w:val="1"/>
-    <w:semiHidden/>
     <w:unhideWhenUsed/>
   </w:style>
   <w:style w:type="table" w:default="1" w:styleId="Tablanormal">
@@ -6226,6 +6959,18 @@
       <w:szCs w:val="18"/>
     </w:rPr>
   </w:style>
+  <w:style w:type="character" w:styleId="Mencinsinresolver">
+    <w:name w:val="Unresolved Mention"/>
+    <w:basedOn w:val="Fuentedeprrafopredeter"/>
+    <w:uiPriority w:val="99"/>
+    <w:semiHidden/>
+    <w:unhideWhenUsed/>
+    <w:rsid w:val="000F3662"/>
+    <w:rPr>
+      <w:color w:val="605E5C"/>
+      <w:shd w:val="clear" w:color="auto" w:fill="E1DFDD"/>
+    </w:rPr>
+  </w:style>
 </w:styles>
 </file>
 
@@ -6525,10 +7270,20 @@
 </file>
 
 <file path=customXml/item1.xml><?xml version="1.0" encoding="utf-8"?>
-<b:Sources xmlns:b="http://schemas.openxmlformats.org/officeDocument/2006/bibliography" xmlns="http://schemas.openxmlformats.org/officeDocument/2006/bibliography" SelectedStyle="\APASixthEditionOfficeOnline.xsl" StyleName="APA" Version="6"/>
+<p:properties xmlns:p="http://schemas.microsoft.com/office/2006/metadata/properties" xmlns:xsi="http://www.w3.org/2001/XMLSchema-instance" xmlns:pc="http://schemas.microsoft.com/office/infopath/2007/PartnerControls">
+  <documentManagement>
+    <_activity xmlns="b16a9495-4dfd-42d3-807b-98cb11f03b43" xsi:nil="true"/>
+  </documentManagement>
+</p:properties>
 </file>
 
 <file path=customXml/item2.xml><?xml version="1.0" encoding="utf-8"?>
+<go:gDocsCustomXmlDataStorage xmlns:go="http://customooxmlschemas.google.com/" xmlns:r="http://schemas.openxmlformats.org/officeDocument/2006/relationships" uri="GoogleDocsCustomDataVersion2">
+  <go:docsCustomData xmlns:go="http://customooxmlschemas.google.com/" roundtripDataSignature="AMtx7miehlgh2pzFvkmpnhkVaeODs3Wnuw==">CgMxLjAyCGguZ2pkZ3hzMgloLjMwajB6bGwyCWguMWZvYjl0ZTIJaC4zem55c2g3MgloLjJldDkycDAyDmgua2ZranMzcndsMmMxOAByITF6bEVRVXYyWkdtTjZWemdfYk5uaGpmb0x1c2hhYUo3dw==</go:docsCustomData>
+</go:gDocsCustomXmlDataStorage>
+</file>
+
+<file path=customXml/item3.xml><?xml version="1.0" encoding="utf-8"?>
 <ct:contentTypeSchema xmlns:ct="http://schemas.microsoft.com/office/2006/metadata/contentType" xmlns:ma="http://schemas.microsoft.com/office/2006/metadata/properties/metaAttributes" ct:_="" ma:_="" ma:contentTypeName="Document" ma:contentTypeID="0x01010091CA7052A48FB44E8BAE44044031FC77" ma:contentTypeVersion="5" ma:contentTypeDescription="Create a new document." ma:contentTypeScope="" ma:versionID="72110da391d7bf7bbbd9879cda66318c">
   <xsd:schema xmlns:xsd="http://www.w3.org/2001/XMLSchema" xmlns:xs="http://www.w3.org/2001/XMLSchema" xmlns:p="http://schemas.microsoft.com/office/2006/metadata/properties" xmlns:ns3="b16a9495-4dfd-42d3-807b-98cb11f03b43" targetNamespace="http://schemas.microsoft.com/office/2006/metadata/properties" ma:root="true" ma:fieldsID="65d4c4ab10123b5e2192ffab3149626d" ns3:_="">
     <xsd:import namespace="b16a9495-4dfd-42d3-807b-98cb11f03b43"/>
@@ -6678,18 +7433,8 @@
 </ct:contentTypeSchema>
 </file>
 
-<file path=customXml/item3.xml><?xml version="1.0" encoding="utf-8"?>
-<go:gDocsCustomXmlDataStorage xmlns:go="http://customooxmlschemas.google.com/" xmlns:r="http://schemas.openxmlformats.org/officeDocument/2006/relationships" uri="GoogleDocsCustomDataVersion2">
-  <go:docsCustomData xmlns:go="http://customooxmlschemas.google.com/" roundtripDataSignature="AMtx7miehlgh2pzFvkmpnhkVaeODs3Wnuw==">CgMxLjAyCGguZ2pkZ3hzMgloLjMwajB6bGwyCWguMWZvYjl0ZTIJaC4zem55c2g3MgloLjJldDkycDAyDmgua2ZranMzcndsMmMxOAByITF6bEVRVXYyWkdtTjZWemdfYk5uaGpmb0x1c2hhYUo3dw==</go:docsCustomData>
-</go:gDocsCustomXmlDataStorage>
-</file>
-
 <file path=customXml/item4.xml><?xml version="1.0" encoding="utf-8"?>
-<p:properties xmlns:p="http://schemas.microsoft.com/office/2006/metadata/properties" xmlns:xsi="http://www.w3.org/2001/XMLSchema-instance" xmlns:pc="http://schemas.microsoft.com/office/infopath/2007/PartnerControls">
-  <documentManagement>
-    <_activity xmlns="b16a9495-4dfd-42d3-807b-98cb11f03b43" xsi:nil="true"/>
-  </documentManagement>
-</p:properties>
+<b:Sources xmlns:b="http://schemas.openxmlformats.org/officeDocument/2006/bibliography" xmlns="http://schemas.openxmlformats.org/officeDocument/2006/bibliography" SelectedStyle="\APASixthEditionOfficeOnline.xsl" StyleName="APA" Version="6"/>
 </file>
 
 <file path=customXml/item5.xml><?xml version="1.0" encoding="utf-8"?>
@@ -6702,14 +7447,25 @@
 </file>
 
 <file path=customXml/itemProps1.xml><?xml version="1.0" encoding="utf-8"?>
-<ds:datastoreItem xmlns:ds="http://schemas.openxmlformats.org/officeDocument/2006/customXml" ds:itemID="{A5C61161-19E4-4D42-A5DA-EC591AFE0A7D}">
+<ds:datastoreItem xmlns:ds="http://schemas.openxmlformats.org/officeDocument/2006/customXml" ds:itemID="{D51EB97A-8C7A-4EE1-A3AD-E57FDBFA6BEE}">
   <ds:schemaRefs>
-    <ds:schemaRef ds:uri="http://schemas.openxmlformats.org/officeDocument/2006/bibliography"/>
+    <ds:schemaRef ds:uri="http://schemas.microsoft.com/office/2006/metadata/properties"/>
+    <ds:schemaRef ds:uri="http://schemas.microsoft.com/office/infopath/2007/PartnerControls"/>
+    <ds:schemaRef ds:uri="b16a9495-4dfd-42d3-807b-98cb11f03b43"/>
   </ds:schemaRefs>
 </ds:datastoreItem>
 </file>
 
 <file path=customXml/itemProps2.xml><?xml version="1.0" encoding="utf-8"?>
+<ds:datastoreItem xmlns:ds="http://schemas.openxmlformats.org/officeDocument/2006/customXml" ds:itemID="{11111111-1234-1234-1234-123412341234}">
+  <ds:schemaRefs>
+    <ds:schemaRef ds:uri="http://customooxmlschemas.google.com/"/>
+    <ds:schemaRef ds:uri="http://schemas.openxmlformats.org/officeDocument/2006/relationships"/>
+  </ds:schemaRefs>
+</ds:datastoreItem>
+</file>
+
+<file path=customXml/itemProps3.xml><?xml version="1.0" encoding="utf-8"?>
 <ds:datastoreItem xmlns:ds="http://schemas.openxmlformats.org/officeDocument/2006/customXml" ds:itemID="{1CD39011-2B34-4226-8638-59B13D86301D}">
   <ds:schemaRefs>
     <ds:schemaRef ds:uri="http://schemas.microsoft.com/office/2006/metadata/contentType"/>
@@ -6727,21 +7483,10 @@
 </ds:datastoreItem>
 </file>
 
-<file path=customXml/itemProps3.xml><?xml version="1.0" encoding="utf-8"?>
-<ds:datastoreItem xmlns:ds="http://schemas.openxmlformats.org/officeDocument/2006/customXml" ds:itemID="{11111111-1234-1234-1234-123412341234}">
+<file path=customXml/itemProps4.xml><?xml version="1.0" encoding="utf-8"?>
+<ds:datastoreItem xmlns:ds="http://schemas.openxmlformats.org/officeDocument/2006/customXml" ds:itemID="{A5C61161-19E4-4D42-A5DA-EC591AFE0A7D}">
   <ds:schemaRefs>
-    <ds:schemaRef ds:uri="http://customooxmlschemas.google.com/"/>
-    <ds:schemaRef ds:uri="http://schemas.openxmlformats.org/officeDocument/2006/relationships"/>
-  </ds:schemaRefs>
-</ds:datastoreItem>
-</file>
-
-<file path=customXml/itemProps4.xml><?xml version="1.0" encoding="utf-8"?>
-<ds:datastoreItem xmlns:ds="http://schemas.openxmlformats.org/officeDocument/2006/customXml" ds:itemID="{D51EB97A-8C7A-4EE1-A3AD-E57FDBFA6BEE}">
-  <ds:schemaRefs>
-    <ds:schemaRef ds:uri="http://schemas.microsoft.com/office/2006/metadata/properties"/>
-    <ds:schemaRef ds:uri="http://schemas.microsoft.com/office/infopath/2007/PartnerControls"/>
-    <ds:schemaRef ds:uri="b16a9495-4dfd-42d3-807b-98cb11f03b43"/>
+    <ds:schemaRef ds:uri="http://schemas.openxmlformats.org/officeDocument/2006/bibliography"/>
   </ds:schemaRefs>
 </ds:datastoreItem>
 </file>
